--- a/2026fall/ACCT2101_Fall2026 Course Schedule.docx
+++ b/2026fall/ACCT2101_Fall2026 Course Schedule.docx
@@ -161,7 +161,7 @@
                 <w:b/>
                 <w:highlight w:val="yellow"/>
               </w:rPr>
-              <w:t>Wednesday, August 26 (11:59 PM)</w:t>
+              <w:t>Sunday, August 30 (11:59 PM)</w:t>
             </w:r>
             <w:r>
               <w:rPr>
@@ -214,7 +214,7 @@
                 <w:b/>
                 <w:highlight w:val="yellow"/>
               </w:rPr>
-              <w:t>Wednesday, September 2 (11:59 PM)</w:t>
+              <w:t>Sunday, September 13 (11:59 PM)</w:t>
             </w:r>
             <w:r>
               <w:rPr>
@@ -267,7 +267,7 @@
                 <w:b/>
                 <w:highlight w:val="yellow"/>
               </w:rPr>
-              <w:t>Tuesday, September 8</w:t>
+              <w:t>Tuesday, September 15</w:t>
             </w:r>
             <w:r>
               <w:rPr>
@@ -315,7 +315,7 @@
                 <w:b/>
                 <w:highlight w:val="yellow"/>
               </w:rPr>
-              <w:t>Wednesday, September 16 (11:59 PM)</w:t>
+              <w:t>Sunday, September 27 (11:59 PM)</w:t>
             </w:r>
             <w:r>
               <w:rPr>
@@ -368,7 +368,7 @@
                 <w:b/>
                 <w:highlight w:val="yellow"/>
               </w:rPr>
-              <w:t>Wednesday, September 23 (11:59 PM)</w:t>
+              <w:t>Sunday, October 4 (11:59 PM)</w:t>
             </w:r>
             <w:r>
               <w:rPr>
@@ -421,7 +421,7 @@
                 <w:b/>
                 <w:highlight w:val="yellow"/>
               </w:rPr>
-              <w:t>Tuesday, September 29</w:t>
+              <w:t>Thursday, October 8</w:t>
             </w:r>
             <w:r>
               <w:rPr>
@@ -469,7 +469,7 @@
                 <w:b/>
                 <w:highlight w:val="yellow"/>
               </w:rPr>
-              <w:t>Wednesday, October 7 (11:59 PM)</w:t>
+              <w:t>Sunday, October 18 (11:59 PM)</w:t>
             </w:r>
             <w:r>
               <w:rPr>
@@ -522,7 +522,7 @@
                 <w:b/>
                 <w:highlight w:val="yellow"/>
               </w:rPr>
-              <w:t>Wednesday, October 14 (11:59 PM)</w:t>
+              <w:t>Sunday, October 25 (11:59 PM)</w:t>
             </w:r>
             <w:r>
               <w:rPr>
@@ -575,7 +575,7 @@
                 <w:b/>
                 <w:highlight w:val="yellow"/>
               </w:rPr>
-              <w:t>Wednesday, October 21 (11:59 PM)</w:t>
+              <w:t>Sunday, November 1 (11:59 PM)</w:t>
             </w:r>
             <w:r>
               <w:rPr>
@@ -628,7 +628,7 @@
                 <w:b/>
                 <w:highlight w:val="yellow"/>
               </w:rPr>
-              <w:t>Wednesday, October 28 (11:59 PM)</w:t>
+              <w:t>Sunday, November 8 (11:59 PM)</w:t>
             </w:r>
             <w:r>
               <w:rPr>
@@ -681,7 +681,7 @@
                 <w:b/>
                 <w:highlight w:val="yellow"/>
               </w:rPr>
-              <w:t>Tuesday, November 3</w:t>
+              <w:t>Tuesday, November 10</w:t>
             </w:r>
             <w:r>
               <w:rPr>
@@ -729,7 +729,7 @@
                 <w:b/>
                 <w:highlight w:val="yellow"/>
               </w:rPr>
-              <w:t>Wednesday, November 11 (11:59 PM)</w:t>
+              <w:t>Sunday, November 15 (11:59 PM)</w:t>
             </w:r>
             <w:r>
               <w:rPr>
@@ -782,7 +782,7 @@
                 <w:b/>
                 <w:highlight w:val="yellow"/>
               </w:rPr>
-              <w:t>Wednesday, November 18 (11:59 PM)</w:t>
+              <w:t>Sunday, November 22 (11:59 PM)</w:t>
             </w:r>
             <w:r>
               <w:rPr>
@@ -835,7 +835,7 @@
                 <w:b/>
                 <w:highlight w:val="yellow"/>
               </w:rPr>
-              <w:t>Monday, November 23 (11:59 PM)</w:t>
+              <w:t>Tuesday, December 1 (11:59 PM)</w:t>
             </w:r>
             <w:r>
               <w:rPr>
@@ -888,7 +888,7 @@
                 <w:b/>
                 <w:highlight w:val="yellow"/>
               </w:rPr>
-              <w:t>Tuesday, November 24 (11:59 PM)</w:t>
+              <w:t>Tuesday, December 1 (11:59 PM)</w:t>
             </w:r>
             <w:r>
               <w:rPr>
@@ -941,7 +941,7 @@
                 <w:b/>
                 <w:highlight w:val="yellow"/>
               </w:rPr>
-              <w:t>Wednesday, December 2</w:t>
+              <w:t>Thursday, December 3</w:t>
             </w:r>
             <w:r>
               <w:rPr>
@@ -1018,7 +1018,7 @@
     </w:p>
     <w:p>
       <w:r>
-        <w:t>Labor Day (no classes) September 7; Thanksgiving Break (no classes) November 25–November 27</w:t>
+        <w:t>Labor Day (no classes) September 7; Tuesday follows a Monday schedule — no T/Th class September 8; Thanksgiving Break (no classes) November 25–November 27</w:t>
       </w:r>
     </w:p>
     <w:p>
@@ -1026,6 +1026,1894 @@
         <w:t>Late submissions receive a 50% penalty on regular chapter assignments, but late submissions are NOT allowed for the Ch 9, 11, 12, and 13 graded assignments.</w:t>
       </w:r>
     </w:p>
+    <w:p/>
+    <w:p>
+      <w:r>
+        <w:rPr>
+          <w:b/>
+          <w:color w:val="1A3A5C"/>
+          <w:sz w:val="24"/>
+        </w:rPr>
+        <w:t>REQUIRED IN-PERSON MEETINGS</w:t>
+      </w:r>
+    </w:p>
+    <w:p>
+      <w:r>
+        <w:rPr>
+          <w:b/>
+        </w:rPr>
+        <w:t xml:space="preserve">This course is Partially at a Distance — primarily online, with required in-person exams. </w:t>
+      </w:r>
+      <w:r>
+        <w:t>Meeting pattern: Tuesday / Thursday · Time: 8:30 a.m. · Location: room assigned by the Registrar. All other sessions are completed online.</w:t>
+      </w:r>
+    </w:p>
+    <w:tbl>
+      <w:tblPr>
+        <w:tblStyle w:val="LightGrid-Accent1"/>
+        <w:tblW w:type="auto" w:w="0"/>
+        <w:tblLook w:firstColumn="1" w:firstRow="1" w:lastColumn="0" w:lastRow="0" w:noHBand="0" w:noVBand="1" w:val="04A0"/>
+      </w:tblPr>
+      <w:tblGrid>
+        <w:gridCol w:w="4320"/>
+        <w:gridCol w:w="4320"/>
+      </w:tblGrid>
+      <w:tr>
+        <w:tc>
+          <w:tcPr>
+            <w:tcW w:type="dxa" w:w="4320"/>
+          </w:tcPr>
+          <w:p>
+            <w:r>
+              <w:rPr>
+                <w:b/>
+                <w:highlight w:val="yellow"/>
+              </w:rPr>
+              <w:t>Tuesday, August 18, 2026</w:t>
+            </w:r>
+            <w:r>
+              <w:rPr>
+                <w:i/>
+                <w:sz w:val="16"/>
+              </w:rPr>
+              <w:t xml:space="preserve"> (proposed)</w:t>
+            </w:r>
+          </w:p>
+        </w:tc>
+        <w:tc>
+          <w:tcPr>
+            <w:tcW w:type="dxa" w:w="4320"/>
+          </w:tcPr>
+          <w:p>
+            <w:r>
+              <w:rPr>
+                <w:b/>
+              </w:rPr>
+              <w:t>First day of class — orientation</w:t>
+            </w:r>
+          </w:p>
+        </w:tc>
+      </w:tr>
+      <w:tr>
+        <w:tc>
+          <w:tcPr>
+            <w:tcW w:type="dxa" w:w="4320"/>
+          </w:tcPr>
+          <w:p>
+            <w:r>
+              <w:rPr>
+                <w:b/>
+                <w:highlight w:val="yellow"/>
+              </w:rPr>
+              <w:t>Tuesday, September 15, 2026</w:t>
+            </w:r>
+            <w:r>
+              <w:rPr>
+                <w:i/>
+                <w:sz w:val="16"/>
+              </w:rPr>
+              <w:t xml:space="preserve"> (proposed)</w:t>
+            </w:r>
+          </w:p>
+        </w:tc>
+        <w:tc>
+          <w:tcPr>
+            <w:tcW w:type="dxa" w:w="4320"/>
+          </w:tcPr>
+          <w:p>
+            <w:r>
+              <w:rPr>
+                <w:b/>
+              </w:rPr>
+              <w:t>1st Exam — Ch 1 &amp; 2 (+ Ch1-2 Practice Test due)</w:t>
+            </w:r>
+          </w:p>
+        </w:tc>
+      </w:tr>
+      <w:tr>
+        <w:tc>
+          <w:tcPr>
+            <w:tcW w:type="dxa" w:w="4320"/>
+          </w:tcPr>
+          <w:p>
+            <w:r>
+              <w:rPr>
+                <w:b/>
+                <w:highlight w:val="yellow"/>
+              </w:rPr>
+              <w:t>Thursday, October 8, 2026</w:t>
+            </w:r>
+            <w:r>
+              <w:rPr>
+                <w:i/>
+                <w:sz w:val="16"/>
+              </w:rPr>
+              <w:t xml:space="preserve"> (proposed)</w:t>
+            </w:r>
+          </w:p>
+        </w:tc>
+        <w:tc>
+          <w:tcPr>
+            <w:tcW w:type="dxa" w:w="4320"/>
+          </w:tcPr>
+          <w:p>
+            <w:r>
+              <w:rPr>
+                <w:b/>
+              </w:rPr>
+              <w:t>2nd Exam — Chapters 3 &amp; 4</w:t>
+            </w:r>
+          </w:p>
+        </w:tc>
+      </w:tr>
+      <w:tr>
+        <w:tc>
+          <w:tcPr>
+            <w:tcW w:type="dxa" w:w="4320"/>
+          </w:tcPr>
+          <w:p>
+            <w:r>
+              <w:rPr>
+                <w:b/>
+                <w:highlight w:val="yellow"/>
+              </w:rPr>
+              <w:t>Tuesday, November 10, 2026</w:t>
+            </w:r>
+            <w:r>
+              <w:rPr>
+                <w:i/>
+                <w:sz w:val="16"/>
+              </w:rPr>
+              <w:t xml:space="preserve"> (proposed)</w:t>
+            </w:r>
+          </w:p>
+        </w:tc>
+        <w:tc>
+          <w:tcPr>
+            <w:tcW w:type="dxa" w:w="4320"/>
+          </w:tcPr>
+          <w:p>
+            <w:r>
+              <w:rPr>
+                <w:b/>
+              </w:rPr>
+              <w:t>3rd Exam — Chapters 5, 6, 7 &amp; 8</w:t>
+            </w:r>
+          </w:p>
+        </w:tc>
+      </w:tr>
+      <w:tr>
+        <w:tc>
+          <w:tcPr>
+            <w:tcW w:type="dxa" w:w="4320"/>
+          </w:tcPr>
+          <w:p>
+            <w:r>
+              <w:rPr>
+                <w:b/>
+                <w:highlight w:val="yellow"/>
+              </w:rPr>
+              <w:t>Thursday, December 3, 2026</w:t>
+            </w:r>
+            <w:r>
+              <w:rPr>
+                <w:i/>
+                <w:sz w:val="16"/>
+              </w:rPr>
+              <w:t xml:space="preserve"> (proposed)</w:t>
+            </w:r>
+          </w:p>
+        </w:tc>
+        <w:tc>
+          <w:tcPr>
+            <w:tcW w:type="dxa" w:w="4320"/>
+          </w:tcPr>
+          <w:p>
+            <w:r>
+              <w:rPr>
+                <w:b/>
+              </w:rPr>
+              <w:t>Comprehensive Final Exam — Ch. 1–9, 11, 12 &amp; 13</w:t>
+            </w:r>
+          </w:p>
+        </w:tc>
+      </w:tr>
+    </w:tbl>
+    <w:p/>
+    <w:p>
+      <w:r>
+        <w:rPr>
+          <w:b/>
+          <w:color w:val="1A3A5C"/>
+          <w:sz w:val="24"/>
+        </w:rPr>
+        <w:t>SESSION-BY-SESSION SCHEDULE</w:t>
+      </w:r>
+    </w:p>
+    <w:tbl>
+      <w:tblPr>
+        <w:tblStyle w:val="LightGrid-Accent1"/>
+        <w:tblW w:type="auto" w:w="0"/>
+        <w:tblLook w:firstColumn="1" w:firstRow="1" w:lastColumn="0" w:lastRow="0" w:noHBand="0" w:noVBand="1" w:val="04A0"/>
+      </w:tblPr>
+      <w:tblGrid>
+        <w:gridCol w:w="2160"/>
+        <w:gridCol w:w="2160"/>
+        <w:gridCol w:w="2160"/>
+        <w:gridCol w:w="2160"/>
+      </w:tblGrid>
+      <w:tr>
+        <w:tc>
+          <w:tcPr>
+            <w:tcW w:type="dxa" w:w="2160"/>
+          </w:tcPr>
+          <w:p>
+            <w:r>
+              <w:t>#</w:t>
+            </w:r>
+          </w:p>
+        </w:tc>
+        <w:tc>
+          <w:tcPr>
+            <w:tcW w:type="dxa" w:w="2160"/>
+          </w:tcPr>
+          <w:p>
+            <w:r>
+              <w:t>Date</w:t>
+            </w:r>
+          </w:p>
+        </w:tc>
+        <w:tc>
+          <w:tcPr>
+            <w:tcW w:type="dxa" w:w="2160"/>
+          </w:tcPr>
+          <w:p>
+            <w:r>
+              <w:t>Major Topics</w:t>
+            </w:r>
+          </w:p>
+        </w:tc>
+        <w:tc>
+          <w:tcPr>
+            <w:tcW w:type="dxa" w:w="2160"/>
+          </w:tcPr>
+          <w:p>
+            <w:r>
+              <w:t>Mode</w:t>
+            </w:r>
+          </w:p>
+        </w:tc>
+      </w:tr>
+      <w:tr>
+        <w:tc>
+          <w:tcPr>
+            <w:tcW w:type="dxa" w:w="2160"/>
+          </w:tcPr>
+          <w:p>
+            <w:r>
+              <w:t>1</w:t>
+            </w:r>
+          </w:p>
+        </w:tc>
+        <w:tc>
+          <w:tcPr>
+            <w:tcW w:type="dxa" w:w="2160"/>
+          </w:tcPr>
+          <w:p>
+            <w:r>
+              <w:rPr>
+                <w:b/>
+                <w:highlight w:val="yellow"/>
+              </w:rPr>
+              <w:t>Tuesday, August 18</w:t>
+            </w:r>
+            <w:r>
+              <w:rPr>
+                <w:i/>
+                <w:sz w:val="16"/>
+              </w:rPr>
+              <w:t xml:space="preserve"> (proposed)</w:t>
+            </w:r>
+          </w:p>
+        </w:tc>
+        <w:tc>
+          <w:tcPr>
+            <w:tcW w:type="dxa" w:w="2160"/>
+          </w:tcPr>
+          <w:p>
+            <w:r>
+              <w:rPr>
+                <w:b/>
+              </w:rPr>
+              <w:t>Course Orientation &amp; Syllabus; Ch. 1 — Accounting and the Business Environment</w:t>
+            </w:r>
+          </w:p>
+        </w:tc>
+        <w:tc>
+          <w:tcPr>
+            <w:tcW w:type="dxa" w:w="2160"/>
+          </w:tcPr>
+          <w:p>
+            <w:r>
+              <w:rPr>
+                <w:b/>
+              </w:rPr>
+              <w:t>IN PERSON</w:t>
+            </w:r>
+          </w:p>
+        </w:tc>
+      </w:tr>
+      <w:tr>
+        <w:tc>
+          <w:tcPr>
+            <w:tcW w:type="dxa" w:w="2160"/>
+          </w:tcPr>
+          <w:p>
+            <w:r>
+              <w:t>2</w:t>
+            </w:r>
+          </w:p>
+        </w:tc>
+        <w:tc>
+          <w:tcPr>
+            <w:tcW w:type="dxa" w:w="2160"/>
+          </w:tcPr>
+          <w:p>
+            <w:r>
+              <w:rPr>
+                <w:b/>
+                <w:highlight w:val="yellow"/>
+              </w:rPr>
+              <w:t>Thursday, August 20</w:t>
+            </w:r>
+            <w:r>
+              <w:rPr>
+                <w:i/>
+                <w:sz w:val="16"/>
+              </w:rPr>
+              <w:t xml:space="preserve"> (proposed)</w:t>
+            </w:r>
+          </w:p>
+        </w:tc>
+        <w:tc>
+          <w:tcPr>
+            <w:tcW w:type="dxa" w:w="2160"/>
+          </w:tcPr>
+          <w:p>
+            <w:r>
+              <w:t>Ch. 1 — Accounting and the Business Environment</w:t>
+            </w:r>
+          </w:p>
+        </w:tc>
+        <w:tc>
+          <w:tcPr>
+            <w:tcW w:type="dxa" w:w="2160"/>
+          </w:tcPr>
+          <w:p>
+            <w:r>
+              <w:t>Online</w:t>
+            </w:r>
+          </w:p>
+        </w:tc>
+      </w:tr>
+      <w:tr>
+        <w:tc>
+          <w:tcPr>
+            <w:tcW w:type="dxa" w:w="2160"/>
+          </w:tcPr>
+          <w:p>
+            <w:r>
+              <w:t>3</w:t>
+            </w:r>
+          </w:p>
+        </w:tc>
+        <w:tc>
+          <w:tcPr>
+            <w:tcW w:type="dxa" w:w="2160"/>
+          </w:tcPr>
+          <w:p>
+            <w:r>
+              <w:rPr>
+                <w:b/>
+                <w:highlight w:val="yellow"/>
+              </w:rPr>
+              <w:t>Tuesday, August 25</w:t>
+            </w:r>
+            <w:r>
+              <w:rPr>
+                <w:i/>
+                <w:sz w:val="16"/>
+              </w:rPr>
+              <w:t xml:space="preserve"> (proposed)</w:t>
+            </w:r>
+          </w:p>
+        </w:tc>
+        <w:tc>
+          <w:tcPr>
+            <w:tcW w:type="dxa" w:w="2160"/>
+          </w:tcPr>
+          <w:p>
+            <w:r>
+              <w:t>Ch. 1 — Accounting and the Business Environment</w:t>
+            </w:r>
+          </w:p>
+        </w:tc>
+        <w:tc>
+          <w:tcPr>
+            <w:tcW w:type="dxa" w:w="2160"/>
+          </w:tcPr>
+          <w:p>
+            <w:r>
+              <w:t>Online</w:t>
+            </w:r>
+          </w:p>
+        </w:tc>
+      </w:tr>
+      <w:tr>
+        <w:tc>
+          <w:tcPr>
+            <w:tcW w:type="dxa" w:w="2160"/>
+          </w:tcPr>
+          <w:p>
+            <w:r>
+              <w:t>4</w:t>
+            </w:r>
+          </w:p>
+        </w:tc>
+        <w:tc>
+          <w:tcPr>
+            <w:tcW w:type="dxa" w:w="2160"/>
+          </w:tcPr>
+          <w:p>
+            <w:r>
+              <w:rPr>
+                <w:b/>
+                <w:highlight w:val="yellow"/>
+              </w:rPr>
+              <w:t>Thursday, August 27</w:t>
+            </w:r>
+            <w:r>
+              <w:rPr>
+                <w:i/>
+                <w:sz w:val="16"/>
+              </w:rPr>
+              <w:t xml:space="preserve"> (proposed)</w:t>
+            </w:r>
+          </w:p>
+        </w:tc>
+        <w:tc>
+          <w:tcPr>
+            <w:tcW w:type="dxa" w:w="2160"/>
+          </w:tcPr>
+          <w:p>
+            <w:r>
+              <w:t>Ch. 2 — Recording Business Transactions</w:t>
+            </w:r>
+          </w:p>
+        </w:tc>
+        <w:tc>
+          <w:tcPr>
+            <w:tcW w:type="dxa" w:w="2160"/>
+          </w:tcPr>
+          <w:p>
+            <w:r>
+              <w:t>Online</w:t>
+            </w:r>
+          </w:p>
+        </w:tc>
+      </w:tr>
+      <w:tr>
+        <w:tc>
+          <w:tcPr>
+            <w:tcW w:type="dxa" w:w="2160"/>
+          </w:tcPr>
+          <w:p>
+            <w:r>
+              <w:t>5</w:t>
+            </w:r>
+          </w:p>
+        </w:tc>
+        <w:tc>
+          <w:tcPr>
+            <w:tcW w:type="dxa" w:w="2160"/>
+          </w:tcPr>
+          <w:p>
+            <w:r>
+              <w:rPr>
+                <w:b/>
+                <w:highlight w:val="yellow"/>
+              </w:rPr>
+              <w:t>Tuesday, September 1</w:t>
+            </w:r>
+            <w:r>
+              <w:rPr>
+                <w:i/>
+                <w:sz w:val="16"/>
+              </w:rPr>
+              <w:t xml:space="preserve"> (proposed)</w:t>
+            </w:r>
+          </w:p>
+        </w:tc>
+        <w:tc>
+          <w:tcPr>
+            <w:tcW w:type="dxa" w:w="2160"/>
+          </w:tcPr>
+          <w:p>
+            <w:r>
+              <w:t>Ch. 2 — Recording Business Transactions</w:t>
+            </w:r>
+          </w:p>
+        </w:tc>
+        <w:tc>
+          <w:tcPr>
+            <w:tcW w:type="dxa" w:w="2160"/>
+          </w:tcPr>
+          <w:p>
+            <w:r>
+              <w:t>Online</w:t>
+            </w:r>
+          </w:p>
+        </w:tc>
+      </w:tr>
+      <w:tr>
+        <w:tc>
+          <w:tcPr>
+            <w:tcW w:type="dxa" w:w="2160"/>
+          </w:tcPr>
+          <w:p>
+            <w:r>
+              <w:t>6</w:t>
+            </w:r>
+          </w:p>
+        </w:tc>
+        <w:tc>
+          <w:tcPr>
+            <w:tcW w:type="dxa" w:w="2160"/>
+          </w:tcPr>
+          <w:p>
+            <w:r>
+              <w:rPr>
+                <w:b/>
+                <w:highlight w:val="yellow"/>
+              </w:rPr>
+              <w:t>Thursday, September 3</w:t>
+            </w:r>
+            <w:r>
+              <w:rPr>
+                <w:i/>
+                <w:sz w:val="16"/>
+              </w:rPr>
+              <w:t xml:space="preserve"> (proposed)</w:t>
+            </w:r>
+          </w:p>
+        </w:tc>
+        <w:tc>
+          <w:tcPr>
+            <w:tcW w:type="dxa" w:w="2160"/>
+          </w:tcPr>
+          <w:p>
+            <w:r>
+              <w:t>Ch. 2 — Recording Business Transactions</w:t>
+            </w:r>
+          </w:p>
+        </w:tc>
+        <w:tc>
+          <w:tcPr>
+            <w:tcW w:type="dxa" w:w="2160"/>
+          </w:tcPr>
+          <w:p>
+            <w:r>
+              <w:t>Online</w:t>
+            </w:r>
+          </w:p>
+        </w:tc>
+      </w:tr>
+      <w:tr>
+        <w:tc>
+          <w:tcPr>
+            <w:tcW w:type="dxa" w:w="2160"/>
+          </w:tcPr>
+          <w:p>
+            <w:r>
+              <w:t>—</w:t>
+            </w:r>
+          </w:p>
+        </w:tc>
+        <w:tc>
+          <w:tcPr>
+            <w:tcW w:type="dxa" w:w="2160"/>
+          </w:tcPr>
+          <w:p>
+            <w:r>
+              <w:t>Tuesday, September 8</w:t>
+            </w:r>
+          </w:p>
+        </w:tc>
+        <w:tc>
+          <w:tcPr>
+            <w:tcW w:type="dxa" w:w="2160"/>
+          </w:tcPr>
+          <w:p>
+            <w:r>
+              <w:t>Tuesday follows a Monday schedule — T/Th classes do not meet</w:t>
+            </w:r>
+          </w:p>
+        </w:tc>
+        <w:tc>
+          <w:tcPr>
+            <w:tcW w:type="dxa" w:w="2160"/>
+          </w:tcPr>
+          <w:p>
+            <w:r>
+              <w:t>No class</w:t>
+            </w:r>
+          </w:p>
+        </w:tc>
+      </w:tr>
+      <w:tr>
+        <w:tc>
+          <w:tcPr>
+            <w:tcW w:type="dxa" w:w="2160"/>
+          </w:tcPr>
+          <w:p>
+            <w:r>
+              <w:t>7</w:t>
+            </w:r>
+          </w:p>
+        </w:tc>
+        <w:tc>
+          <w:tcPr>
+            <w:tcW w:type="dxa" w:w="2160"/>
+          </w:tcPr>
+          <w:p>
+            <w:r>
+              <w:rPr>
+                <w:b/>
+                <w:highlight w:val="yellow"/>
+              </w:rPr>
+              <w:t>Thursday, September 10</w:t>
+            </w:r>
+            <w:r>
+              <w:rPr>
+                <w:i/>
+                <w:sz w:val="16"/>
+              </w:rPr>
+              <w:t xml:space="preserve"> (proposed)</w:t>
+            </w:r>
+          </w:p>
+        </w:tc>
+        <w:tc>
+          <w:tcPr>
+            <w:tcW w:type="dxa" w:w="2160"/>
+          </w:tcPr>
+          <w:p>
+            <w:r>
+              <w:t>Ch. 1 &amp; 2 Review (Ch1-2 Practice Test)</w:t>
+            </w:r>
+          </w:p>
+        </w:tc>
+        <w:tc>
+          <w:tcPr>
+            <w:tcW w:type="dxa" w:w="2160"/>
+          </w:tcPr>
+          <w:p>
+            <w:r>
+              <w:t>Online</w:t>
+            </w:r>
+          </w:p>
+        </w:tc>
+      </w:tr>
+      <w:tr>
+        <w:tc>
+          <w:tcPr>
+            <w:tcW w:type="dxa" w:w="2160"/>
+          </w:tcPr>
+          <w:p>
+            <w:r>
+              <w:t>8</w:t>
+            </w:r>
+          </w:p>
+        </w:tc>
+        <w:tc>
+          <w:tcPr>
+            <w:tcW w:type="dxa" w:w="2160"/>
+          </w:tcPr>
+          <w:p>
+            <w:r>
+              <w:rPr>
+                <w:b/>
+                <w:highlight w:val="yellow"/>
+              </w:rPr>
+              <w:t>Tuesday, September 15</w:t>
+            </w:r>
+            <w:r>
+              <w:rPr>
+                <w:i/>
+                <w:sz w:val="16"/>
+              </w:rPr>
+              <w:t xml:space="preserve"> (proposed)</w:t>
+            </w:r>
+          </w:p>
+        </w:tc>
+        <w:tc>
+          <w:tcPr>
+            <w:tcW w:type="dxa" w:w="2160"/>
+          </w:tcPr>
+          <w:p>
+            <w:r>
+              <w:rPr>
+                <w:b/>
+              </w:rPr>
+              <w:t>1st Exam: Ch. 1 &amp; 2</w:t>
+            </w:r>
+          </w:p>
+        </w:tc>
+        <w:tc>
+          <w:tcPr>
+            <w:tcW w:type="dxa" w:w="2160"/>
+          </w:tcPr>
+          <w:p>
+            <w:r>
+              <w:rPr>
+                <w:b/>
+              </w:rPr>
+              <w:t>IN PERSON — EXAM</w:t>
+            </w:r>
+          </w:p>
+        </w:tc>
+      </w:tr>
+      <w:tr>
+        <w:tc>
+          <w:tcPr>
+            <w:tcW w:type="dxa" w:w="2160"/>
+          </w:tcPr>
+          <w:p>
+            <w:r>
+              <w:t>9</w:t>
+            </w:r>
+          </w:p>
+        </w:tc>
+        <w:tc>
+          <w:tcPr>
+            <w:tcW w:type="dxa" w:w="2160"/>
+          </w:tcPr>
+          <w:p>
+            <w:r>
+              <w:rPr>
+                <w:b/>
+                <w:highlight w:val="yellow"/>
+              </w:rPr>
+              <w:t>Thursday, September 17</w:t>
+            </w:r>
+            <w:r>
+              <w:rPr>
+                <w:i/>
+                <w:sz w:val="16"/>
+              </w:rPr>
+              <w:t xml:space="preserve"> (proposed)</w:t>
+            </w:r>
+          </w:p>
+        </w:tc>
+        <w:tc>
+          <w:tcPr>
+            <w:tcW w:type="dxa" w:w="2160"/>
+          </w:tcPr>
+          <w:p>
+            <w:r>
+              <w:t>Ch. 3 — The Adjusting Process</w:t>
+            </w:r>
+          </w:p>
+        </w:tc>
+        <w:tc>
+          <w:tcPr>
+            <w:tcW w:type="dxa" w:w="2160"/>
+          </w:tcPr>
+          <w:p>
+            <w:r>
+              <w:t>Online</w:t>
+            </w:r>
+          </w:p>
+        </w:tc>
+      </w:tr>
+      <w:tr>
+        <w:tc>
+          <w:tcPr>
+            <w:tcW w:type="dxa" w:w="2160"/>
+          </w:tcPr>
+          <w:p>
+            <w:r>
+              <w:t>10</w:t>
+            </w:r>
+          </w:p>
+        </w:tc>
+        <w:tc>
+          <w:tcPr>
+            <w:tcW w:type="dxa" w:w="2160"/>
+          </w:tcPr>
+          <w:p>
+            <w:r>
+              <w:rPr>
+                <w:b/>
+                <w:highlight w:val="yellow"/>
+              </w:rPr>
+              <w:t>Tuesday, September 22</w:t>
+            </w:r>
+            <w:r>
+              <w:rPr>
+                <w:i/>
+                <w:sz w:val="16"/>
+              </w:rPr>
+              <w:t xml:space="preserve"> (proposed)</w:t>
+            </w:r>
+          </w:p>
+        </w:tc>
+        <w:tc>
+          <w:tcPr>
+            <w:tcW w:type="dxa" w:w="2160"/>
+          </w:tcPr>
+          <w:p>
+            <w:r>
+              <w:t>Ch. 3 — The Adjusting Process</w:t>
+            </w:r>
+          </w:p>
+        </w:tc>
+        <w:tc>
+          <w:tcPr>
+            <w:tcW w:type="dxa" w:w="2160"/>
+          </w:tcPr>
+          <w:p>
+            <w:r>
+              <w:t>Online</w:t>
+            </w:r>
+          </w:p>
+        </w:tc>
+      </w:tr>
+      <w:tr>
+        <w:tc>
+          <w:tcPr>
+            <w:tcW w:type="dxa" w:w="2160"/>
+          </w:tcPr>
+          <w:p>
+            <w:r>
+              <w:t>11</w:t>
+            </w:r>
+          </w:p>
+        </w:tc>
+        <w:tc>
+          <w:tcPr>
+            <w:tcW w:type="dxa" w:w="2160"/>
+          </w:tcPr>
+          <w:p>
+            <w:r>
+              <w:rPr>
+                <w:b/>
+                <w:highlight w:val="yellow"/>
+              </w:rPr>
+              <w:t>Thursday, September 24</w:t>
+            </w:r>
+            <w:r>
+              <w:rPr>
+                <w:i/>
+                <w:sz w:val="16"/>
+              </w:rPr>
+              <w:t xml:space="preserve"> (proposed)</w:t>
+            </w:r>
+          </w:p>
+        </w:tc>
+        <w:tc>
+          <w:tcPr>
+            <w:tcW w:type="dxa" w:w="2160"/>
+          </w:tcPr>
+          <w:p>
+            <w:r>
+              <w:t>Ch. 3 — The Adjusting Process</w:t>
+            </w:r>
+          </w:p>
+        </w:tc>
+        <w:tc>
+          <w:tcPr>
+            <w:tcW w:type="dxa" w:w="2160"/>
+          </w:tcPr>
+          <w:p>
+            <w:r>
+              <w:t>Online</w:t>
+            </w:r>
+          </w:p>
+        </w:tc>
+      </w:tr>
+      <w:tr>
+        <w:tc>
+          <w:tcPr>
+            <w:tcW w:type="dxa" w:w="2160"/>
+          </w:tcPr>
+          <w:p>
+            <w:r>
+              <w:t>12</w:t>
+            </w:r>
+          </w:p>
+        </w:tc>
+        <w:tc>
+          <w:tcPr>
+            <w:tcW w:type="dxa" w:w="2160"/>
+          </w:tcPr>
+          <w:p>
+            <w:r>
+              <w:rPr>
+                <w:b/>
+                <w:highlight w:val="yellow"/>
+              </w:rPr>
+              <w:t>Tuesday, September 29</w:t>
+            </w:r>
+            <w:r>
+              <w:rPr>
+                <w:i/>
+                <w:sz w:val="16"/>
+              </w:rPr>
+              <w:t xml:space="preserve"> (proposed)</w:t>
+            </w:r>
+          </w:p>
+        </w:tc>
+        <w:tc>
+          <w:tcPr>
+            <w:tcW w:type="dxa" w:w="2160"/>
+          </w:tcPr>
+          <w:p>
+            <w:r>
+              <w:t>Ch. 4 — Completing the Accounting Cycle</w:t>
+            </w:r>
+          </w:p>
+        </w:tc>
+        <w:tc>
+          <w:tcPr>
+            <w:tcW w:type="dxa" w:w="2160"/>
+          </w:tcPr>
+          <w:p>
+            <w:r>
+              <w:t>Online</w:t>
+            </w:r>
+          </w:p>
+        </w:tc>
+      </w:tr>
+      <w:tr>
+        <w:tc>
+          <w:tcPr>
+            <w:tcW w:type="dxa" w:w="2160"/>
+          </w:tcPr>
+          <w:p>
+            <w:r>
+              <w:t>13</w:t>
+            </w:r>
+          </w:p>
+        </w:tc>
+        <w:tc>
+          <w:tcPr>
+            <w:tcW w:type="dxa" w:w="2160"/>
+          </w:tcPr>
+          <w:p>
+            <w:r>
+              <w:rPr>
+                <w:b/>
+                <w:highlight w:val="yellow"/>
+              </w:rPr>
+              <w:t>Thursday, October 1</w:t>
+            </w:r>
+            <w:r>
+              <w:rPr>
+                <w:i/>
+                <w:sz w:val="16"/>
+              </w:rPr>
+              <w:t xml:space="preserve"> (proposed)</w:t>
+            </w:r>
+          </w:p>
+        </w:tc>
+        <w:tc>
+          <w:tcPr>
+            <w:tcW w:type="dxa" w:w="2160"/>
+          </w:tcPr>
+          <w:p>
+            <w:r>
+              <w:t>Ch. 4 — Completing the Accounting Cycle</w:t>
+            </w:r>
+          </w:p>
+        </w:tc>
+        <w:tc>
+          <w:tcPr>
+            <w:tcW w:type="dxa" w:w="2160"/>
+          </w:tcPr>
+          <w:p>
+            <w:r>
+              <w:t>Online</w:t>
+            </w:r>
+          </w:p>
+        </w:tc>
+      </w:tr>
+      <w:tr>
+        <w:tc>
+          <w:tcPr>
+            <w:tcW w:type="dxa" w:w="2160"/>
+          </w:tcPr>
+          <w:p>
+            <w:r>
+              <w:t>14</w:t>
+            </w:r>
+          </w:p>
+        </w:tc>
+        <w:tc>
+          <w:tcPr>
+            <w:tcW w:type="dxa" w:w="2160"/>
+          </w:tcPr>
+          <w:p>
+            <w:r>
+              <w:rPr>
+                <w:b/>
+                <w:highlight w:val="yellow"/>
+              </w:rPr>
+              <w:t>Tuesday, October 6</w:t>
+            </w:r>
+            <w:r>
+              <w:rPr>
+                <w:i/>
+                <w:sz w:val="16"/>
+              </w:rPr>
+              <w:t xml:space="preserve"> (proposed)</w:t>
+            </w:r>
+          </w:p>
+        </w:tc>
+        <w:tc>
+          <w:tcPr>
+            <w:tcW w:type="dxa" w:w="2160"/>
+          </w:tcPr>
+          <w:p>
+            <w:r>
+              <w:t>Ch. 3 &amp; 4 Review</w:t>
+            </w:r>
+          </w:p>
+        </w:tc>
+        <w:tc>
+          <w:tcPr>
+            <w:tcW w:type="dxa" w:w="2160"/>
+          </w:tcPr>
+          <w:p>
+            <w:r>
+              <w:t>Online</w:t>
+            </w:r>
+          </w:p>
+        </w:tc>
+      </w:tr>
+      <w:tr>
+        <w:tc>
+          <w:tcPr>
+            <w:tcW w:type="dxa" w:w="2160"/>
+          </w:tcPr>
+          <w:p>
+            <w:r>
+              <w:t>15</w:t>
+            </w:r>
+          </w:p>
+        </w:tc>
+        <w:tc>
+          <w:tcPr>
+            <w:tcW w:type="dxa" w:w="2160"/>
+          </w:tcPr>
+          <w:p>
+            <w:r>
+              <w:rPr>
+                <w:b/>
+                <w:highlight w:val="yellow"/>
+              </w:rPr>
+              <w:t>Thursday, October 8</w:t>
+            </w:r>
+            <w:r>
+              <w:rPr>
+                <w:i/>
+                <w:sz w:val="16"/>
+              </w:rPr>
+              <w:t xml:space="preserve"> (proposed)</w:t>
+            </w:r>
+          </w:p>
+        </w:tc>
+        <w:tc>
+          <w:tcPr>
+            <w:tcW w:type="dxa" w:w="2160"/>
+          </w:tcPr>
+          <w:p>
+            <w:r>
+              <w:rPr>
+                <w:b/>
+              </w:rPr>
+              <w:t>2nd Exam: Ch. 3 &amp; 4</w:t>
+            </w:r>
+          </w:p>
+        </w:tc>
+        <w:tc>
+          <w:tcPr>
+            <w:tcW w:type="dxa" w:w="2160"/>
+          </w:tcPr>
+          <w:p>
+            <w:r>
+              <w:rPr>
+                <w:b/>
+              </w:rPr>
+              <w:t>IN PERSON — EXAM</w:t>
+            </w:r>
+          </w:p>
+        </w:tc>
+      </w:tr>
+      <w:tr>
+        <w:tc>
+          <w:tcPr>
+            <w:tcW w:type="dxa" w:w="2160"/>
+          </w:tcPr>
+          <w:p>
+            <w:r>
+              <w:t>16</w:t>
+            </w:r>
+          </w:p>
+        </w:tc>
+        <w:tc>
+          <w:tcPr>
+            <w:tcW w:type="dxa" w:w="2160"/>
+          </w:tcPr>
+          <w:p>
+            <w:r>
+              <w:rPr>
+                <w:b/>
+                <w:highlight w:val="yellow"/>
+              </w:rPr>
+              <w:t>Tuesday, October 13</w:t>
+            </w:r>
+            <w:r>
+              <w:rPr>
+                <w:i/>
+                <w:sz w:val="16"/>
+              </w:rPr>
+              <w:t xml:space="preserve"> (proposed)</w:t>
+            </w:r>
+          </w:p>
+        </w:tc>
+        <w:tc>
+          <w:tcPr>
+            <w:tcW w:type="dxa" w:w="2160"/>
+          </w:tcPr>
+          <w:p>
+            <w:r>
+              <w:t>Ch. 5 — Merchandising Operations</w:t>
+            </w:r>
+          </w:p>
+        </w:tc>
+        <w:tc>
+          <w:tcPr>
+            <w:tcW w:type="dxa" w:w="2160"/>
+          </w:tcPr>
+          <w:p>
+            <w:r>
+              <w:t>Online</w:t>
+            </w:r>
+          </w:p>
+        </w:tc>
+      </w:tr>
+      <w:tr>
+        <w:tc>
+          <w:tcPr>
+            <w:tcW w:type="dxa" w:w="2160"/>
+          </w:tcPr>
+          <w:p>
+            <w:r>
+              <w:t>17</w:t>
+            </w:r>
+          </w:p>
+        </w:tc>
+        <w:tc>
+          <w:tcPr>
+            <w:tcW w:type="dxa" w:w="2160"/>
+          </w:tcPr>
+          <w:p>
+            <w:r>
+              <w:rPr>
+                <w:b/>
+                <w:highlight w:val="yellow"/>
+              </w:rPr>
+              <w:t>Thursday, October 15</w:t>
+            </w:r>
+            <w:r>
+              <w:rPr>
+                <w:i/>
+                <w:sz w:val="16"/>
+              </w:rPr>
+              <w:t xml:space="preserve"> (proposed)</w:t>
+            </w:r>
+          </w:p>
+        </w:tc>
+        <w:tc>
+          <w:tcPr>
+            <w:tcW w:type="dxa" w:w="2160"/>
+          </w:tcPr>
+          <w:p>
+            <w:r>
+              <w:t>Ch. 5 — Merchandising Operations</w:t>
+            </w:r>
+          </w:p>
+        </w:tc>
+        <w:tc>
+          <w:tcPr>
+            <w:tcW w:type="dxa" w:w="2160"/>
+          </w:tcPr>
+          <w:p>
+            <w:r>
+              <w:t>Online</w:t>
+            </w:r>
+          </w:p>
+        </w:tc>
+      </w:tr>
+      <w:tr>
+        <w:tc>
+          <w:tcPr>
+            <w:tcW w:type="dxa" w:w="2160"/>
+          </w:tcPr>
+          <w:p>
+            <w:r>
+              <w:t>18</w:t>
+            </w:r>
+          </w:p>
+        </w:tc>
+        <w:tc>
+          <w:tcPr>
+            <w:tcW w:type="dxa" w:w="2160"/>
+          </w:tcPr>
+          <w:p>
+            <w:r>
+              <w:rPr>
+                <w:b/>
+                <w:highlight w:val="yellow"/>
+              </w:rPr>
+              <w:t>Tuesday, October 20</w:t>
+            </w:r>
+            <w:r>
+              <w:rPr>
+                <w:i/>
+                <w:sz w:val="16"/>
+              </w:rPr>
+              <w:t xml:space="preserve"> (proposed)</w:t>
+            </w:r>
+          </w:p>
+        </w:tc>
+        <w:tc>
+          <w:tcPr>
+            <w:tcW w:type="dxa" w:w="2160"/>
+          </w:tcPr>
+          <w:p>
+            <w:r>
+              <w:t>Ch. 6 — Merchandise Inventory</w:t>
+            </w:r>
+          </w:p>
+        </w:tc>
+        <w:tc>
+          <w:tcPr>
+            <w:tcW w:type="dxa" w:w="2160"/>
+          </w:tcPr>
+          <w:p>
+            <w:r>
+              <w:t>Online</w:t>
+            </w:r>
+          </w:p>
+        </w:tc>
+      </w:tr>
+      <w:tr>
+        <w:tc>
+          <w:tcPr>
+            <w:tcW w:type="dxa" w:w="2160"/>
+          </w:tcPr>
+          <w:p>
+            <w:r>
+              <w:t>19</w:t>
+            </w:r>
+          </w:p>
+        </w:tc>
+        <w:tc>
+          <w:tcPr>
+            <w:tcW w:type="dxa" w:w="2160"/>
+          </w:tcPr>
+          <w:p>
+            <w:r>
+              <w:rPr>
+                <w:b/>
+                <w:highlight w:val="yellow"/>
+              </w:rPr>
+              <w:t>Thursday, October 22</w:t>
+            </w:r>
+            <w:r>
+              <w:rPr>
+                <w:i/>
+                <w:sz w:val="16"/>
+              </w:rPr>
+              <w:t xml:space="preserve"> (proposed)</w:t>
+            </w:r>
+          </w:p>
+        </w:tc>
+        <w:tc>
+          <w:tcPr>
+            <w:tcW w:type="dxa" w:w="2160"/>
+          </w:tcPr>
+          <w:p>
+            <w:r>
+              <w:t>Ch. 6 — Merchandise Inventory</w:t>
+            </w:r>
+          </w:p>
+        </w:tc>
+        <w:tc>
+          <w:tcPr>
+            <w:tcW w:type="dxa" w:w="2160"/>
+          </w:tcPr>
+          <w:p>
+            <w:r>
+              <w:t>Online</w:t>
+            </w:r>
+          </w:p>
+        </w:tc>
+      </w:tr>
+      <w:tr>
+        <w:tc>
+          <w:tcPr>
+            <w:tcW w:type="dxa" w:w="2160"/>
+          </w:tcPr>
+          <w:p>
+            <w:r>
+              <w:t>20</w:t>
+            </w:r>
+          </w:p>
+        </w:tc>
+        <w:tc>
+          <w:tcPr>
+            <w:tcW w:type="dxa" w:w="2160"/>
+          </w:tcPr>
+          <w:p>
+            <w:r>
+              <w:rPr>
+                <w:b/>
+                <w:highlight w:val="yellow"/>
+              </w:rPr>
+              <w:t>Tuesday, October 27</w:t>
+            </w:r>
+            <w:r>
+              <w:rPr>
+                <w:i/>
+                <w:sz w:val="16"/>
+              </w:rPr>
+              <w:t xml:space="preserve"> (proposed)</w:t>
+            </w:r>
+          </w:p>
+        </w:tc>
+        <w:tc>
+          <w:tcPr>
+            <w:tcW w:type="dxa" w:w="2160"/>
+          </w:tcPr>
+          <w:p>
+            <w:r>
+              <w:t>Ch. 7 — Internal Control and Cash</w:t>
+            </w:r>
+          </w:p>
+        </w:tc>
+        <w:tc>
+          <w:tcPr>
+            <w:tcW w:type="dxa" w:w="2160"/>
+          </w:tcPr>
+          <w:p>
+            <w:r>
+              <w:t>Online</w:t>
+            </w:r>
+          </w:p>
+        </w:tc>
+      </w:tr>
+      <w:tr>
+        <w:tc>
+          <w:tcPr>
+            <w:tcW w:type="dxa" w:w="2160"/>
+          </w:tcPr>
+          <w:p>
+            <w:r>
+              <w:t>21</w:t>
+            </w:r>
+          </w:p>
+        </w:tc>
+        <w:tc>
+          <w:tcPr>
+            <w:tcW w:type="dxa" w:w="2160"/>
+          </w:tcPr>
+          <w:p>
+            <w:r>
+              <w:rPr>
+                <w:b/>
+                <w:highlight w:val="yellow"/>
+              </w:rPr>
+              <w:t>Thursday, October 29</w:t>
+            </w:r>
+            <w:r>
+              <w:rPr>
+                <w:i/>
+                <w:sz w:val="16"/>
+              </w:rPr>
+              <w:t xml:space="preserve"> (proposed)</w:t>
+            </w:r>
+          </w:p>
+        </w:tc>
+        <w:tc>
+          <w:tcPr>
+            <w:tcW w:type="dxa" w:w="2160"/>
+          </w:tcPr>
+          <w:p>
+            <w:r>
+              <w:t>Ch. 8 — Receivables</w:t>
+            </w:r>
+          </w:p>
+        </w:tc>
+        <w:tc>
+          <w:tcPr>
+            <w:tcW w:type="dxa" w:w="2160"/>
+          </w:tcPr>
+          <w:p>
+            <w:r>
+              <w:t>Online</w:t>
+            </w:r>
+          </w:p>
+        </w:tc>
+      </w:tr>
+      <w:tr>
+        <w:tc>
+          <w:tcPr>
+            <w:tcW w:type="dxa" w:w="2160"/>
+          </w:tcPr>
+          <w:p>
+            <w:r>
+              <w:t>22</w:t>
+            </w:r>
+          </w:p>
+        </w:tc>
+        <w:tc>
+          <w:tcPr>
+            <w:tcW w:type="dxa" w:w="2160"/>
+          </w:tcPr>
+          <w:p>
+            <w:r>
+              <w:rPr>
+                <w:b/>
+                <w:highlight w:val="yellow"/>
+              </w:rPr>
+              <w:t>Tuesday, November 3</w:t>
+            </w:r>
+            <w:r>
+              <w:rPr>
+                <w:i/>
+                <w:sz w:val="16"/>
+              </w:rPr>
+              <w:t xml:space="preserve"> (proposed)</w:t>
+            </w:r>
+          </w:p>
+        </w:tc>
+        <w:tc>
+          <w:tcPr>
+            <w:tcW w:type="dxa" w:w="2160"/>
+          </w:tcPr>
+          <w:p>
+            <w:r>
+              <w:t>Ch. 8 — Receivables</w:t>
+            </w:r>
+          </w:p>
+        </w:tc>
+        <w:tc>
+          <w:tcPr>
+            <w:tcW w:type="dxa" w:w="2160"/>
+          </w:tcPr>
+          <w:p>
+            <w:r>
+              <w:t>Online</w:t>
+            </w:r>
+          </w:p>
+        </w:tc>
+      </w:tr>
+      <w:tr>
+        <w:tc>
+          <w:tcPr>
+            <w:tcW w:type="dxa" w:w="2160"/>
+          </w:tcPr>
+          <w:p>
+            <w:r>
+              <w:t>23</w:t>
+            </w:r>
+          </w:p>
+        </w:tc>
+        <w:tc>
+          <w:tcPr>
+            <w:tcW w:type="dxa" w:w="2160"/>
+          </w:tcPr>
+          <w:p>
+            <w:r>
+              <w:rPr>
+                <w:b/>
+                <w:highlight w:val="yellow"/>
+              </w:rPr>
+              <w:t>Thursday, November 5</w:t>
+            </w:r>
+            <w:r>
+              <w:rPr>
+                <w:i/>
+                <w:sz w:val="16"/>
+              </w:rPr>
+              <w:t xml:space="preserve"> (proposed)</w:t>
+            </w:r>
+          </w:p>
+        </w:tc>
+        <w:tc>
+          <w:tcPr>
+            <w:tcW w:type="dxa" w:w="2160"/>
+          </w:tcPr>
+          <w:p>
+            <w:r>
+              <w:t>Ch. 5–8 Review</w:t>
+            </w:r>
+          </w:p>
+        </w:tc>
+        <w:tc>
+          <w:tcPr>
+            <w:tcW w:type="dxa" w:w="2160"/>
+          </w:tcPr>
+          <w:p>
+            <w:r>
+              <w:t>Online</w:t>
+            </w:r>
+          </w:p>
+        </w:tc>
+      </w:tr>
+      <w:tr>
+        <w:tc>
+          <w:tcPr>
+            <w:tcW w:type="dxa" w:w="2160"/>
+          </w:tcPr>
+          <w:p>
+            <w:r>
+              <w:t>24</w:t>
+            </w:r>
+          </w:p>
+        </w:tc>
+        <w:tc>
+          <w:tcPr>
+            <w:tcW w:type="dxa" w:w="2160"/>
+          </w:tcPr>
+          <w:p>
+            <w:r>
+              <w:rPr>
+                <w:b/>
+                <w:highlight w:val="yellow"/>
+              </w:rPr>
+              <w:t>Tuesday, November 10</w:t>
+            </w:r>
+            <w:r>
+              <w:rPr>
+                <w:i/>
+                <w:sz w:val="16"/>
+              </w:rPr>
+              <w:t xml:space="preserve"> (proposed)</w:t>
+            </w:r>
+          </w:p>
+        </w:tc>
+        <w:tc>
+          <w:tcPr>
+            <w:tcW w:type="dxa" w:w="2160"/>
+          </w:tcPr>
+          <w:p>
+            <w:r>
+              <w:rPr>
+                <w:b/>
+              </w:rPr>
+              <w:t>3rd Exam: Ch. 5, 6, 7 &amp; 8</w:t>
+            </w:r>
+          </w:p>
+        </w:tc>
+        <w:tc>
+          <w:tcPr>
+            <w:tcW w:type="dxa" w:w="2160"/>
+          </w:tcPr>
+          <w:p>
+            <w:r>
+              <w:rPr>
+                <w:b/>
+              </w:rPr>
+              <w:t>IN PERSON — EXAM</w:t>
+            </w:r>
+          </w:p>
+        </w:tc>
+      </w:tr>
+      <w:tr>
+        <w:tc>
+          <w:tcPr>
+            <w:tcW w:type="dxa" w:w="2160"/>
+          </w:tcPr>
+          <w:p>
+            <w:r>
+              <w:t>25</w:t>
+            </w:r>
+          </w:p>
+        </w:tc>
+        <w:tc>
+          <w:tcPr>
+            <w:tcW w:type="dxa" w:w="2160"/>
+          </w:tcPr>
+          <w:p>
+            <w:r>
+              <w:rPr>
+                <w:b/>
+                <w:highlight w:val="yellow"/>
+              </w:rPr>
+              <w:t>Thursday, November 12</w:t>
+            </w:r>
+            <w:r>
+              <w:rPr>
+                <w:i/>
+                <w:sz w:val="16"/>
+              </w:rPr>
+              <w:t xml:space="preserve"> (proposed)</w:t>
+            </w:r>
+          </w:p>
+        </w:tc>
+        <w:tc>
+          <w:tcPr>
+            <w:tcW w:type="dxa" w:w="2160"/>
+          </w:tcPr>
+          <w:p>
+            <w:r>
+              <w:t>Ch. 9 — Plant Assets, Natural Resources, and Intangibles</w:t>
+            </w:r>
+          </w:p>
+        </w:tc>
+        <w:tc>
+          <w:tcPr>
+            <w:tcW w:type="dxa" w:w="2160"/>
+          </w:tcPr>
+          <w:p>
+            <w:r>
+              <w:t>Online</w:t>
+            </w:r>
+          </w:p>
+        </w:tc>
+      </w:tr>
+      <w:tr>
+        <w:tc>
+          <w:tcPr>
+            <w:tcW w:type="dxa" w:w="2160"/>
+          </w:tcPr>
+          <w:p>
+            <w:r>
+              <w:t>26</w:t>
+            </w:r>
+          </w:p>
+        </w:tc>
+        <w:tc>
+          <w:tcPr>
+            <w:tcW w:type="dxa" w:w="2160"/>
+          </w:tcPr>
+          <w:p>
+            <w:r>
+              <w:rPr>
+                <w:b/>
+                <w:highlight w:val="yellow"/>
+              </w:rPr>
+              <w:t>Tuesday, November 17</w:t>
+            </w:r>
+            <w:r>
+              <w:rPr>
+                <w:i/>
+                <w:sz w:val="16"/>
+              </w:rPr>
+              <w:t xml:space="preserve"> (proposed)</w:t>
+            </w:r>
+          </w:p>
+        </w:tc>
+        <w:tc>
+          <w:tcPr>
+            <w:tcW w:type="dxa" w:w="2160"/>
+          </w:tcPr>
+          <w:p>
+            <w:r>
+              <w:t>Ch. 11 — Current Liabilities</w:t>
+            </w:r>
+          </w:p>
+        </w:tc>
+        <w:tc>
+          <w:tcPr>
+            <w:tcW w:type="dxa" w:w="2160"/>
+          </w:tcPr>
+          <w:p>
+            <w:r>
+              <w:t>Online</w:t>
+            </w:r>
+          </w:p>
+        </w:tc>
+      </w:tr>
+      <w:tr>
+        <w:tc>
+          <w:tcPr>
+            <w:tcW w:type="dxa" w:w="2160"/>
+          </w:tcPr>
+          <w:p>
+            <w:r>
+              <w:t>27</w:t>
+            </w:r>
+          </w:p>
+        </w:tc>
+        <w:tc>
+          <w:tcPr>
+            <w:tcW w:type="dxa" w:w="2160"/>
+          </w:tcPr>
+          <w:p>
+            <w:r>
+              <w:rPr>
+                <w:b/>
+                <w:highlight w:val="yellow"/>
+              </w:rPr>
+              <w:t>Thursday, November 19</w:t>
+            </w:r>
+            <w:r>
+              <w:rPr>
+                <w:i/>
+                <w:sz w:val="16"/>
+              </w:rPr>
+              <w:t xml:space="preserve"> (proposed)</w:t>
+            </w:r>
+          </w:p>
+        </w:tc>
+        <w:tc>
+          <w:tcPr>
+            <w:tcW w:type="dxa" w:w="2160"/>
+          </w:tcPr>
+          <w:p>
+            <w:r>
+              <w:t>Ch. 12 — Long-Term Liabilities</w:t>
+            </w:r>
+          </w:p>
+        </w:tc>
+        <w:tc>
+          <w:tcPr>
+            <w:tcW w:type="dxa" w:w="2160"/>
+          </w:tcPr>
+          <w:p>
+            <w:r>
+              <w:t>Online</w:t>
+            </w:r>
+          </w:p>
+        </w:tc>
+      </w:tr>
+      <w:tr>
+        <w:tc>
+          <w:tcPr>
+            <w:tcW w:type="dxa" w:w="2160"/>
+          </w:tcPr>
+          <w:p>
+            <w:r>
+              <w:t>28</w:t>
+            </w:r>
+          </w:p>
+        </w:tc>
+        <w:tc>
+          <w:tcPr>
+            <w:tcW w:type="dxa" w:w="2160"/>
+          </w:tcPr>
+          <w:p>
+            <w:r>
+              <w:rPr>
+                <w:b/>
+                <w:highlight w:val="yellow"/>
+              </w:rPr>
+              <w:t>Tuesday, November 24</w:t>
+            </w:r>
+            <w:r>
+              <w:rPr>
+                <w:i/>
+                <w:sz w:val="16"/>
+              </w:rPr>
+              <w:t xml:space="preserve"> (proposed)</w:t>
+            </w:r>
+          </w:p>
+        </w:tc>
+        <w:tc>
+          <w:tcPr>
+            <w:tcW w:type="dxa" w:w="2160"/>
+          </w:tcPr>
+          <w:p>
+            <w:r>
+              <w:t>Ch. 13 — Stockholders' Equity; Comprehensive Course Review</w:t>
+            </w:r>
+          </w:p>
+        </w:tc>
+        <w:tc>
+          <w:tcPr>
+            <w:tcW w:type="dxa" w:w="2160"/>
+          </w:tcPr>
+          <w:p>
+            <w:r>
+              <w:t>Online</w:t>
+            </w:r>
+          </w:p>
+        </w:tc>
+      </w:tr>
+      <w:tr>
+        <w:tc>
+          <w:tcPr>
+            <w:tcW w:type="dxa" w:w="2160"/>
+          </w:tcPr>
+          <w:p>
+            <w:r>
+              <w:t>Final</w:t>
+            </w:r>
+          </w:p>
+        </w:tc>
+        <w:tc>
+          <w:tcPr>
+            <w:tcW w:type="dxa" w:w="2160"/>
+          </w:tcPr>
+          <w:p>
+            <w:r>
+              <w:rPr>
+                <w:b/>
+                <w:highlight w:val="yellow"/>
+              </w:rPr>
+              <w:t>Thursday, December 3</w:t>
+            </w:r>
+            <w:r>
+              <w:rPr>
+                <w:i/>
+                <w:sz w:val="16"/>
+              </w:rPr>
+              <w:t xml:space="preserve"> (proposed)</w:t>
+            </w:r>
+          </w:p>
+        </w:tc>
+        <w:tc>
+          <w:tcPr>
+            <w:tcW w:type="dxa" w:w="2160"/>
+          </w:tcPr>
+          <w:p>
+            <w:r>
+              <w:rPr>
+                <w:b/>
+              </w:rPr>
+              <w:t>Comprehensive Final Exam: Ch. 1–9, 11, 12 &amp; 13 (final-exam week)</w:t>
+            </w:r>
+          </w:p>
+        </w:tc>
+        <w:tc>
+          <w:tcPr>
+            <w:tcW w:type="dxa" w:w="2160"/>
+          </w:tcPr>
+          <w:p>
+            <w:r>
+              <w:rPr>
+                <w:b/>
+              </w:rPr>
+              <w:t>IN PERSON — EXAM</w:t>
+            </w:r>
+          </w:p>
+        </w:tc>
+      </w:tr>
+    </w:tbl>
     <w:sectPr>
       <w:pgSz w:w="12240" w:h="15840"/>
       <w:pgMar w:top="1440" w:right="1800" w:bottom="1440" w:left="1800" w:header="720" w:footer="720" w:gutter="0"/>

--- a/2026fall/ACCT2101_Fall2026 Course Schedule.docx
+++ b/2026fall/ACCT2101_Fall2026 Course Schedule.docx
@@ -728,7 +728,7 @@
           <w:sz w:val="22"/>
           <w:szCs w:val="22"/>
         </w:rPr>
-        <w:t xml:space="preserve">        •  Thursday, December 3, 2026 — Comprehensive Final Exam — Ch. 1–9, 11, 12 &amp; 13</w:t>
+        <w:t xml:space="preserve">        •  Monday, November 30, 2026 — Comprehensive Final Exam — Ch. 1–9, 11, 12 &amp; 13</w:t>
       </w:r>
       <w:r>
         <w:rPr>
@@ -3827,7 +3827,7 @@
                 <w:sz w:val="24"/>
                 <w:szCs w:val="24"/>
               </w:rPr>
-              <w:t>Dec</w:t>
+              <w:t>Nov</w:t>
             </w:r>
           </w:p>
         </w:tc>
@@ -3859,7 +3859,7 @@
                 <w:sz w:val="24"/>
                 <w:szCs w:val="24"/>
               </w:rPr>
-              <w:t>1 (Tue)</w:t>
+              <w:t>29 (Sun)</w:t>
             </w:r>
           </w:p>
         </w:tc>
@@ -4284,7 +4284,7 @@
                 <w:sz w:val="24"/>
                 <w:szCs w:val="24"/>
               </w:rPr>
-              <w:t>Dec</w:t>
+              <w:t>Nov</w:t>
             </w:r>
           </w:p>
         </w:tc>
@@ -4315,7 +4315,7 @@
                 <w:sz w:val="24"/>
                 <w:szCs w:val="24"/>
               </w:rPr>
-              <w:t>3 (Thu)</w:t>
+              <w:t>30 (Mon)</w:t>
             </w:r>
           </w:p>
         </w:tc>
@@ -6202,7 +6202,7 @@
               <w:rPr>
                 <w:b w:val="0"/>
               </w:rPr>
-              <w:t>Ch. 6 — Merchandise Inventory</w:t>
+              <w:t>Ch. 6 — Merchandise Inventory   (10/21 — Last day to withdraw with a “W”)</w:t>
             </w:r>
           </w:p>
         </w:tc>
@@ -7126,7 +7126,7 @@
                 <w:sz w:val="22"/>
                 <w:szCs w:val="22"/>
               </w:rPr>
-              <w:t>12/03 (Thu)</w:t>
+              <w:t>11/30 (Mon)</w:t>
             </w:r>
             <w:r>
               <w:rPr>

--- a/2026fall/ACCT2101_Fall2026 Course Schedule.docx
+++ b/2026fall/ACCT2101_Fall2026 Course Schedule.docx
@@ -134,14 +134,15 @@
           <w:sz w:val="22"/>
           <w:szCs w:val="22"/>
         </w:rPr>
-        <w:t>Note: Quizzes will be delivered online via D2L, and all graded assignments will be distributed via MyAccountingLab. This course is Partially at a Distance: lectures, assignments and quizzes are completed online, but ALL FOUR EXAMS must be taken IN PERSON in the assigned classroom on the highlighted dates below.</w:t>
-      </w:r>
-      <w:r>
-        <w:rPr>
-          <w:rFonts w:ascii="Verdana" w:hAnsi="Verdana"/>
-          <w:sz w:val="22"/>
-          <w:szCs w:val="22"/>
-        </w:rPr>
+        <w:t>Note</w:t>
+      </w:r>
+      <w:r>
+        <w:rPr>
+          <w:rFonts w:ascii="Verdana" w:hAnsi="Verdana"/>
+          <w:sz w:val="22"/>
+          <w:szCs w:val="22"/>
+        </w:rPr>
+        <w:t xml:space="preserve">: </w:t>
       </w:r>
       <w:r>
         <w:rPr>
@@ -152,6 +153,7 @@
           <w:szCs w:val="22"/>
           <w:u w:val="single"/>
         </w:rPr>
+        <w:t>Quizzes</w:t>
       </w:r>
       <w:r>
         <w:rPr>
@@ -160,27 +162,31 @@
           <w:sz w:val="22"/>
           <w:szCs w:val="22"/>
         </w:rPr>
-      </w:r>
-      <w:r>
-        <w:rPr>
-          <w:rFonts w:ascii="Verdana" w:hAnsi="Verdana"/>
-          <w:sz w:val="22"/>
-          <w:szCs w:val="22"/>
-        </w:rPr>
-      </w:r>
-      <w:r>
-        <w:rPr>
-          <w:rFonts w:ascii="Verdana" w:hAnsi="Verdana"/>
-          <w:sz w:val="22"/>
-          <w:szCs w:val="22"/>
-        </w:rPr>
-      </w:r>
-      <w:r>
-        <w:rPr>
-          <w:rFonts w:ascii="Verdana" w:hAnsi="Verdana"/>
-          <w:sz w:val="22"/>
-          <w:szCs w:val="22"/>
-        </w:rPr>
+        <w:t xml:space="preserve"> </w:t>
+      </w:r>
+      <w:r>
+        <w:rPr>
+          <w:rFonts w:ascii="Verdana" w:hAnsi="Verdana"/>
+          <w:sz w:val="22"/>
+          <w:szCs w:val="22"/>
+        </w:rPr>
+        <w:t xml:space="preserve">will be </w:t>
+      </w:r>
+      <w:r>
+        <w:rPr>
+          <w:rFonts w:ascii="Verdana" w:hAnsi="Verdana"/>
+          <w:sz w:val="22"/>
+          <w:szCs w:val="22"/>
+        </w:rPr>
+        <w:t>delivered online via D2L</w:t>
+      </w:r>
+      <w:r>
+        <w:rPr>
+          <w:rFonts w:ascii="Verdana" w:hAnsi="Verdana"/>
+          <w:sz w:val="22"/>
+          <w:szCs w:val="22"/>
+        </w:rPr>
+        <w:t xml:space="preserve">. However, </w:t>
       </w:r>
       <w:r>
         <w:rPr>
@@ -191,13 +197,15 @@
           <w:szCs w:val="22"/>
           <w:u w:val="single"/>
         </w:rPr>
-      </w:r>
-      <w:r>
-        <w:rPr>
-          <w:rFonts w:ascii="Verdana" w:hAnsi="Verdana"/>
-          <w:sz w:val="22"/>
-          <w:szCs w:val="22"/>
-        </w:rPr>
+        <w:t>all graded assignments</w:t>
+      </w:r>
+      <w:r>
+        <w:rPr>
+          <w:rFonts w:ascii="Verdana" w:hAnsi="Verdana"/>
+          <w:sz w:val="22"/>
+          <w:szCs w:val="22"/>
+        </w:rPr>
+        <w:t xml:space="preserve"> will be distributed via </w:t>
       </w:r>
       <w:r>
         <w:rPr>
@@ -208,13 +216,15 @@
           <w:szCs w:val="22"/>
           <w:u w:val="single"/>
         </w:rPr>
-      </w:r>
-      <w:r>
-        <w:rPr>
-          <w:rFonts w:ascii="Verdana" w:hAnsi="Verdana"/>
-          <w:sz w:val="22"/>
-          <w:szCs w:val="22"/>
-        </w:rPr>
+        <w:t>MyAccountingLab</w:t>
+      </w:r>
+      <w:r>
+        <w:rPr>
+          <w:rFonts w:ascii="Verdana" w:hAnsi="Verdana"/>
+          <w:sz w:val="22"/>
+          <w:szCs w:val="22"/>
+        </w:rPr>
+        <w:t>.</w:t>
       </w:r>
     </w:p>
     <w:p>
@@ -228,84 +238,76 @@
       <w:r>
         <w:rPr>
           <w:rFonts w:ascii="Verdana" w:hAnsi="Verdana"/>
-          <w:b/>
-          <w:i/>
-          <w:sz w:val="22"/>
-          <w:szCs w:val="22"/>
-        </w:rPr>
-        <w:t>Required in-person meetings (Tuesday / Thursday, 8:30 a.m., room to be assigned by the Registrar) — you must come to campus only on these dates:</w:t>
-      </w:r>
-      <w:r>
-        <w:rPr>
-          <w:rFonts w:ascii="Verdana" w:hAnsi="Verdana"/>
-          <w:sz w:val="22"/>
-          <w:szCs w:val="22"/>
-        </w:rPr>
-      </w:r>
-      <w:r>
-        <w:rPr>
-          <w:rFonts w:ascii="Verdana" w:hAnsi="Verdana"/>
-          <w:b/>
-          <w:color w:val="0070C0"/>
-          <w:sz w:val="22"/>
-          <w:szCs w:val="22"/>
-          <w:u w:val="single"/>
-        </w:rPr>
-      </w:r>
-      <w:r>
-        <w:rPr>
-          <w:rFonts w:ascii="Verdana" w:hAnsi="Verdana"/>
-          <w:color w:val="44546A" w:themeColor="text2"/>
-          <w:sz w:val="22"/>
-          <w:szCs w:val="22"/>
-        </w:rPr>
-      </w:r>
-      <w:r>
-        <w:rPr>
-          <w:rFonts w:ascii="Verdana" w:hAnsi="Verdana"/>
-          <w:sz w:val="22"/>
-          <w:szCs w:val="22"/>
-        </w:rPr>
-      </w:r>
-      <w:r>
-        <w:rPr>
-          <w:rFonts w:ascii="Verdana" w:hAnsi="Verdana"/>
-          <w:sz w:val="22"/>
-          <w:szCs w:val="22"/>
-        </w:rPr>
-      </w:r>
-      <w:r>
-        <w:rPr>
-          <w:rFonts w:ascii="Verdana" w:hAnsi="Verdana"/>
-          <w:sz w:val="22"/>
-          <w:szCs w:val="22"/>
-        </w:rPr>
-      </w:r>
-      <w:r>
-        <w:rPr>
-          <w:rFonts w:ascii="Verdana" w:hAnsi="Verdana"/>
-          <w:b/>
-          <w:color w:val="FF0000"/>
-          <w:sz w:val="22"/>
-          <w:szCs w:val="22"/>
-          <w:u w:val="single"/>
-        </w:rPr>
-      </w:r>
-      <w:r>
-        <w:rPr>
-          <w:rFonts w:ascii="Verdana" w:hAnsi="Verdana"/>
-          <w:sz w:val="22"/>
-          <w:szCs w:val="22"/>
-        </w:rPr>
-      </w:r>
-      <w:r>
-        <w:rPr>
-          <w:rFonts w:ascii="Verdana" w:hAnsi="Verdana"/>
-          <w:b/>
-          <w:color w:val="FF0000"/>
-          <w:sz w:val="22"/>
-          <w:szCs w:val="22"/>
-          <w:u w:val="single"/>
+          <w:sz w:val="22"/>
+          <w:szCs w:val="22"/>
+        </w:rPr>
+        <w:t>This course is Partially at a Distance: lectures, assignments and quizzes are completed online, but ALL FOUR EXAMS must be taken IN PERSON in the assigned classroom on the highlighted dates below.</w:t>
+      </w:r>
+      <w:r>
+        <w:rPr>
+          <w:rFonts w:ascii="Verdana" w:hAnsi="Verdana"/>
+          <w:sz w:val="22"/>
+          <w:szCs w:val="22"/>
+        </w:rPr>
+      </w:r>
+      <w:r>
+        <w:rPr>
+          <w:rFonts w:ascii="Verdana" w:hAnsi="Verdana"/>
+          <w:color w:val="000000"/>
+          <w:sz w:val="22"/>
+          <w:szCs w:val="22"/>
+        </w:rPr>
+      </w:r>
+      <w:r>
+        <w:rPr>
+          <w:rFonts w:ascii="Verdana" w:hAnsi="Verdana"/>
+          <w:color w:val="000000"/>
+          <w:sz w:val="22"/>
+          <w:szCs w:val="22"/>
+        </w:rPr>
+      </w:r>
+      <w:r>
+        <w:rPr>
+          <w:rFonts w:ascii="Verdana" w:hAnsi="Verdana"/>
+          <w:sz w:val="22"/>
+          <w:szCs w:val="22"/>
+        </w:rPr>
+      </w:r>
+      <w:r>
+        <w:rPr>
+          <w:rFonts w:ascii="Verdana" w:hAnsi="Verdana"/>
+          <w:sz w:val="22"/>
+          <w:szCs w:val="22"/>
+        </w:rPr>
+      </w:r>
+      <w:r>
+        <w:rPr>
+          <w:rFonts w:ascii="Verdana" w:hAnsi="Verdana"/>
+          <w:sz w:val="22"/>
+          <w:szCs w:val="22"/>
+        </w:rPr>
+      </w:r>
+      <w:r>
+        <w:rPr>
+          <w:rFonts w:ascii="Verdana" w:hAnsi="Verdana"/>
+          <w:color w:val="000000"/>
+          <w:sz w:val="22"/>
+          <w:szCs w:val="22"/>
+        </w:rPr>
+      </w:r>
+      <w:r>
+        <w:rPr>
+          <w:rFonts w:ascii="Verdana" w:hAnsi="Verdana"/>
+          <w:sz w:val="22"/>
+          <w:szCs w:val="22"/>
+        </w:rPr>
+      </w:r>
+      <w:r>
+        <w:rPr>
+          <w:rFonts w:ascii="Verdana" w:hAnsi="Verdana"/>
+          <w:color w:val="000000"/>
+          <w:sz w:val="22"/>
+          <w:szCs w:val="22"/>
         </w:rPr>
       </w:r>
       <w:r>
@@ -328,54 +330,15 @@
         <w:rPr>
           <w:rFonts w:ascii="Verdana" w:hAnsi="Verdana"/>
           <w:b/>
-          <w:i/>
-          <w:sz w:val="22"/>
-          <w:szCs w:val="22"/>
-        </w:rPr>
-        <w:t xml:space="preserve">        •  Tuesday, August 18, 2026 — First day of class — orientation</w:t>
-      </w:r>
-      <w:r>
-        <w:rPr>
-          <w:rFonts w:ascii="Verdana" w:hAnsi="Verdana"/>
-          <w:sz w:val="22"/>
-          <w:szCs w:val="22"/>
-        </w:rPr>
+          <w:sz w:val="22"/>
+          <w:szCs w:val="22"/>
+        </w:rPr>
+        <w:t>Required in-person meetings (Tuesday / Thursday, 8:30 a.m., room to be assigned by the Registrar) — you must come to campus only on these dates:</w:t>
       </w:r>
       <w:r>
         <w:rPr>
           <w:rFonts w:ascii="Verdana" w:hAnsi="Verdana"/>
           <w:b/>
-          <w:color w:val="0070C0"/>
-          <w:sz w:val="22"/>
-          <w:szCs w:val="22"/>
-          <w:u w:val="single"/>
-        </w:rPr>
-      </w:r>
-      <w:r>
-        <w:rPr>
-          <w:rFonts w:ascii="Verdana" w:hAnsi="Verdana"/>
-          <w:color w:val="44546A" w:themeColor="text2"/>
-          <w:sz w:val="22"/>
-          <w:szCs w:val="22"/>
-        </w:rPr>
-      </w:r>
-      <w:r>
-        <w:rPr>
-          <w:rFonts w:ascii="Verdana" w:hAnsi="Verdana"/>
-          <w:sz w:val="22"/>
-          <w:szCs w:val="22"/>
-        </w:rPr>
-      </w:r>
-      <w:r>
-        <w:rPr>
-          <w:rFonts w:ascii="Verdana" w:hAnsi="Verdana"/>
-          <w:sz w:val="22"/>
-          <w:szCs w:val="22"/>
-        </w:rPr>
-      </w:r>
-      <w:r>
-        <w:rPr>
-          <w:rFonts w:ascii="Verdana" w:hAnsi="Verdana"/>
           <w:sz w:val="22"/>
           <w:szCs w:val="22"/>
         </w:rPr>
@@ -384,15 +347,7 @@
         <w:rPr>
           <w:rFonts w:ascii="Verdana" w:hAnsi="Verdana"/>
           <w:b/>
-          <w:color w:val="FF0000"/>
-          <w:sz w:val="22"/>
-          <w:szCs w:val="22"/>
-          <w:u w:val="single"/>
-        </w:rPr>
-      </w:r>
-      <w:r>
-        <w:rPr>
-          <w:rFonts w:ascii="Verdana" w:hAnsi="Verdana"/>
+          <w:color w:val="000000"/>
           <w:sz w:val="22"/>
           <w:szCs w:val="22"/>
         </w:rPr>
@@ -401,15 +356,65 @@
         <w:rPr>
           <w:rFonts w:ascii="Verdana" w:hAnsi="Verdana"/>
           <w:b/>
-          <w:color w:val="FF0000"/>
-          <w:sz w:val="22"/>
-          <w:szCs w:val="22"/>
-          <w:u w:val="single"/>
-        </w:rPr>
-      </w:r>
-      <w:r>
-        <w:rPr>
-          <w:rFonts w:ascii="Verdana" w:hAnsi="Verdana"/>
+          <w:color w:val="000000"/>
+          <w:sz w:val="22"/>
+          <w:szCs w:val="22"/>
+        </w:rPr>
+      </w:r>
+      <w:r>
+        <w:rPr>
+          <w:rFonts w:ascii="Verdana" w:hAnsi="Verdana"/>
+          <w:b/>
+          <w:sz w:val="22"/>
+          <w:szCs w:val="22"/>
+        </w:rPr>
+      </w:r>
+      <w:r>
+        <w:rPr>
+          <w:rFonts w:ascii="Verdana" w:hAnsi="Verdana"/>
+          <w:b/>
+          <w:sz w:val="22"/>
+          <w:szCs w:val="22"/>
+        </w:rPr>
+      </w:r>
+      <w:r>
+        <w:rPr>
+          <w:rFonts w:ascii="Verdana" w:hAnsi="Verdana"/>
+          <w:b/>
+          <w:sz w:val="22"/>
+          <w:szCs w:val="22"/>
+        </w:rPr>
+      </w:r>
+      <w:r>
+        <w:rPr>
+          <w:rFonts w:ascii="Verdana" w:hAnsi="Verdana"/>
+          <w:b/>
+          <w:color w:val="000000"/>
+          <w:sz w:val="22"/>
+          <w:szCs w:val="22"/>
+        </w:rPr>
+      </w:r>
+      <w:r>
+        <w:rPr>
+          <w:rFonts w:ascii="Verdana" w:hAnsi="Verdana"/>
+          <w:b/>
+          <w:sz w:val="22"/>
+          <w:szCs w:val="22"/>
+        </w:rPr>
+      </w:r>
+      <w:r>
+        <w:rPr>
+          <w:rFonts w:ascii="Verdana" w:hAnsi="Verdana"/>
+          <w:b/>
+          <w:color w:val="000000"/>
+          <w:sz w:val="22"/>
+          <w:szCs w:val="22"/>
+        </w:rPr>
+      </w:r>
+      <w:r>
+        <w:rPr>
+          <w:rFonts w:ascii="Verdana" w:hAnsi="Verdana"/>
+          <w:b/>
           <w:sz w:val="22"/>
           <w:szCs w:val="22"/>
         </w:rPr>
@@ -426,84 +431,76 @@
       <w:r>
         <w:rPr>
           <w:rFonts w:ascii="Verdana" w:hAnsi="Verdana"/>
-          <w:b/>
-          <w:i/>
-          <w:sz w:val="22"/>
-          <w:szCs w:val="22"/>
-        </w:rPr>
-        <w:t xml:space="preserve">        •  Tuesday, September 15, 2026 — 1st Exam — Ch 1 &amp; 2 (+ Ch1-2 Practice Test due)</w:t>
-      </w:r>
-      <w:r>
-        <w:rPr>
-          <w:rFonts w:ascii="Verdana" w:hAnsi="Verdana"/>
-          <w:sz w:val="22"/>
-          <w:szCs w:val="22"/>
-        </w:rPr>
-      </w:r>
-      <w:r>
-        <w:rPr>
-          <w:rFonts w:ascii="Verdana" w:hAnsi="Verdana"/>
-          <w:b/>
-          <w:color w:val="0070C0"/>
-          <w:sz w:val="22"/>
-          <w:szCs w:val="22"/>
-          <w:u w:val="single"/>
-        </w:rPr>
-      </w:r>
-      <w:r>
-        <w:rPr>
-          <w:rFonts w:ascii="Verdana" w:hAnsi="Verdana"/>
-          <w:color w:val="44546A" w:themeColor="text2"/>
-          <w:sz w:val="22"/>
-          <w:szCs w:val="22"/>
-        </w:rPr>
-      </w:r>
-      <w:r>
-        <w:rPr>
-          <w:rFonts w:ascii="Verdana" w:hAnsi="Verdana"/>
-          <w:sz w:val="22"/>
-          <w:szCs w:val="22"/>
-        </w:rPr>
-      </w:r>
-      <w:r>
-        <w:rPr>
-          <w:rFonts w:ascii="Verdana" w:hAnsi="Verdana"/>
-          <w:sz w:val="22"/>
-          <w:szCs w:val="22"/>
-        </w:rPr>
-      </w:r>
-      <w:r>
-        <w:rPr>
-          <w:rFonts w:ascii="Verdana" w:hAnsi="Verdana"/>
-          <w:sz w:val="22"/>
-          <w:szCs w:val="22"/>
-        </w:rPr>
-      </w:r>
-      <w:r>
-        <w:rPr>
-          <w:rFonts w:ascii="Verdana" w:hAnsi="Verdana"/>
-          <w:b/>
-          <w:color w:val="FF0000"/>
-          <w:sz w:val="22"/>
-          <w:szCs w:val="22"/>
-          <w:u w:val="single"/>
-        </w:rPr>
-      </w:r>
-      <w:r>
-        <w:rPr>
-          <w:rFonts w:ascii="Verdana" w:hAnsi="Verdana"/>
-          <w:sz w:val="22"/>
-          <w:szCs w:val="22"/>
-        </w:rPr>
-      </w:r>
-      <w:r>
-        <w:rPr>
-          <w:rFonts w:ascii="Verdana" w:hAnsi="Verdana"/>
-          <w:b/>
-          <w:color w:val="FF0000"/>
-          <w:sz w:val="22"/>
-          <w:szCs w:val="22"/>
-          <w:u w:val="single"/>
+          <w:sz w:val="22"/>
+          <w:szCs w:val="22"/>
+        </w:rPr>
+        <w:t xml:space="preserve">        •  Tuesday, August 18, 2026 — First day of class — orientation</w:t>
+      </w:r>
+      <w:r>
+        <w:rPr>
+          <w:rFonts w:ascii="Verdana" w:hAnsi="Verdana"/>
+          <w:sz w:val="22"/>
+          <w:szCs w:val="22"/>
+        </w:rPr>
+      </w:r>
+      <w:r>
+        <w:rPr>
+          <w:rFonts w:ascii="Verdana" w:hAnsi="Verdana"/>
+          <w:color w:val="000000"/>
+          <w:sz w:val="22"/>
+          <w:szCs w:val="22"/>
+        </w:rPr>
+      </w:r>
+      <w:r>
+        <w:rPr>
+          <w:rFonts w:ascii="Verdana" w:hAnsi="Verdana"/>
+          <w:color w:val="000000"/>
+          <w:sz w:val="22"/>
+          <w:szCs w:val="22"/>
+        </w:rPr>
+      </w:r>
+      <w:r>
+        <w:rPr>
+          <w:rFonts w:ascii="Verdana" w:hAnsi="Verdana"/>
+          <w:sz w:val="22"/>
+          <w:szCs w:val="22"/>
+        </w:rPr>
+      </w:r>
+      <w:r>
+        <w:rPr>
+          <w:rFonts w:ascii="Verdana" w:hAnsi="Verdana"/>
+          <w:sz w:val="22"/>
+          <w:szCs w:val="22"/>
+        </w:rPr>
+      </w:r>
+      <w:r>
+        <w:rPr>
+          <w:rFonts w:ascii="Verdana" w:hAnsi="Verdana"/>
+          <w:sz w:val="22"/>
+          <w:szCs w:val="22"/>
+        </w:rPr>
+      </w:r>
+      <w:r>
+        <w:rPr>
+          <w:rFonts w:ascii="Verdana" w:hAnsi="Verdana"/>
+          <w:color w:val="000000"/>
+          <w:sz w:val="22"/>
+          <w:szCs w:val="22"/>
+        </w:rPr>
+      </w:r>
+      <w:r>
+        <w:rPr>
+          <w:rFonts w:ascii="Verdana" w:hAnsi="Verdana"/>
+          <w:sz w:val="22"/>
+          <w:szCs w:val="22"/>
+        </w:rPr>
+      </w:r>
+      <w:r>
+        <w:rPr>
+          <w:rFonts w:ascii="Verdana" w:hAnsi="Verdana"/>
+          <w:color w:val="000000"/>
+          <w:sz w:val="22"/>
+          <w:szCs w:val="22"/>
         </w:rPr>
       </w:r>
       <w:r>
@@ -525,84 +522,76 @@
       <w:r>
         <w:rPr>
           <w:rFonts w:ascii="Verdana" w:hAnsi="Verdana"/>
-          <w:b/>
-          <w:i/>
-          <w:sz w:val="22"/>
-          <w:szCs w:val="22"/>
-        </w:rPr>
-        <w:t xml:space="preserve">        •  Thursday, October 8, 2026 — 2nd Exam — Chapters 3 &amp; 4</w:t>
-      </w:r>
-      <w:r>
-        <w:rPr>
-          <w:rFonts w:ascii="Verdana" w:hAnsi="Verdana"/>
-          <w:sz w:val="22"/>
-          <w:szCs w:val="22"/>
-        </w:rPr>
-      </w:r>
-      <w:r>
-        <w:rPr>
-          <w:rFonts w:ascii="Verdana" w:hAnsi="Verdana"/>
-          <w:b/>
-          <w:color w:val="0070C0"/>
-          <w:sz w:val="22"/>
-          <w:szCs w:val="22"/>
-          <w:u w:val="single"/>
-        </w:rPr>
-      </w:r>
-      <w:r>
-        <w:rPr>
-          <w:rFonts w:ascii="Verdana" w:hAnsi="Verdana"/>
-          <w:color w:val="44546A" w:themeColor="text2"/>
-          <w:sz w:val="22"/>
-          <w:szCs w:val="22"/>
-        </w:rPr>
-      </w:r>
-      <w:r>
-        <w:rPr>
-          <w:rFonts w:ascii="Verdana" w:hAnsi="Verdana"/>
-          <w:sz w:val="22"/>
-          <w:szCs w:val="22"/>
-        </w:rPr>
-      </w:r>
-      <w:r>
-        <w:rPr>
-          <w:rFonts w:ascii="Verdana" w:hAnsi="Verdana"/>
-          <w:sz w:val="22"/>
-          <w:szCs w:val="22"/>
-        </w:rPr>
-      </w:r>
-      <w:r>
-        <w:rPr>
-          <w:rFonts w:ascii="Verdana" w:hAnsi="Verdana"/>
-          <w:sz w:val="22"/>
-          <w:szCs w:val="22"/>
-        </w:rPr>
-      </w:r>
-      <w:r>
-        <w:rPr>
-          <w:rFonts w:ascii="Verdana" w:hAnsi="Verdana"/>
-          <w:b/>
-          <w:color w:val="FF0000"/>
-          <w:sz w:val="22"/>
-          <w:szCs w:val="22"/>
-          <w:u w:val="single"/>
-        </w:rPr>
-      </w:r>
-      <w:r>
-        <w:rPr>
-          <w:rFonts w:ascii="Verdana" w:hAnsi="Verdana"/>
-          <w:sz w:val="22"/>
-          <w:szCs w:val="22"/>
-        </w:rPr>
-      </w:r>
-      <w:r>
-        <w:rPr>
-          <w:rFonts w:ascii="Verdana" w:hAnsi="Verdana"/>
-          <w:b/>
-          <w:color w:val="FF0000"/>
-          <w:sz w:val="22"/>
-          <w:szCs w:val="22"/>
-          <w:u w:val="single"/>
+          <w:sz w:val="22"/>
+          <w:szCs w:val="22"/>
+        </w:rPr>
+        <w:t xml:space="preserve">        •  Tuesday, September 15, 2026 — 1st Exam — Ch 1 &amp; 2 (+ Ch1-2 Practice Test due)</w:t>
+      </w:r>
+      <w:r>
+        <w:rPr>
+          <w:rFonts w:ascii="Verdana" w:hAnsi="Verdana"/>
+          <w:sz w:val="22"/>
+          <w:szCs w:val="22"/>
+        </w:rPr>
+      </w:r>
+      <w:r>
+        <w:rPr>
+          <w:rFonts w:ascii="Verdana" w:hAnsi="Verdana"/>
+          <w:color w:val="000000"/>
+          <w:sz w:val="22"/>
+          <w:szCs w:val="22"/>
+        </w:rPr>
+      </w:r>
+      <w:r>
+        <w:rPr>
+          <w:rFonts w:ascii="Verdana" w:hAnsi="Verdana"/>
+          <w:color w:val="000000"/>
+          <w:sz w:val="22"/>
+          <w:szCs w:val="22"/>
+        </w:rPr>
+      </w:r>
+      <w:r>
+        <w:rPr>
+          <w:rFonts w:ascii="Verdana" w:hAnsi="Verdana"/>
+          <w:sz w:val="22"/>
+          <w:szCs w:val="22"/>
+        </w:rPr>
+      </w:r>
+      <w:r>
+        <w:rPr>
+          <w:rFonts w:ascii="Verdana" w:hAnsi="Verdana"/>
+          <w:sz w:val="22"/>
+          <w:szCs w:val="22"/>
+        </w:rPr>
+      </w:r>
+      <w:r>
+        <w:rPr>
+          <w:rFonts w:ascii="Verdana" w:hAnsi="Verdana"/>
+          <w:sz w:val="22"/>
+          <w:szCs w:val="22"/>
+        </w:rPr>
+      </w:r>
+      <w:r>
+        <w:rPr>
+          <w:rFonts w:ascii="Verdana" w:hAnsi="Verdana"/>
+          <w:color w:val="000000"/>
+          <w:sz w:val="22"/>
+          <w:szCs w:val="22"/>
+        </w:rPr>
+      </w:r>
+      <w:r>
+        <w:rPr>
+          <w:rFonts w:ascii="Verdana" w:hAnsi="Verdana"/>
+          <w:sz w:val="22"/>
+          <w:szCs w:val="22"/>
+        </w:rPr>
+      </w:r>
+      <w:r>
+        <w:rPr>
+          <w:rFonts w:ascii="Verdana" w:hAnsi="Verdana"/>
+          <w:color w:val="000000"/>
+          <w:sz w:val="22"/>
+          <w:szCs w:val="22"/>
         </w:rPr>
       </w:r>
       <w:r>
@@ -624,84 +613,76 @@
       <w:r>
         <w:rPr>
           <w:rFonts w:ascii="Verdana" w:hAnsi="Verdana"/>
-          <w:b/>
-          <w:i/>
-          <w:sz w:val="22"/>
-          <w:szCs w:val="22"/>
-        </w:rPr>
-        <w:t xml:space="preserve">        •  Tuesday, November 10, 2026 — 3rd Exam — Chapters 5, 6, 7 &amp; 8</w:t>
-      </w:r>
-      <w:r>
-        <w:rPr>
-          <w:rFonts w:ascii="Verdana" w:hAnsi="Verdana"/>
-          <w:sz w:val="22"/>
-          <w:szCs w:val="22"/>
-        </w:rPr>
-      </w:r>
-      <w:r>
-        <w:rPr>
-          <w:rFonts w:ascii="Verdana" w:hAnsi="Verdana"/>
-          <w:b/>
-          <w:color w:val="0070C0"/>
-          <w:sz w:val="22"/>
-          <w:szCs w:val="22"/>
-          <w:u w:val="single"/>
-        </w:rPr>
-      </w:r>
-      <w:r>
-        <w:rPr>
-          <w:rFonts w:ascii="Verdana" w:hAnsi="Verdana"/>
-          <w:color w:val="44546A" w:themeColor="text2"/>
-          <w:sz w:val="22"/>
-          <w:szCs w:val="22"/>
-        </w:rPr>
-      </w:r>
-      <w:r>
-        <w:rPr>
-          <w:rFonts w:ascii="Verdana" w:hAnsi="Verdana"/>
-          <w:sz w:val="22"/>
-          <w:szCs w:val="22"/>
-        </w:rPr>
-      </w:r>
-      <w:r>
-        <w:rPr>
-          <w:rFonts w:ascii="Verdana" w:hAnsi="Verdana"/>
-          <w:sz w:val="22"/>
-          <w:szCs w:val="22"/>
-        </w:rPr>
-      </w:r>
-      <w:r>
-        <w:rPr>
-          <w:rFonts w:ascii="Verdana" w:hAnsi="Verdana"/>
-          <w:sz w:val="22"/>
-          <w:szCs w:val="22"/>
-        </w:rPr>
-      </w:r>
-      <w:r>
-        <w:rPr>
-          <w:rFonts w:ascii="Verdana" w:hAnsi="Verdana"/>
-          <w:b/>
-          <w:color w:val="FF0000"/>
-          <w:sz w:val="22"/>
-          <w:szCs w:val="22"/>
-          <w:u w:val="single"/>
-        </w:rPr>
-      </w:r>
-      <w:r>
-        <w:rPr>
-          <w:rFonts w:ascii="Verdana" w:hAnsi="Verdana"/>
-          <w:sz w:val="22"/>
-          <w:szCs w:val="22"/>
-        </w:rPr>
-      </w:r>
-      <w:r>
-        <w:rPr>
-          <w:rFonts w:ascii="Verdana" w:hAnsi="Verdana"/>
-          <w:b/>
-          <w:color w:val="FF0000"/>
-          <w:sz w:val="22"/>
-          <w:szCs w:val="22"/>
-          <w:u w:val="single"/>
+          <w:sz w:val="22"/>
+          <w:szCs w:val="22"/>
+        </w:rPr>
+        <w:t xml:space="preserve">        •  Thursday, October 8, 2026 — 2nd Exam — Chapters 3 &amp; 4</w:t>
+      </w:r>
+      <w:r>
+        <w:rPr>
+          <w:rFonts w:ascii="Verdana" w:hAnsi="Verdana"/>
+          <w:sz w:val="22"/>
+          <w:szCs w:val="22"/>
+        </w:rPr>
+      </w:r>
+      <w:r>
+        <w:rPr>
+          <w:rFonts w:ascii="Verdana" w:hAnsi="Verdana"/>
+          <w:color w:val="000000"/>
+          <w:sz w:val="22"/>
+          <w:szCs w:val="22"/>
+        </w:rPr>
+      </w:r>
+      <w:r>
+        <w:rPr>
+          <w:rFonts w:ascii="Verdana" w:hAnsi="Verdana"/>
+          <w:color w:val="000000"/>
+          <w:sz w:val="22"/>
+          <w:szCs w:val="22"/>
+        </w:rPr>
+      </w:r>
+      <w:r>
+        <w:rPr>
+          <w:rFonts w:ascii="Verdana" w:hAnsi="Verdana"/>
+          <w:sz w:val="22"/>
+          <w:szCs w:val="22"/>
+        </w:rPr>
+      </w:r>
+      <w:r>
+        <w:rPr>
+          <w:rFonts w:ascii="Verdana" w:hAnsi="Verdana"/>
+          <w:sz w:val="22"/>
+          <w:szCs w:val="22"/>
+        </w:rPr>
+      </w:r>
+      <w:r>
+        <w:rPr>
+          <w:rFonts w:ascii="Verdana" w:hAnsi="Verdana"/>
+          <w:sz w:val="22"/>
+          <w:szCs w:val="22"/>
+        </w:rPr>
+      </w:r>
+      <w:r>
+        <w:rPr>
+          <w:rFonts w:ascii="Verdana" w:hAnsi="Verdana"/>
+          <w:color w:val="000000"/>
+          <w:sz w:val="22"/>
+          <w:szCs w:val="22"/>
+        </w:rPr>
+      </w:r>
+      <w:r>
+        <w:rPr>
+          <w:rFonts w:ascii="Verdana" w:hAnsi="Verdana"/>
+          <w:sz w:val="22"/>
+          <w:szCs w:val="22"/>
+        </w:rPr>
+      </w:r>
+      <w:r>
+        <w:rPr>
+          <w:rFonts w:ascii="Verdana" w:hAnsi="Verdana"/>
+          <w:color w:val="000000"/>
+          <w:sz w:val="22"/>
+          <w:szCs w:val="22"/>
         </w:rPr>
       </w:r>
       <w:r>
@@ -723,84 +704,76 @@
       <w:r>
         <w:rPr>
           <w:rFonts w:ascii="Verdana" w:hAnsi="Verdana"/>
-          <w:b/>
-          <w:i/>
-          <w:sz w:val="22"/>
-          <w:szCs w:val="22"/>
-        </w:rPr>
-        <w:t xml:space="preserve">        •  Monday, November 30, 2026 — Comprehensive Final Exam — Ch. 1–9, 11, 12 &amp; 13</w:t>
-      </w:r>
-      <w:r>
-        <w:rPr>
-          <w:rFonts w:ascii="Verdana" w:hAnsi="Verdana"/>
-          <w:sz w:val="22"/>
-          <w:szCs w:val="22"/>
-        </w:rPr>
-      </w:r>
-      <w:r>
-        <w:rPr>
-          <w:rFonts w:ascii="Verdana" w:hAnsi="Verdana"/>
-          <w:b/>
-          <w:color w:val="0070C0"/>
-          <w:sz w:val="22"/>
-          <w:szCs w:val="22"/>
-          <w:u w:val="single"/>
-        </w:rPr>
-      </w:r>
-      <w:r>
-        <w:rPr>
-          <w:rFonts w:ascii="Verdana" w:hAnsi="Verdana"/>
-          <w:color w:val="44546A" w:themeColor="text2"/>
-          <w:sz w:val="22"/>
-          <w:szCs w:val="22"/>
-        </w:rPr>
-      </w:r>
-      <w:r>
-        <w:rPr>
-          <w:rFonts w:ascii="Verdana" w:hAnsi="Verdana"/>
-          <w:sz w:val="22"/>
-          <w:szCs w:val="22"/>
-        </w:rPr>
-      </w:r>
-      <w:r>
-        <w:rPr>
-          <w:rFonts w:ascii="Verdana" w:hAnsi="Verdana"/>
-          <w:sz w:val="22"/>
-          <w:szCs w:val="22"/>
-        </w:rPr>
-      </w:r>
-      <w:r>
-        <w:rPr>
-          <w:rFonts w:ascii="Verdana" w:hAnsi="Verdana"/>
-          <w:sz w:val="22"/>
-          <w:szCs w:val="22"/>
-        </w:rPr>
-      </w:r>
-      <w:r>
-        <w:rPr>
-          <w:rFonts w:ascii="Verdana" w:hAnsi="Verdana"/>
-          <w:b/>
-          <w:color w:val="FF0000"/>
-          <w:sz w:val="22"/>
-          <w:szCs w:val="22"/>
-          <w:u w:val="single"/>
-        </w:rPr>
-      </w:r>
-      <w:r>
-        <w:rPr>
-          <w:rFonts w:ascii="Verdana" w:hAnsi="Verdana"/>
-          <w:sz w:val="22"/>
-          <w:szCs w:val="22"/>
-        </w:rPr>
-      </w:r>
-      <w:r>
-        <w:rPr>
-          <w:rFonts w:ascii="Verdana" w:hAnsi="Verdana"/>
-          <w:b/>
-          <w:color w:val="FF0000"/>
-          <w:sz w:val="22"/>
-          <w:szCs w:val="22"/>
-          <w:u w:val="single"/>
+          <w:sz w:val="22"/>
+          <w:szCs w:val="22"/>
+        </w:rPr>
+        <w:t xml:space="preserve">        •  Tuesday, November 10, 2026 — 3rd Exam — Chapters 5, 6, 7 &amp; 8</w:t>
+      </w:r>
+      <w:r>
+        <w:rPr>
+          <w:rFonts w:ascii="Verdana" w:hAnsi="Verdana"/>
+          <w:sz w:val="22"/>
+          <w:szCs w:val="22"/>
+        </w:rPr>
+      </w:r>
+      <w:r>
+        <w:rPr>
+          <w:rFonts w:ascii="Verdana" w:hAnsi="Verdana"/>
+          <w:color w:val="000000"/>
+          <w:sz w:val="22"/>
+          <w:szCs w:val="22"/>
+        </w:rPr>
+      </w:r>
+      <w:r>
+        <w:rPr>
+          <w:rFonts w:ascii="Verdana" w:hAnsi="Verdana"/>
+          <w:color w:val="000000"/>
+          <w:sz w:val="22"/>
+          <w:szCs w:val="22"/>
+        </w:rPr>
+      </w:r>
+      <w:r>
+        <w:rPr>
+          <w:rFonts w:ascii="Verdana" w:hAnsi="Verdana"/>
+          <w:sz w:val="22"/>
+          <w:szCs w:val="22"/>
+        </w:rPr>
+      </w:r>
+      <w:r>
+        <w:rPr>
+          <w:rFonts w:ascii="Verdana" w:hAnsi="Verdana"/>
+          <w:sz w:val="22"/>
+          <w:szCs w:val="22"/>
+        </w:rPr>
+      </w:r>
+      <w:r>
+        <w:rPr>
+          <w:rFonts w:ascii="Verdana" w:hAnsi="Verdana"/>
+          <w:sz w:val="22"/>
+          <w:szCs w:val="22"/>
+        </w:rPr>
+      </w:r>
+      <w:r>
+        <w:rPr>
+          <w:rFonts w:ascii="Verdana" w:hAnsi="Verdana"/>
+          <w:color w:val="000000"/>
+          <w:sz w:val="22"/>
+          <w:szCs w:val="22"/>
+        </w:rPr>
+      </w:r>
+      <w:r>
+        <w:rPr>
+          <w:rFonts w:ascii="Verdana" w:hAnsi="Verdana"/>
+          <w:sz w:val="22"/>
+          <w:szCs w:val="22"/>
+        </w:rPr>
+      </w:r>
+      <w:r>
+        <w:rPr>
+          <w:rFonts w:ascii="Verdana" w:hAnsi="Verdana"/>
+          <w:color w:val="000000"/>
+          <w:sz w:val="22"/>
+          <w:szCs w:val="22"/>
         </w:rPr>
       </w:r>
       <w:r>
@@ -822,83 +795,166 @@
       <w:r>
         <w:rPr>
           <w:rFonts w:ascii="Verdana" w:hAnsi="Verdana"/>
-          <w:b/>
-          <w:i/>
-          <w:sz w:val="22"/>
-          <w:szCs w:val="22"/>
-        </w:rPr>
-      </w:r>
-      <w:r>
-        <w:rPr>
-          <w:rFonts w:ascii="Verdana" w:hAnsi="Verdana"/>
-          <w:sz w:val="22"/>
-          <w:szCs w:val="22"/>
-        </w:rPr>
-      </w:r>
-      <w:r>
-        <w:rPr>
-          <w:rFonts w:ascii="Verdana" w:hAnsi="Verdana"/>
-          <w:b/>
-          <w:color w:val="0070C0"/>
-          <w:sz w:val="22"/>
-          <w:szCs w:val="22"/>
-          <w:u w:val="single"/>
-        </w:rPr>
-      </w:r>
-      <w:r>
-        <w:rPr>
-          <w:rFonts w:ascii="Verdana" w:hAnsi="Verdana"/>
-          <w:color w:val="44546A" w:themeColor="text2"/>
-          <w:sz w:val="22"/>
-          <w:szCs w:val="22"/>
-        </w:rPr>
-      </w:r>
-      <w:r>
-        <w:rPr>
-          <w:rFonts w:ascii="Verdana" w:hAnsi="Verdana"/>
-          <w:sz w:val="22"/>
-          <w:szCs w:val="22"/>
-        </w:rPr>
-      </w:r>
-      <w:r>
-        <w:rPr>
-          <w:rFonts w:ascii="Verdana" w:hAnsi="Verdana"/>
-          <w:sz w:val="22"/>
-          <w:szCs w:val="22"/>
-        </w:rPr>
-      </w:r>
-      <w:r>
-        <w:rPr>
-          <w:rFonts w:ascii="Verdana" w:hAnsi="Verdana"/>
-          <w:sz w:val="22"/>
-          <w:szCs w:val="22"/>
-        </w:rPr>
-      </w:r>
-      <w:r>
-        <w:rPr>
-          <w:rFonts w:ascii="Verdana" w:hAnsi="Verdana"/>
-          <w:b/>
-          <w:color w:val="FF0000"/>
-          <w:sz w:val="22"/>
-          <w:szCs w:val="22"/>
-          <w:u w:val="single"/>
-        </w:rPr>
-      </w:r>
-      <w:r>
-        <w:rPr>
-          <w:rFonts w:ascii="Verdana" w:hAnsi="Verdana"/>
-          <w:sz w:val="22"/>
-          <w:szCs w:val="22"/>
-        </w:rPr>
-      </w:r>
-      <w:r>
-        <w:rPr>
-          <w:rFonts w:ascii="Verdana" w:hAnsi="Verdana"/>
-          <w:b/>
-          <w:color w:val="FF0000"/>
-          <w:sz w:val="22"/>
-          <w:szCs w:val="22"/>
-          <w:u w:val="single"/>
+          <w:sz w:val="22"/>
+          <w:szCs w:val="22"/>
+        </w:rPr>
+        <w:t xml:space="preserve">        •  Monday, November 30, 2026 — Comprehensive Final Exam — Ch. 1–9, 11, 12 &amp; 13</w:t>
+      </w:r>
+      <w:r>
+        <w:rPr>
+          <w:rFonts w:ascii="Verdana" w:hAnsi="Verdana"/>
+          <w:sz w:val="22"/>
+          <w:szCs w:val="22"/>
+        </w:rPr>
+      </w:r>
+      <w:r>
+        <w:rPr>
+          <w:rFonts w:ascii="Verdana" w:hAnsi="Verdana"/>
+          <w:color w:val="000000"/>
+          <w:sz w:val="22"/>
+          <w:szCs w:val="22"/>
+        </w:rPr>
+      </w:r>
+      <w:r>
+        <w:rPr>
+          <w:rFonts w:ascii="Verdana" w:hAnsi="Verdana"/>
+          <w:color w:val="000000"/>
+          <w:sz w:val="22"/>
+          <w:szCs w:val="22"/>
+        </w:rPr>
+      </w:r>
+      <w:r>
+        <w:rPr>
+          <w:rFonts w:ascii="Verdana" w:hAnsi="Verdana"/>
+          <w:sz w:val="22"/>
+          <w:szCs w:val="22"/>
+        </w:rPr>
+      </w:r>
+      <w:r>
+        <w:rPr>
+          <w:rFonts w:ascii="Verdana" w:hAnsi="Verdana"/>
+          <w:sz w:val="22"/>
+          <w:szCs w:val="22"/>
+        </w:rPr>
+      </w:r>
+      <w:r>
+        <w:rPr>
+          <w:rFonts w:ascii="Verdana" w:hAnsi="Verdana"/>
+          <w:sz w:val="22"/>
+          <w:szCs w:val="22"/>
+        </w:rPr>
+      </w:r>
+      <w:r>
+        <w:rPr>
+          <w:rFonts w:ascii="Verdana" w:hAnsi="Verdana"/>
+          <w:color w:val="000000"/>
+          <w:sz w:val="22"/>
+          <w:szCs w:val="22"/>
+        </w:rPr>
+      </w:r>
+      <w:r>
+        <w:rPr>
+          <w:rFonts w:ascii="Verdana" w:hAnsi="Verdana"/>
+          <w:sz w:val="22"/>
+          <w:szCs w:val="22"/>
+        </w:rPr>
+      </w:r>
+      <w:r>
+        <w:rPr>
+          <w:rFonts w:ascii="Verdana" w:hAnsi="Verdana"/>
+          <w:color w:val="000000"/>
+          <w:sz w:val="22"/>
+          <w:szCs w:val="22"/>
+        </w:rPr>
+      </w:r>
+      <w:r>
+        <w:rPr>
+          <w:rFonts w:ascii="Verdana" w:hAnsi="Verdana"/>
+          <w:sz w:val="22"/>
+          <w:szCs w:val="22"/>
+        </w:rPr>
+      </w:r>
+    </w:p>
+    <w:p>
+      <w:pPr>
+        <w:rPr>
+          <w:rFonts w:ascii="Verdana" w:hAnsi="Verdana"/>
+          <w:sz w:val="22"/>
+          <w:szCs w:val="22"/>
+        </w:rPr>
+      </w:pPr>
+      <w:r>
+        <w:rPr>
+          <w:rFonts w:ascii="Verdana" w:hAnsi="Verdana"/>
+          <w:sz w:val="22"/>
+          <w:szCs w:val="22"/>
+        </w:rPr>
+      </w:r>
+      <w:r>
+        <w:rPr>
+          <w:rFonts w:ascii="Verdana" w:hAnsi="Verdana"/>
+          <w:sz w:val="22"/>
+          <w:szCs w:val="22"/>
+        </w:rPr>
+      </w:r>
+      <w:r>
+        <w:rPr>
+          <w:rFonts w:ascii="Verdana" w:hAnsi="Verdana"/>
+          <w:color w:val="000000"/>
+          <w:sz w:val="22"/>
+          <w:szCs w:val="22"/>
+        </w:rPr>
+      </w:r>
+      <w:r>
+        <w:rPr>
+          <w:rFonts w:ascii="Verdana" w:hAnsi="Verdana"/>
+          <w:color w:val="000000"/>
+          <w:sz w:val="22"/>
+          <w:szCs w:val="22"/>
+        </w:rPr>
+      </w:r>
+      <w:r>
+        <w:rPr>
+          <w:rFonts w:ascii="Verdana" w:hAnsi="Verdana"/>
+          <w:sz w:val="22"/>
+          <w:szCs w:val="22"/>
+        </w:rPr>
+      </w:r>
+      <w:r>
+        <w:rPr>
+          <w:rFonts w:ascii="Verdana" w:hAnsi="Verdana"/>
+          <w:sz w:val="22"/>
+          <w:szCs w:val="22"/>
+        </w:rPr>
+      </w:r>
+      <w:r>
+        <w:rPr>
+          <w:rFonts w:ascii="Verdana" w:hAnsi="Verdana"/>
+          <w:sz w:val="22"/>
+          <w:szCs w:val="22"/>
+        </w:rPr>
+      </w:r>
+      <w:r>
+        <w:rPr>
+          <w:rFonts w:ascii="Verdana" w:hAnsi="Verdana"/>
+          <w:color w:val="000000"/>
+          <w:sz w:val="22"/>
+          <w:szCs w:val="22"/>
+        </w:rPr>
+      </w:r>
+      <w:r>
+        <w:rPr>
+          <w:rFonts w:ascii="Verdana" w:hAnsi="Verdana"/>
+          <w:sz w:val="22"/>
+          <w:szCs w:val="22"/>
+        </w:rPr>
+      </w:r>
+      <w:r>
+        <w:rPr>
+          <w:rFonts w:ascii="Verdana" w:hAnsi="Verdana"/>
+          <w:color w:val="000000"/>
+          <w:sz w:val="22"/>
+          <w:szCs w:val="22"/>
         </w:rPr>
       </w:r>
       <w:r>
@@ -918,12 +974,12 @@
         <w:tblLook w:val="04A0" w:firstRow="1" w:lastRow="0" w:firstColumn="1" w:lastColumn="0" w:noHBand="0" w:noVBand="1"/>
       </w:tblPr>
       <w:tblGrid>
-        <w:gridCol w:w="985"/>
-        <w:gridCol w:w="771"/>
-        <w:gridCol w:w="4991"/>
-        <w:gridCol w:w="1348"/>
-        <w:gridCol w:w="1530"/>
-        <w:gridCol w:w="1170"/>
+        <w:gridCol w:w="840"/>
+        <w:gridCol w:w="1440"/>
+        <w:gridCol w:w="4840"/>
+        <w:gridCol w:w="1340"/>
+        <w:gridCol w:w="1160"/>
+        <w:gridCol w:w="1160"/>
       </w:tblGrid>
       <w:tr>
         <w:trPr>
@@ -931,7 +987,7 @@
         </w:trPr>
         <w:tc>
           <w:tcPr>
-            <w:tcW w:w="985" w:type="dxa"/>
+            <w:tcW w:w="840" w:type="dxa"/>
             <w:tcBorders>
               <w:bottom w:val="single" w:sz="12" w:space="0" w:color="auto"/>
             </w:tcBorders>
@@ -960,7 +1016,7 @@
         </w:tc>
         <w:tc>
           <w:tcPr>
-            <w:tcW w:w="771" w:type="dxa"/>
+            <w:tcW w:w="1440" w:type="dxa"/>
             <w:tcBorders>
               <w:bottom w:val="single" w:sz="12" w:space="0" w:color="auto"/>
             </w:tcBorders>
@@ -989,7 +1045,7 @@
         </w:tc>
         <w:tc>
           <w:tcPr>
-            <w:tcW w:w="4991" w:type="dxa"/>
+            <w:tcW w:w="4840" w:type="dxa"/>
             <w:tcBorders>
               <w:bottom w:val="single" w:sz="12" w:space="0" w:color="auto"/>
             </w:tcBorders>
@@ -1042,7 +1098,7 @@
         </w:tc>
         <w:tc>
           <w:tcPr>
-            <w:tcW w:w="1348" w:type="dxa"/>
+            <w:tcW w:w="1340" w:type="dxa"/>
             <w:tcBorders>
               <w:bottom w:val="single" w:sz="12" w:space="0" w:color="auto"/>
             </w:tcBorders>
@@ -1071,7 +1127,7 @@
         </w:tc>
         <w:tc>
           <w:tcPr>
-            <w:tcW w:w="1530" w:type="dxa"/>
+            <w:tcW w:w="1160" w:type="dxa"/>
             <w:tcBorders>
               <w:bottom w:val="single" w:sz="12" w:space="0" w:color="auto"/>
             </w:tcBorders>
@@ -1100,7 +1156,7 @@
         </w:tc>
         <w:tc>
           <w:tcPr>
-            <w:tcW w:w="1170" w:type="dxa"/>
+            <w:tcW w:w="1160" w:type="dxa"/>
             <w:tcBorders>
               <w:bottom w:val="single" w:sz="12" w:space="0" w:color="auto"/>
             </w:tcBorders>
@@ -1134,7 +1190,7 @@
         </w:trPr>
         <w:tc>
           <w:tcPr>
-            <w:tcW w:w="985" w:type="dxa"/>
+            <w:tcW w:w="840" w:type="dxa"/>
             <w:vMerge w:val="restart"/>
             <w:tcBorders>
               <w:top w:val="single" w:sz="12" w:space="0" w:color="auto"/>
@@ -1165,7 +1221,7 @@
         </w:tc>
         <w:tc>
           <w:tcPr>
-            <w:tcW w:w="771" w:type="dxa"/>
+            <w:tcW w:w="1440" w:type="dxa"/>
             <w:vMerge w:val="restart"/>
             <w:tcBorders>
               <w:top w:val="single" w:sz="12" w:space="0" w:color="auto"/>
@@ -1197,7 +1253,7 @@
         </w:tc>
         <w:tc>
           <w:tcPr>
-            <w:tcW w:w="4991" w:type="dxa"/>
+            <w:tcW w:w="4840" w:type="dxa"/>
             <w:tcBorders>
               <w:top w:val="single" w:sz="12" w:space="0" w:color="auto"/>
             </w:tcBorders>
@@ -1269,7 +1325,7 @@
         </w:tc>
         <w:tc>
           <w:tcPr>
-            <w:tcW w:w="1348" w:type="dxa"/>
+            <w:tcW w:w="1340" w:type="dxa"/>
             <w:tcBorders>
               <w:top w:val="single" w:sz="12" w:space="0" w:color="auto"/>
             </w:tcBorders>
@@ -1298,7 +1354,7 @@
         </w:tc>
         <w:tc>
           <w:tcPr>
-            <w:tcW w:w="1530" w:type="dxa"/>
+            <w:tcW w:w="1160" w:type="dxa"/>
             <w:tcBorders>
               <w:top w:val="single" w:sz="12" w:space="0" w:color="auto"/>
             </w:tcBorders>
@@ -1328,7 +1384,7 @@
         </w:tc>
         <w:tc>
           <w:tcPr>
-            <w:tcW w:w="1170" w:type="dxa"/>
+            <w:tcW w:w="1160" w:type="dxa"/>
             <w:tcBorders>
               <w:top w:val="single" w:sz="12" w:space="0" w:color="auto"/>
             </w:tcBorders>
@@ -1363,7 +1419,7 @@
         </w:trPr>
         <w:tc>
           <w:tcPr>
-            <w:tcW w:w="985" w:type="dxa"/>
+            <w:tcW w:w="840" w:type="dxa"/>
             <w:vMerge w:val="restart"/>
             <w:tcBorders>
               <w:top w:val="single" w:sz="12" w:space="0" w:color="auto"/>
@@ -1394,7 +1450,7 @@
         </w:tc>
         <w:tc>
           <w:tcPr>
-            <w:tcW w:w="771" w:type="dxa"/>
+            <w:tcW w:w="1440" w:type="dxa"/>
             <w:vMerge w:val="restart"/>
             <w:tcBorders>
               <w:top w:val="single" w:sz="12" w:space="0" w:color="auto"/>
@@ -1426,7 +1482,7 @@
         </w:tc>
         <w:tc>
           <w:tcPr>
-            <w:tcW w:w="4991" w:type="dxa"/>
+            <w:tcW w:w="4840" w:type="dxa"/>
             <w:tcBorders>
               <w:top w:val="single" w:sz="12" w:space="0" w:color="auto"/>
             </w:tcBorders>
@@ -1498,7 +1554,7 @@
         </w:tc>
         <w:tc>
           <w:tcPr>
-            <w:tcW w:w="1348" w:type="dxa"/>
+            <w:tcW w:w="1340" w:type="dxa"/>
             <w:tcBorders>
               <w:top w:val="single" w:sz="12" w:space="0" w:color="auto"/>
             </w:tcBorders>
@@ -1527,7 +1583,7 @@
         </w:tc>
         <w:tc>
           <w:tcPr>
-            <w:tcW w:w="1530" w:type="dxa"/>
+            <w:tcW w:w="1160" w:type="dxa"/>
             <w:tcBorders>
               <w:top w:val="single" w:sz="12" w:space="0" w:color="auto"/>
             </w:tcBorders>
@@ -1557,7 +1613,7 @@
         </w:tc>
         <w:tc>
           <w:tcPr>
-            <w:tcW w:w="1170" w:type="dxa"/>
+            <w:tcW w:w="1160" w:type="dxa"/>
             <w:tcBorders>
               <w:top w:val="single" w:sz="12" w:space="0" w:color="auto"/>
             </w:tcBorders>
@@ -1592,7 +1648,7 @@
         </w:trPr>
         <w:tc>
           <w:tcPr>
-            <w:tcW w:w="985" w:type="dxa"/>
+            <w:tcW w:w="840" w:type="dxa"/>
             <w:vAlign w:val="center"/>
             <w:shd w:val="clear" w:color="auto" w:fill="FFFF00"/>
           </w:tcPr>
@@ -1624,7 +1680,7 @@
         </w:tc>
         <w:tc>
           <w:tcPr>
-            <w:tcW w:w="771" w:type="dxa"/>
+            <w:tcW w:w="1440" w:type="dxa"/>
             <w:vAlign w:val="center"/>
             <w:shd w:val="clear" w:color="auto" w:fill="FFFF00"/>
           </w:tcPr>
@@ -1655,7 +1711,7 @@
         </w:tc>
         <w:tc>
           <w:tcPr>
-            <w:tcW w:w="9039" w:type="dxa"/>
+            <w:tcW w:w="4840" w:type="dxa"/>
             <w:gridSpan w:val="4"/>
             <w:vAlign w:val="center"/>
             <w:shd w:val="clear" w:color="auto" w:fill="FFFF00"/>
@@ -1718,7 +1774,7 @@
         </w:trPr>
         <w:tc>
           <w:tcPr>
-            <w:tcW w:w="985" w:type="dxa"/>
+            <w:tcW w:w="840" w:type="dxa"/>
             <w:vMerge w:val="restart"/>
             <w:tcBorders>
               <w:top w:val="single" w:sz="12" w:space="0" w:color="auto"/>
@@ -1749,7 +1805,7 @@
         </w:tc>
         <w:tc>
           <w:tcPr>
-            <w:tcW w:w="771" w:type="dxa"/>
+            <w:tcW w:w="1440" w:type="dxa"/>
             <w:vMerge w:val="restart"/>
             <w:tcBorders>
               <w:top w:val="single" w:sz="12" w:space="0" w:color="auto"/>
@@ -1781,7 +1837,7 @@
         </w:tc>
         <w:tc>
           <w:tcPr>
-            <w:tcW w:w="4991" w:type="dxa"/>
+            <w:tcW w:w="4840" w:type="dxa"/>
             <w:tcBorders>
               <w:top w:val="single" w:sz="12" w:space="0" w:color="auto"/>
             </w:tcBorders>
@@ -1853,7 +1909,7 @@
         </w:tc>
         <w:tc>
           <w:tcPr>
-            <w:tcW w:w="1348" w:type="dxa"/>
+            <w:tcW w:w="1340" w:type="dxa"/>
             <w:tcBorders>
               <w:top w:val="single" w:sz="12" w:space="0" w:color="auto"/>
             </w:tcBorders>
@@ -1882,7 +1938,7 @@
         </w:tc>
         <w:tc>
           <w:tcPr>
-            <w:tcW w:w="1530" w:type="dxa"/>
+            <w:tcW w:w="1160" w:type="dxa"/>
             <w:tcBorders>
               <w:top w:val="single" w:sz="12" w:space="0" w:color="auto"/>
             </w:tcBorders>
@@ -1912,7 +1968,7 @@
         </w:tc>
         <w:tc>
           <w:tcPr>
-            <w:tcW w:w="1170" w:type="dxa"/>
+            <w:tcW w:w="1160" w:type="dxa"/>
             <w:tcBorders>
               <w:top w:val="single" w:sz="12" w:space="0" w:color="auto"/>
             </w:tcBorders>
@@ -1947,7 +2003,7 @@
         </w:trPr>
         <w:tc>
           <w:tcPr>
-            <w:tcW w:w="985" w:type="dxa"/>
+            <w:tcW w:w="840" w:type="dxa"/>
             <w:vMerge w:val="restart"/>
             <w:tcBorders>
               <w:top w:val="single" w:sz="12" w:space="0" w:color="auto"/>
@@ -1978,7 +2034,7 @@
         </w:tc>
         <w:tc>
           <w:tcPr>
-            <w:tcW w:w="771" w:type="dxa"/>
+            <w:tcW w:w="1440" w:type="dxa"/>
             <w:vMerge w:val="restart"/>
             <w:tcBorders>
               <w:top w:val="single" w:sz="12" w:space="0" w:color="auto"/>
@@ -2010,7 +2066,7 @@
         </w:tc>
         <w:tc>
           <w:tcPr>
-            <w:tcW w:w="4991" w:type="dxa"/>
+            <w:tcW w:w="4840" w:type="dxa"/>
             <w:tcBorders>
               <w:top w:val="single" w:sz="12" w:space="0" w:color="auto"/>
             </w:tcBorders>
@@ -2082,7 +2138,7 @@
         </w:tc>
         <w:tc>
           <w:tcPr>
-            <w:tcW w:w="1348" w:type="dxa"/>
+            <w:tcW w:w="1340" w:type="dxa"/>
             <w:tcBorders>
               <w:top w:val="single" w:sz="12" w:space="0" w:color="auto"/>
             </w:tcBorders>
@@ -2111,7 +2167,7 @@
         </w:tc>
         <w:tc>
           <w:tcPr>
-            <w:tcW w:w="1530" w:type="dxa"/>
+            <w:tcW w:w="1160" w:type="dxa"/>
             <w:tcBorders>
               <w:top w:val="single" w:sz="12" w:space="0" w:color="auto"/>
             </w:tcBorders>
@@ -2141,7 +2197,7 @@
         </w:tc>
         <w:tc>
           <w:tcPr>
-            <w:tcW w:w="1170" w:type="dxa"/>
+            <w:tcW w:w="1160" w:type="dxa"/>
             <w:tcBorders>
               <w:top w:val="single" w:sz="12" w:space="0" w:color="auto"/>
             </w:tcBorders>
@@ -2176,7 +2232,7 @@
         </w:trPr>
         <w:tc>
           <w:tcPr>
-            <w:tcW w:w="985" w:type="dxa"/>
+            <w:tcW w:w="840" w:type="dxa"/>
             <w:vAlign w:val="center"/>
             <w:shd w:val="clear" w:color="auto" w:fill="FFFF00"/>
           </w:tcPr>
@@ -2208,7 +2264,7 @@
         </w:tc>
         <w:tc>
           <w:tcPr>
-            <w:tcW w:w="771" w:type="dxa"/>
+            <w:tcW w:w="1440" w:type="dxa"/>
             <w:vAlign w:val="center"/>
             <w:shd w:val="clear" w:color="auto" w:fill="FFFF00"/>
           </w:tcPr>
@@ -2239,7 +2295,7 @@
         </w:tc>
         <w:tc>
           <w:tcPr>
-            <w:tcW w:w="9039" w:type="dxa"/>
+            <w:tcW w:w="4840" w:type="dxa"/>
             <w:gridSpan w:val="4"/>
             <w:vAlign w:val="center"/>
             <w:shd w:val="clear" w:color="auto" w:fill="FFFF00"/>
@@ -2302,7 +2358,7 @@
         </w:trPr>
         <w:tc>
           <w:tcPr>
-            <w:tcW w:w="985" w:type="dxa"/>
+            <w:tcW w:w="840" w:type="dxa"/>
             <w:vMerge w:val="restart"/>
             <w:tcBorders>
               <w:top w:val="single" w:sz="12" w:space="0" w:color="auto"/>
@@ -2333,7 +2389,7 @@
         </w:tc>
         <w:tc>
           <w:tcPr>
-            <w:tcW w:w="771" w:type="dxa"/>
+            <w:tcW w:w="1440" w:type="dxa"/>
             <w:vMerge w:val="restart"/>
             <w:tcBorders>
               <w:top w:val="single" w:sz="12" w:space="0" w:color="auto"/>
@@ -2365,7 +2421,7 @@
         </w:tc>
         <w:tc>
           <w:tcPr>
-            <w:tcW w:w="4991" w:type="dxa"/>
+            <w:tcW w:w="4840" w:type="dxa"/>
             <w:tcBorders>
               <w:top w:val="single" w:sz="12" w:space="0" w:color="auto"/>
             </w:tcBorders>
@@ -2437,7 +2493,7 @@
         </w:tc>
         <w:tc>
           <w:tcPr>
-            <w:tcW w:w="1348" w:type="dxa"/>
+            <w:tcW w:w="1340" w:type="dxa"/>
             <w:tcBorders>
               <w:top w:val="single" w:sz="12" w:space="0" w:color="auto"/>
             </w:tcBorders>
@@ -2466,7 +2522,7 @@
         </w:tc>
         <w:tc>
           <w:tcPr>
-            <w:tcW w:w="1530" w:type="dxa"/>
+            <w:tcW w:w="1160" w:type="dxa"/>
             <w:tcBorders>
               <w:top w:val="single" w:sz="12" w:space="0" w:color="auto"/>
             </w:tcBorders>
@@ -2496,7 +2552,7 @@
         </w:tc>
         <w:tc>
           <w:tcPr>
-            <w:tcW w:w="1170" w:type="dxa"/>
+            <w:tcW w:w="1160" w:type="dxa"/>
             <w:tcBorders>
               <w:top w:val="single" w:sz="12" w:space="0" w:color="auto"/>
             </w:tcBorders>
@@ -2531,7 +2587,7 @@
         </w:trPr>
         <w:tc>
           <w:tcPr>
-            <w:tcW w:w="985" w:type="dxa"/>
+            <w:tcW w:w="840" w:type="dxa"/>
             <w:vMerge w:val="restart"/>
             <w:tcBorders>
               <w:top w:val="single" w:sz="12" w:space="0" w:color="auto"/>
@@ -2562,7 +2618,7 @@
         </w:tc>
         <w:tc>
           <w:tcPr>
-            <w:tcW w:w="771" w:type="dxa"/>
+            <w:tcW w:w="1440" w:type="dxa"/>
             <w:vMerge w:val="restart"/>
             <w:tcBorders>
               <w:top w:val="single" w:sz="12" w:space="0" w:color="auto"/>
@@ -2594,7 +2650,7 @@
         </w:tc>
         <w:tc>
           <w:tcPr>
-            <w:tcW w:w="4991" w:type="dxa"/>
+            <w:tcW w:w="4840" w:type="dxa"/>
             <w:tcBorders>
               <w:top w:val="single" w:sz="12" w:space="0" w:color="auto"/>
             </w:tcBorders>
@@ -2666,7 +2722,7 @@
         </w:tc>
         <w:tc>
           <w:tcPr>
-            <w:tcW w:w="1348" w:type="dxa"/>
+            <w:tcW w:w="1340" w:type="dxa"/>
             <w:tcBorders>
               <w:top w:val="single" w:sz="12" w:space="0" w:color="auto"/>
             </w:tcBorders>
@@ -2695,7 +2751,7 @@
         </w:tc>
         <w:tc>
           <w:tcPr>
-            <w:tcW w:w="1530" w:type="dxa"/>
+            <w:tcW w:w="1160" w:type="dxa"/>
             <w:tcBorders>
               <w:top w:val="single" w:sz="12" w:space="0" w:color="auto"/>
             </w:tcBorders>
@@ -2725,7 +2781,7 @@
         </w:tc>
         <w:tc>
           <w:tcPr>
-            <w:tcW w:w="1170" w:type="dxa"/>
+            <w:tcW w:w="1160" w:type="dxa"/>
             <w:tcBorders>
               <w:top w:val="single" w:sz="12" w:space="0" w:color="auto"/>
             </w:tcBorders>
@@ -2760,7 +2816,7 @@
         </w:trPr>
         <w:tc>
           <w:tcPr>
-            <w:tcW w:w="985" w:type="dxa"/>
+            <w:tcW w:w="840" w:type="dxa"/>
             <w:vMerge w:val="restart"/>
             <w:tcBorders>
               <w:top w:val="single" w:sz="12" w:space="0" w:color="auto"/>
@@ -2791,7 +2847,7 @@
         </w:tc>
         <w:tc>
           <w:tcPr>
-            <w:tcW w:w="771" w:type="dxa"/>
+            <w:tcW w:w="1440" w:type="dxa"/>
             <w:vMerge w:val="restart"/>
             <w:tcBorders>
               <w:top w:val="single" w:sz="12" w:space="0" w:color="auto"/>
@@ -2823,7 +2879,7 @@
         </w:tc>
         <w:tc>
           <w:tcPr>
-            <w:tcW w:w="4991" w:type="dxa"/>
+            <w:tcW w:w="4840" w:type="dxa"/>
             <w:tcBorders>
               <w:top w:val="single" w:sz="12" w:space="0" w:color="auto"/>
             </w:tcBorders>
@@ -2895,7 +2951,7 @@
         </w:tc>
         <w:tc>
           <w:tcPr>
-            <w:tcW w:w="1348" w:type="dxa"/>
+            <w:tcW w:w="1340" w:type="dxa"/>
             <w:tcBorders>
               <w:top w:val="single" w:sz="12" w:space="0" w:color="auto"/>
             </w:tcBorders>
@@ -2924,7 +2980,7 @@
         </w:tc>
         <w:tc>
           <w:tcPr>
-            <w:tcW w:w="1530" w:type="dxa"/>
+            <w:tcW w:w="1160" w:type="dxa"/>
             <w:tcBorders>
               <w:top w:val="single" w:sz="12" w:space="0" w:color="auto"/>
             </w:tcBorders>
@@ -2954,7 +3010,7 @@
         </w:tc>
         <w:tc>
           <w:tcPr>
-            <w:tcW w:w="1170" w:type="dxa"/>
+            <w:tcW w:w="1160" w:type="dxa"/>
             <w:tcBorders>
               <w:top w:val="single" w:sz="12" w:space="0" w:color="auto"/>
             </w:tcBorders>
@@ -2989,7 +3045,7 @@
         </w:trPr>
         <w:tc>
           <w:tcPr>
-            <w:tcW w:w="985" w:type="dxa"/>
+            <w:tcW w:w="840" w:type="dxa"/>
             <w:vMerge w:val="restart"/>
             <w:tcBorders>
               <w:top w:val="single" w:sz="12" w:space="0" w:color="auto"/>
@@ -3020,7 +3076,7 @@
         </w:tc>
         <w:tc>
           <w:tcPr>
-            <w:tcW w:w="771" w:type="dxa"/>
+            <w:tcW w:w="1440" w:type="dxa"/>
             <w:vMerge w:val="restart"/>
             <w:tcBorders>
               <w:top w:val="single" w:sz="12" w:space="0" w:color="auto"/>
@@ -3052,7 +3108,7 @@
         </w:tc>
         <w:tc>
           <w:tcPr>
-            <w:tcW w:w="4991" w:type="dxa"/>
+            <w:tcW w:w="4840" w:type="dxa"/>
             <w:tcBorders>
               <w:top w:val="single" w:sz="12" w:space="0" w:color="auto"/>
             </w:tcBorders>
@@ -3124,7 +3180,7 @@
         </w:tc>
         <w:tc>
           <w:tcPr>
-            <w:tcW w:w="1348" w:type="dxa"/>
+            <w:tcW w:w="1340" w:type="dxa"/>
             <w:tcBorders>
               <w:top w:val="single" w:sz="12" w:space="0" w:color="auto"/>
             </w:tcBorders>
@@ -3153,7 +3209,7 @@
         </w:tc>
         <w:tc>
           <w:tcPr>
-            <w:tcW w:w="1530" w:type="dxa"/>
+            <w:tcW w:w="1160" w:type="dxa"/>
             <w:tcBorders>
               <w:top w:val="single" w:sz="12" w:space="0" w:color="auto"/>
             </w:tcBorders>
@@ -3183,7 +3239,7 @@
         </w:tc>
         <w:tc>
           <w:tcPr>
-            <w:tcW w:w="1170" w:type="dxa"/>
+            <w:tcW w:w="1160" w:type="dxa"/>
             <w:tcBorders>
               <w:top w:val="single" w:sz="12" w:space="0" w:color="auto"/>
             </w:tcBorders>
@@ -3218,7 +3274,7 @@
         </w:trPr>
         <w:tc>
           <w:tcPr>
-            <w:tcW w:w="985" w:type="dxa"/>
+            <w:tcW w:w="840" w:type="dxa"/>
             <w:vAlign w:val="center"/>
             <w:shd w:val="clear" w:color="auto" w:fill="FFFF00"/>
           </w:tcPr>
@@ -3250,7 +3306,7 @@
         </w:tc>
         <w:tc>
           <w:tcPr>
-            <w:tcW w:w="771" w:type="dxa"/>
+            <w:tcW w:w="1440" w:type="dxa"/>
             <w:vAlign w:val="center"/>
             <w:shd w:val="clear" w:color="auto" w:fill="FFFF00"/>
           </w:tcPr>
@@ -3281,7 +3337,7 @@
         </w:tc>
         <w:tc>
           <w:tcPr>
-            <w:tcW w:w="9039" w:type="dxa"/>
+            <w:tcW w:w="4840" w:type="dxa"/>
             <w:gridSpan w:val="4"/>
             <w:vAlign w:val="center"/>
             <w:shd w:val="clear" w:color="auto" w:fill="FFFF00"/>
@@ -3344,7 +3400,7 @@
         </w:trPr>
         <w:tc>
           <w:tcPr>
-            <w:tcW w:w="985" w:type="dxa"/>
+            <w:tcW w:w="840" w:type="dxa"/>
             <w:vMerge w:val="restart"/>
             <w:tcBorders>
               <w:top w:val="single" w:sz="12" w:space="0" w:color="auto"/>
@@ -3375,7 +3431,7 @@
         </w:tc>
         <w:tc>
           <w:tcPr>
-            <w:tcW w:w="771" w:type="dxa"/>
+            <w:tcW w:w="1440" w:type="dxa"/>
             <w:vMerge w:val="restart"/>
             <w:tcBorders>
               <w:top w:val="single" w:sz="12" w:space="0" w:color="auto"/>
@@ -3407,7 +3463,7 @@
         </w:tc>
         <w:tc>
           <w:tcPr>
-            <w:tcW w:w="4991" w:type="dxa"/>
+            <w:tcW w:w="4840" w:type="dxa"/>
             <w:tcBorders>
               <w:top w:val="single" w:sz="12" w:space="0" w:color="auto"/>
             </w:tcBorders>
@@ -3479,7 +3535,7 @@
         </w:tc>
         <w:tc>
           <w:tcPr>
-            <w:tcW w:w="1348" w:type="dxa"/>
+            <w:tcW w:w="1340" w:type="dxa"/>
             <w:tcBorders>
               <w:top w:val="single" w:sz="12" w:space="0" w:color="auto"/>
             </w:tcBorders>
@@ -3508,7 +3564,7 @@
         </w:tc>
         <w:tc>
           <w:tcPr>
-            <w:tcW w:w="1530" w:type="dxa"/>
+            <w:tcW w:w="1160" w:type="dxa"/>
             <w:tcBorders>
               <w:top w:val="single" w:sz="12" w:space="0" w:color="auto"/>
             </w:tcBorders>
@@ -3538,7 +3594,7 @@
         </w:tc>
         <w:tc>
           <w:tcPr>
-            <w:tcW w:w="1170" w:type="dxa"/>
+            <w:tcW w:w="1160" w:type="dxa"/>
             <w:tcBorders>
               <w:top w:val="single" w:sz="12" w:space="0" w:color="auto"/>
             </w:tcBorders>
@@ -3573,7 +3629,7 @@
         </w:trPr>
         <w:tc>
           <w:tcPr>
-            <w:tcW w:w="985" w:type="dxa"/>
+            <w:tcW w:w="840" w:type="dxa"/>
             <w:vMerge w:val="restart"/>
             <w:tcBorders>
               <w:top w:val="single" w:sz="12" w:space="0" w:color="auto"/>
@@ -3604,7 +3660,7 @@
         </w:tc>
         <w:tc>
           <w:tcPr>
-            <w:tcW w:w="771" w:type="dxa"/>
+            <w:tcW w:w="1440" w:type="dxa"/>
             <w:vMerge w:val="restart"/>
             <w:tcBorders>
               <w:top w:val="single" w:sz="12" w:space="0" w:color="auto"/>
@@ -3636,7 +3692,7 @@
         </w:tc>
         <w:tc>
           <w:tcPr>
-            <w:tcW w:w="4991" w:type="dxa"/>
+            <w:tcW w:w="4840" w:type="dxa"/>
             <w:tcBorders>
               <w:top w:val="single" w:sz="12" w:space="0" w:color="auto"/>
             </w:tcBorders>
@@ -3708,7 +3764,7 @@
         </w:tc>
         <w:tc>
           <w:tcPr>
-            <w:tcW w:w="1348" w:type="dxa"/>
+            <w:tcW w:w="1340" w:type="dxa"/>
             <w:tcBorders>
               <w:top w:val="single" w:sz="12" w:space="0" w:color="auto"/>
             </w:tcBorders>
@@ -3737,7 +3793,7 @@
         </w:tc>
         <w:tc>
           <w:tcPr>
-            <w:tcW w:w="1530" w:type="dxa"/>
+            <w:tcW w:w="1160" w:type="dxa"/>
             <w:tcBorders>
               <w:top w:val="single" w:sz="12" w:space="0" w:color="auto"/>
             </w:tcBorders>
@@ -3767,7 +3823,7 @@
         </w:tc>
         <w:tc>
           <w:tcPr>
-            <w:tcW w:w="1170" w:type="dxa"/>
+            <w:tcW w:w="1160" w:type="dxa"/>
             <w:tcBorders>
               <w:top w:val="single" w:sz="12" w:space="0" w:color="auto"/>
             </w:tcBorders>
@@ -3802,7 +3858,7 @@
         </w:trPr>
         <w:tc>
           <w:tcPr>
-            <w:tcW w:w="985" w:type="dxa"/>
+            <w:tcW w:w="840" w:type="dxa"/>
             <w:vMerge w:val="restart"/>
             <w:tcBorders>
               <w:top w:val="single" w:sz="12" w:space="0" w:color="auto"/>
@@ -3833,7 +3889,7 @@
         </w:tc>
         <w:tc>
           <w:tcPr>
-            <w:tcW w:w="771" w:type="dxa"/>
+            <w:tcW w:w="1440" w:type="dxa"/>
             <w:vMerge w:val="restart"/>
             <w:tcBorders>
               <w:top w:val="single" w:sz="12" w:space="0" w:color="auto"/>
@@ -3865,7 +3921,7 @@
         </w:tc>
         <w:tc>
           <w:tcPr>
-            <w:tcW w:w="4991" w:type="dxa"/>
+            <w:tcW w:w="4840" w:type="dxa"/>
             <w:tcBorders>
               <w:top w:val="single" w:sz="12" w:space="0" w:color="auto"/>
             </w:tcBorders>
@@ -3937,7 +3993,7 @@
         </w:tc>
         <w:tc>
           <w:tcPr>
-            <w:tcW w:w="1348" w:type="dxa"/>
+            <w:tcW w:w="1340" w:type="dxa"/>
             <w:tcBorders>
               <w:top w:val="single" w:sz="12" w:space="0" w:color="auto"/>
             </w:tcBorders>
@@ -3966,7 +4022,7 @@
         </w:tc>
         <w:tc>
           <w:tcPr>
-            <w:tcW w:w="1530" w:type="dxa"/>
+            <w:tcW w:w="1160" w:type="dxa"/>
             <w:tcBorders>
               <w:top w:val="single" w:sz="12" w:space="0" w:color="auto"/>
             </w:tcBorders>
@@ -3996,7 +4052,7 @@
         </w:tc>
         <w:tc>
           <w:tcPr>
-            <w:tcW w:w="1170" w:type="dxa"/>
+            <w:tcW w:w="1160" w:type="dxa"/>
             <w:tcBorders>
               <w:top w:val="single" w:sz="12" w:space="0" w:color="auto"/>
             </w:tcBorders>
@@ -4031,7 +4087,7 @@
         </w:trPr>
         <w:tc>
           <w:tcPr>
-            <w:tcW w:w="985" w:type="dxa"/>
+            <w:tcW w:w="840" w:type="dxa"/>
             <w:vMerge w:val="restart"/>
             <w:tcBorders>
               <w:top w:val="single" w:sz="12" w:space="0" w:color="auto"/>
@@ -4061,7 +4117,7 @@
         </w:tc>
         <w:tc>
           <w:tcPr>
-            <w:tcW w:w="771" w:type="dxa"/>
+            <w:tcW w:w="1440" w:type="dxa"/>
             <w:vMerge w:val="restart"/>
             <w:tcBorders>
               <w:top w:val="single" w:sz="12" w:space="0" w:color="auto"/>
@@ -4092,7 +4148,7 @@
         </w:tc>
         <w:tc>
           <w:tcPr>
-            <w:tcW w:w="4991" w:type="dxa"/>
+            <w:tcW w:w="4840" w:type="dxa"/>
             <w:tcBorders>
               <w:top w:val="single" w:sz="12" w:space="0" w:color="auto"/>
             </w:tcBorders>
@@ -4164,7 +4220,7 @@
         </w:tc>
         <w:tc>
           <w:tcPr>
-            <w:tcW w:w="1348" w:type="dxa"/>
+            <w:tcW w:w="1340" w:type="dxa"/>
             <w:tcBorders>
               <w:top w:val="single" w:sz="12" w:space="0" w:color="auto"/>
             </w:tcBorders>
@@ -4193,7 +4249,7 @@
         </w:tc>
         <w:tc>
           <w:tcPr>
-            <w:tcW w:w="1530" w:type="dxa"/>
+            <w:tcW w:w="1160" w:type="dxa"/>
             <w:tcBorders>
               <w:top w:val="single" w:sz="12" w:space="0" w:color="auto"/>
             </w:tcBorders>
@@ -4223,7 +4279,7 @@
         </w:tc>
         <w:tc>
           <w:tcPr>
-            <w:tcW w:w="1170" w:type="dxa"/>
+            <w:tcW w:w="1160" w:type="dxa"/>
             <w:tcBorders>
               <w:top w:val="single" w:sz="12" w:space="0" w:color="auto"/>
             </w:tcBorders>
@@ -4258,7 +4314,7 @@
         </w:trPr>
         <w:tc>
           <w:tcPr>
-            <w:tcW w:w="985" w:type="dxa"/>
+            <w:tcW w:w="840" w:type="dxa"/>
             <w:vAlign w:val="center"/>
             <w:shd w:val="clear" w:color="auto" w:fill="FFFF00"/>
           </w:tcPr>
@@ -4290,7 +4346,7 @@
         </w:tc>
         <w:tc>
           <w:tcPr>
-            <w:tcW w:w="771" w:type="dxa"/>
+            <w:tcW w:w="1440" w:type="dxa"/>
             <w:vAlign w:val="center"/>
             <w:shd w:val="clear" w:color="auto" w:fill="FFFF00"/>
           </w:tcPr>
@@ -4321,7 +4377,7 @@
         </w:tc>
         <w:tc>
           <w:tcPr>
-            <w:tcW w:w="9039" w:type="dxa"/>
+            <w:tcW w:w="4840" w:type="dxa"/>
             <w:gridSpan w:val="4"/>
             <w:vAlign w:val="center"/>
             <w:shd w:val="clear" w:color="auto" w:fill="FFFF00"/>
@@ -4549,8 +4605,8 @@
         <w:tc>
           <w:tcPr>
             <w:tcW w:w="440" w:type="pct"/>
-            <w:vAlign w:val="center"/>
-            <w:shd w:val="clear" w:color="auto" w:fill="FFFF00"/>
+            <w:shd w:val="clear" w:color="auto" w:fill="auto"/>
+            <w:vAlign w:val="center"/>
           </w:tcPr>
           <w:p>
             <w:pPr>
@@ -4562,7 +4618,6 @@
             <w:r>
               <w:rPr>
                 <w:rFonts w:hint="eastAsia"/>
-                <w:b/>
                 <w:sz w:val="22"/>
                 <w:szCs w:val="22"/>
                 <w:lang w:eastAsia="ko-KR"/>
@@ -4574,8 +4629,8 @@
         <w:tc>
           <w:tcPr>
             <w:tcW w:w="850" w:type="pct"/>
-            <w:vAlign w:val="center"/>
-            <w:shd w:val="clear" w:color="auto" w:fill="FFFF00"/>
+            <w:shd w:val="clear" w:color="auto" w:fill="auto"/>
+            <w:vAlign w:val="center"/>
           </w:tcPr>
           <w:p>
             <w:pPr>
@@ -4587,7 +4642,6 @@
             </w:pPr>
             <w:r>
               <w:rPr>
-                <w:b/>
                 <w:sz w:val="22"/>
                 <w:szCs w:val="22"/>
               </w:rPr>
@@ -4595,21 +4649,18 @@
             </w:r>
             <w:r>
               <w:rPr>
-                <w:b/>
-                <w:sz w:val="22"/>
-                <w:szCs w:val="22"/>
-              </w:rPr>
-            </w:r>
-            <w:r>
-              <w:rPr>
-                <w:b/>
-                <w:sz w:val="22"/>
-                <w:szCs w:val="22"/>
-              </w:rPr>
-            </w:r>
-            <w:r>
-              <w:rPr>
-                <w:b/>
+                <w:sz w:val="22"/>
+                <w:szCs w:val="22"/>
+              </w:rPr>
+            </w:r>
+            <w:r>
+              <w:rPr>
+                <w:sz w:val="22"/>
+                <w:szCs w:val="22"/>
+              </w:rPr>
+            </w:r>
+            <w:r>
+              <w:rPr>
                 <w:sz w:val="22"/>
                 <w:szCs w:val="22"/>
               </w:rPr>
@@ -4619,17 +4670,14 @@
         <w:tc>
           <w:tcPr>
             <w:tcW w:w="3710" w:type="pct"/>
-            <w:vAlign w:val="center"/>
-            <w:shd w:val="clear" w:color="auto" w:fill="FFFF00"/>
+            <w:shd w:val="clear" w:color="auto" w:fill="auto"/>
+            <w:vAlign w:val="center"/>
           </w:tcPr>
           <w:p>
             <w:pPr>
               <w:jc w:val="both"/>
             </w:pPr>
             <w:r>
-              <w:rPr>
-                <w:b/>
-              </w:rPr>
               <w:t>Course Orientation &amp; Syllabus; Ch. 1 — Accounting and the Business Environment   (IN PERSON)</w:t>
             </w:r>
           </w:p>
@@ -4639,6 +4687,7 @@
         <w:tc>
           <w:tcPr>
             <w:tcW w:w="440" w:type="pct"/>
+            <w:shd w:val="clear" w:color="auto" w:fill="auto"/>
             <w:vAlign w:val="center"/>
           </w:tcPr>
           <w:p>
@@ -4651,7 +4700,6 @@
             <w:r>
               <w:rPr>
                 <w:rFonts w:hint="eastAsia"/>
-                <w:b w:val="0"/>
                 <w:sz w:val="22"/>
                 <w:szCs w:val="22"/>
                 <w:lang w:eastAsia="ko-KR"/>
@@ -4663,6 +4711,7 @@
         <w:tc>
           <w:tcPr>
             <w:tcW w:w="850" w:type="pct"/>
+            <w:shd w:val="clear" w:color="auto" w:fill="auto"/>
             <w:vAlign w:val="center"/>
           </w:tcPr>
           <w:p>
@@ -4675,7 +4724,6 @@
             </w:pPr>
             <w:r>
               <w:rPr>
-                <w:b w:val="0"/>
                 <w:sz w:val="22"/>
                 <w:szCs w:val="22"/>
               </w:rPr>
@@ -4683,21 +4731,18 @@
             </w:r>
             <w:r>
               <w:rPr>
-                <w:b w:val="0"/>
-                <w:sz w:val="22"/>
-                <w:szCs w:val="22"/>
-              </w:rPr>
-            </w:r>
-            <w:r>
-              <w:rPr>
-                <w:b w:val="0"/>
-                <w:sz w:val="22"/>
-                <w:szCs w:val="22"/>
-              </w:rPr>
-            </w:r>
-            <w:r>
-              <w:rPr>
-                <w:b w:val="0"/>
+                <w:sz w:val="22"/>
+                <w:szCs w:val="22"/>
+              </w:rPr>
+            </w:r>
+            <w:r>
+              <w:rPr>
+                <w:sz w:val="22"/>
+                <w:szCs w:val="22"/>
+              </w:rPr>
+            </w:r>
+            <w:r>
+              <w:rPr>
                 <w:sz w:val="22"/>
                 <w:szCs w:val="22"/>
               </w:rPr>
@@ -4707,6 +4752,7 @@
         <w:tc>
           <w:tcPr>
             <w:tcW w:w="3710" w:type="pct"/>
+            <w:shd w:val="clear" w:color="auto" w:fill="auto"/>
             <w:vAlign w:val="center"/>
           </w:tcPr>
           <w:p>
@@ -4714,9 +4760,6 @@
               <w:jc w:val="both"/>
             </w:pPr>
             <w:r>
-              <w:rPr>
-                <w:b w:val="0"/>
-              </w:rPr>
               <w:t>Ch. 1 — Accounting and the Business Environment</w:t>
             </w:r>
           </w:p>
@@ -4726,6 +4769,7 @@
         <w:tc>
           <w:tcPr>
             <w:tcW w:w="440" w:type="pct"/>
+            <w:shd w:val="clear" w:color="auto" w:fill="auto"/>
             <w:vAlign w:val="center"/>
           </w:tcPr>
           <w:p>
@@ -4738,7 +4782,6 @@
             <w:r>
               <w:rPr>
                 <w:rFonts w:hint="eastAsia"/>
-                <w:b w:val="0"/>
                 <w:sz w:val="22"/>
                 <w:szCs w:val="22"/>
                 <w:lang w:eastAsia="ko-KR"/>
@@ -4750,6 +4793,7 @@
         <w:tc>
           <w:tcPr>
             <w:tcW w:w="850" w:type="pct"/>
+            <w:shd w:val="clear" w:color="auto" w:fill="auto"/>
             <w:vAlign w:val="center"/>
           </w:tcPr>
           <w:p>
@@ -4762,7 +4806,6 @@
             </w:pPr>
             <w:r>
               <w:rPr>
-                <w:b w:val="0"/>
                 <w:sz w:val="22"/>
                 <w:szCs w:val="22"/>
               </w:rPr>
@@ -4770,21 +4813,18 @@
             </w:r>
             <w:r>
               <w:rPr>
-                <w:b w:val="0"/>
-                <w:sz w:val="22"/>
-                <w:szCs w:val="22"/>
-              </w:rPr>
-            </w:r>
-            <w:r>
-              <w:rPr>
-                <w:b w:val="0"/>
-                <w:sz w:val="22"/>
-                <w:szCs w:val="22"/>
-              </w:rPr>
-            </w:r>
-            <w:r>
-              <w:rPr>
-                <w:b w:val="0"/>
+                <w:sz w:val="22"/>
+                <w:szCs w:val="22"/>
+              </w:rPr>
+            </w:r>
+            <w:r>
+              <w:rPr>
+                <w:sz w:val="22"/>
+                <w:szCs w:val="22"/>
+              </w:rPr>
+            </w:r>
+            <w:r>
+              <w:rPr>
                 <w:sz w:val="22"/>
                 <w:szCs w:val="22"/>
               </w:rPr>
@@ -4794,6 +4834,7 @@
         <w:tc>
           <w:tcPr>
             <w:tcW w:w="3710" w:type="pct"/>
+            <w:shd w:val="clear" w:color="auto" w:fill="auto"/>
             <w:vAlign w:val="center"/>
           </w:tcPr>
           <w:p>
@@ -4801,9 +4842,6 @@
               <w:jc w:val="both"/>
             </w:pPr>
             <w:r>
-              <w:rPr>
-                <w:b w:val="0"/>
-              </w:rPr>
               <w:t>Ch. 1 — Accounting and the Business Environment</w:t>
             </w:r>
           </w:p>
@@ -4813,6 +4851,7 @@
         <w:tc>
           <w:tcPr>
             <w:tcW w:w="440" w:type="pct"/>
+            <w:shd w:val="clear" w:color="auto" w:fill="auto"/>
             <w:vAlign w:val="center"/>
           </w:tcPr>
           <w:p>
@@ -4825,7 +4864,6 @@
             <w:r>
               <w:rPr>
                 <w:rFonts w:hint="eastAsia"/>
-                <w:b w:val="0"/>
                 <w:sz w:val="22"/>
                 <w:szCs w:val="22"/>
                 <w:lang w:eastAsia="ko-KR"/>
@@ -4837,6 +4875,7 @@
         <w:tc>
           <w:tcPr>
             <w:tcW w:w="850" w:type="pct"/>
+            <w:shd w:val="clear" w:color="auto" w:fill="auto"/>
             <w:vAlign w:val="center"/>
           </w:tcPr>
           <w:p>
@@ -4849,7 +4888,6 @@
             </w:pPr>
             <w:r>
               <w:rPr>
-                <w:b w:val="0"/>
                 <w:sz w:val="22"/>
                 <w:szCs w:val="22"/>
               </w:rPr>
@@ -4857,21 +4895,18 @@
             </w:r>
             <w:r>
               <w:rPr>
-                <w:b w:val="0"/>
-                <w:sz w:val="22"/>
-                <w:szCs w:val="22"/>
-              </w:rPr>
-            </w:r>
-            <w:r>
-              <w:rPr>
-                <w:b w:val="0"/>
-                <w:sz w:val="22"/>
-                <w:szCs w:val="22"/>
-              </w:rPr>
-            </w:r>
-            <w:r>
-              <w:rPr>
-                <w:b w:val="0"/>
+                <w:sz w:val="22"/>
+                <w:szCs w:val="22"/>
+              </w:rPr>
+            </w:r>
+            <w:r>
+              <w:rPr>
+                <w:sz w:val="22"/>
+                <w:szCs w:val="22"/>
+              </w:rPr>
+            </w:r>
+            <w:r>
+              <w:rPr>
                 <w:sz w:val="22"/>
                 <w:szCs w:val="22"/>
               </w:rPr>
@@ -4881,6 +4916,7 @@
         <w:tc>
           <w:tcPr>
             <w:tcW w:w="3710" w:type="pct"/>
+            <w:shd w:val="clear" w:color="auto" w:fill="auto"/>
             <w:vAlign w:val="center"/>
           </w:tcPr>
           <w:p>
@@ -4888,9 +4924,6 @@
               <w:jc w:val="both"/>
             </w:pPr>
             <w:r>
-              <w:rPr>
-                <w:b w:val="0"/>
-              </w:rPr>
               <w:t>Ch. 2 — Recording Business Transactions</w:t>
             </w:r>
           </w:p>
@@ -4900,6 +4933,7 @@
         <w:tc>
           <w:tcPr>
             <w:tcW w:w="440" w:type="pct"/>
+            <w:shd w:val="clear" w:color="auto" w:fill="auto"/>
             <w:vAlign w:val="center"/>
           </w:tcPr>
           <w:p>
@@ -4912,7 +4946,6 @@
             <w:r>
               <w:rPr>
                 <w:rFonts w:hint="eastAsia"/>
-                <w:b w:val="0"/>
                 <w:sz w:val="22"/>
                 <w:szCs w:val="22"/>
                 <w:lang w:eastAsia="ko-KR"/>
@@ -4924,6 +4957,7 @@
         <w:tc>
           <w:tcPr>
             <w:tcW w:w="850" w:type="pct"/>
+            <w:shd w:val="clear" w:color="auto" w:fill="auto"/>
             <w:vAlign w:val="center"/>
           </w:tcPr>
           <w:p>
@@ -4936,7 +4970,6 @@
             </w:pPr>
             <w:r>
               <w:rPr>
-                <w:b w:val="0"/>
                 <w:sz w:val="22"/>
                 <w:szCs w:val="22"/>
               </w:rPr>
@@ -4944,21 +4977,18 @@
             </w:r>
             <w:r>
               <w:rPr>
-                <w:b w:val="0"/>
-                <w:sz w:val="22"/>
-                <w:szCs w:val="22"/>
-              </w:rPr>
-            </w:r>
-            <w:r>
-              <w:rPr>
-                <w:b w:val="0"/>
-                <w:sz w:val="22"/>
-                <w:szCs w:val="22"/>
-              </w:rPr>
-            </w:r>
-            <w:r>
-              <w:rPr>
-                <w:b w:val="0"/>
+                <w:sz w:val="22"/>
+                <w:szCs w:val="22"/>
+              </w:rPr>
+            </w:r>
+            <w:r>
+              <w:rPr>
+                <w:sz w:val="22"/>
+                <w:szCs w:val="22"/>
+              </w:rPr>
+            </w:r>
+            <w:r>
+              <w:rPr>
                 <w:sz w:val="22"/>
                 <w:szCs w:val="22"/>
               </w:rPr>
@@ -4968,6 +4998,7 @@
         <w:tc>
           <w:tcPr>
             <w:tcW w:w="3710" w:type="pct"/>
+            <w:shd w:val="clear" w:color="auto" w:fill="auto"/>
             <w:vAlign w:val="center"/>
           </w:tcPr>
           <w:p>
@@ -4975,9 +5006,6 @@
               <w:jc w:val="both"/>
             </w:pPr>
             <w:r>
-              <w:rPr>
-                <w:b w:val="0"/>
-              </w:rPr>
               <w:t>Ch. 2 — Recording Business Transactions</w:t>
             </w:r>
           </w:p>
@@ -4987,6 +5015,7 @@
         <w:tc>
           <w:tcPr>
             <w:tcW w:w="440" w:type="pct"/>
+            <w:shd w:val="clear" w:color="auto" w:fill="auto"/>
             <w:vAlign w:val="center"/>
           </w:tcPr>
           <w:p>
@@ -4999,7 +5028,6 @@
             <w:r>
               <w:rPr>
                 <w:rFonts w:hint="eastAsia"/>
-                <w:b w:val="0"/>
                 <w:sz w:val="22"/>
                 <w:szCs w:val="22"/>
                 <w:lang w:eastAsia="ko-KR"/>
@@ -5011,6 +5039,7 @@
         <w:tc>
           <w:tcPr>
             <w:tcW w:w="850" w:type="pct"/>
+            <w:shd w:val="clear" w:color="auto" w:fill="auto"/>
             <w:vAlign w:val="center"/>
           </w:tcPr>
           <w:p>
@@ -5023,7 +5052,6 @@
             </w:pPr>
             <w:r>
               <w:rPr>
-                <w:b w:val="0"/>
                 <w:sz w:val="22"/>
                 <w:szCs w:val="22"/>
               </w:rPr>
@@ -5031,21 +5059,18 @@
             </w:r>
             <w:r>
               <w:rPr>
-                <w:b w:val="0"/>
-                <w:sz w:val="22"/>
-                <w:szCs w:val="22"/>
-              </w:rPr>
-            </w:r>
-            <w:r>
-              <w:rPr>
-                <w:b w:val="0"/>
-                <w:sz w:val="22"/>
-                <w:szCs w:val="22"/>
-              </w:rPr>
-            </w:r>
-            <w:r>
-              <w:rPr>
-                <w:b w:val="0"/>
+                <w:sz w:val="22"/>
+                <w:szCs w:val="22"/>
+              </w:rPr>
+            </w:r>
+            <w:r>
+              <w:rPr>
+                <w:sz w:val="22"/>
+                <w:szCs w:val="22"/>
+              </w:rPr>
+            </w:r>
+            <w:r>
+              <w:rPr>
                 <w:sz w:val="22"/>
                 <w:szCs w:val="22"/>
               </w:rPr>
@@ -5055,6 +5080,7 @@
         <w:tc>
           <w:tcPr>
             <w:tcW w:w="3710" w:type="pct"/>
+            <w:shd w:val="clear" w:color="auto" w:fill="auto"/>
             <w:vAlign w:val="center"/>
           </w:tcPr>
           <w:p>
@@ -5062,9 +5088,6 @@
               <w:jc w:val="both"/>
             </w:pPr>
             <w:r>
-              <w:rPr>
-                <w:b w:val="0"/>
-              </w:rPr>
               <w:t>Ch. 2 — Recording Business Transactions</w:t>
             </w:r>
           </w:p>
@@ -5074,6 +5097,7 @@
         <w:tc>
           <w:tcPr>
             <w:tcW w:w="440" w:type="pct"/>
+            <w:shd w:val="clear" w:color="auto" w:fill="auto"/>
             <w:vAlign w:val="center"/>
           </w:tcPr>
           <w:p>
@@ -5086,7 +5110,6 @@
             <w:r>
               <w:rPr>
                 <w:rFonts w:hint="eastAsia"/>
-                <w:b w:val="0"/>
                 <w:sz w:val="22"/>
                 <w:szCs w:val="22"/>
                 <w:lang w:eastAsia="ko-KR"/>
@@ -5098,6 +5121,7 @@
         <w:tc>
           <w:tcPr>
             <w:tcW w:w="850" w:type="pct"/>
+            <w:shd w:val="clear" w:color="auto" w:fill="auto"/>
             <w:vAlign w:val="center"/>
           </w:tcPr>
           <w:p>
@@ -5110,7 +5134,6 @@
             </w:pPr>
             <w:r>
               <w:rPr>
-                <w:b w:val="0"/>
                 <w:sz w:val="22"/>
                 <w:szCs w:val="22"/>
               </w:rPr>
@@ -5118,21 +5141,18 @@
             </w:r>
             <w:r>
               <w:rPr>
-                <w:b w:val="0"/>
-                <w:sz w:val="22"/>
-                <w:szCs w:val="22"/>
-              </w:rPr>
-            </w:r>
-            <w:r>
-              <w:rPr>
-                <w:b w:val="0"/>
-                <w:sz w:val="22"/>
-                <w:szCs w:val="22"/>
-              </w:rPr>
-            </w:r>
-            <w:r>
-              <w:rPr>
-                <w:b w:val="0"/>
+                <w:sz w:val="22"/>
+                <w:szCs w:val="22"/>
+              </w:rPr>
+            </w:r>
+            <w:r>
+              <w:rPr>
+                <w:sz w:val="22"/>
+                <w:szCs w:val="22"/>
+              </w:rPr>
+            </w:r>
+            <w:r>
+              <w:rPr>
                 <w:sz w:val="22"/>
                 <w:szCs w:val="22"/>
               </w:rPr>
@@ -5142,6 +5162,7 @@
         <w:tc>
           <w:tcPr>
             <w:tcW w:w="3710" w:type="pct"/>
+            <w:shd w:val="clear" w:color="auto" w:fill="auto"/>
             <w:vAlign w:val="center"/>
           </w:tcPr>
           <w:p>
@@ -5149,9 +5170,6 @@
               <w:jc w:val="both"/>
             </w:pPr>
             <w:r>
-              <w:rPr>
-                <w:b w:val="0"/>
-              </w:rPr>
               <w:t>Tuesday follows a Monday schedule — T/Th classes do not meet</w:t>
             </w:r>
           </w:p>
@@ -5161,6 +5179,7 @@
         <w:tc>
           <w:tcPr>
             <w:tcW w:w="440" w:type="pct"/>
+            <w:shd w:val="clear" w:color="auto" w:fill="auto"/>
             <w:vAlign w:val="center"/>
           </w:tcPr>
           <w:p>
@@ -5173,7 +5192,6 @@
             <w:r>
               <w:rPr>
                 <w:rFonts w:hint="eastAsia"/>
-                <w:b w:val="0"/>
                 <w:sz w:val="22"/>
                 <w:szCs w:val="22"/>
                 <w:lang w:eastAsia="ko-KR"/>
@@ -5185,6 +5203,7 @@
         <w:tc>
           <w:tcPr>
             <w:tcW w:w="850" w:type="pct"/>
+            <w:shd w:val="clear" w:color="auto" w:fill="auto"/>
             <w:vAlign w:val="center"/>
           </w:tcPr>
           <w:p>
@@ -5197,7 +5216,6 @@
             </w:pPr>
             <w:r>
               <w:rPr>
-                <w:b w:val="0"/>
                 <w:sz w:val="22"/>
                 <w:szCs w:val="22"/>
               </w:rPr>
@@ -5205,21 +5223,18 @@
             </w:r>
             <w:r>
               <w:rPr>
-                <w:b w:val="0"/>
-                <w:sz w:val="22"/>
-                <w:szCs w:val="22"/>
-              </w:rPr>
-            </w:r>
-            <w:r>
-              <w:rPr>
-                <w:b w:val="0"/>
-                <w:sz w:val="22"/>
-                <w:szCs w:val="22"/>
-              </w:rPr>
-            </w:r>
-            <w:r>
-              <w:rPr>
-                <w:b w:val="0"/>
+                <w:sz w:val="22"/>
+                <w:szCs w:val="22"/>
+              </w:rPr>
+            </w:r>
+            <w:r>
+              <w:rPr>
+                <w:sz w:val="22"/>
+                <w:szCs w:val="22"/>
+              </w:rPr>
+            </w:r>
+            <w:r>
+              <w:rPr>
                 <w:sz w:val="22"/>
                 <w:szCs w:val="22"/>
               </w:rPr>
@@ -5229,6 +5244,7 @@
         <w:tc>
           <w:tcPr>
             <w:tcW w:w="3710" w:type="pct"/>
+            <w:shd w:val="clear" w:color="auto" w:fill="auto"/>
             <w:vAlign w:val="center"/>
           </w:tcPr>
           <w:p>
@@ -5236,9 +5252,6 @@
               <w:jc w:val="both"/>
             </w:pPr>
             <w:r>
-              <w:rPr>
-                <w:b w:val="0"/>
-              </w:rPr>
               <w:t>Ch. 1 &amp; 2 Review (Ch1-2 Practice Test)</w:t>
             </w:r>
           </w:p>
@@ -5248,8 +5261,8 @@
         <w:tc>
           <w:tcPr>
             <w:tcW w:w="440" w:type="pct"/>
-            <w:vAlign w:val="center"/>
-            <w:shd w:val="clear" w:color="auto" w:fill="FFFF00"/>
+            <w:shd w:val="clear" w:color="auto" w:fill="auto"/>
+            <w:vAlign w:val="center"/>
           </w:tcPr>
           <w:p>
             <w:pPr>
@@ -5261,7 +5274,6 @@
             <w:r>
               <w:rPr>
                 <w:rFonts w:hint="eastAsia"/>
-                <w:b/>
                 <w:sz w:val="22"/>
                 <w:szCs w:val="22"/>
                 <w:lang w:eastAsia="ko-KR"/>
@@ -5273,8 +5285,8 @@
         <w:tc>
           <w:tcPr>
             <w:tcW w:w="850" w:type="pct"/>
-            <w:vAlign w:val="center"/>
-            <w:shd w:val="clear" w:color="auto" w:fill="FFFF00"/>
+            <w:shd w:val="clear" w:color="auto" w:fill="auto"/>
+            <w:vAlign w:val="center"/>
           </w:tcPr>
           <w:p>
             <w:pPr>
@@ -5286,7 +5298,6 @@
             </w:pPr>
             <w:r>
               <w:rPr>
-                <w:b/>
                 <w:sz w:val="22"/>
                 <w:szCs w:val="22"/>
               </w:rPr>
@@ -5294,21 +5305,18 @@
             </w:r>
             <w:r>
               <w:rPr>
-                <w:b/>
-                <w:sz w:val="22"/>
-                <w:szCs w:val="22"/>
-              </w:rPr>
-            </w:r>
-            <w:r>
-              <w:rPr>
-                <w:b/>
-                <w:sz w:val="22"/>
-                <w:szCs w:val="22"/>
-              </w:rPr>
-            </w:r>
-            <w:r>
-              <w:rPr>
-                <w:b/>
+                <w:sz w:val="22"/>
+                <w:szCs w:val="22"/>
+              </w:rPr>
+            </w:r>
+            <w:r>
+              <w:rPr>
+                <w:sz w:val="22"/>
+                <w:szCs w:val="22"/>
+              </w:rPr>
+            </w:r>
+            <w:r>
+              <w:rPr>
                 <w:sz w:val="22"/>
                 <w:szCs w:val="22"/>
               </w:rPr>
@@ -5318,17 +5326,14 @@
         <w:tc>
           <w:tcPr>
             <w:tcW w:w="3710" w:type="pct"/>
-            <w:vAlign w:val="center"/>
-            <w:shd w:val="clear" w:color="auto" w:fill="FFFF00"/>
+            <w:shd w:val="clear" w:color="auto" w:fill="auto"/>
+            <w:vAlign w:val="center"/>
           </w:tcPr>
           <w:p>
             <w:pPr>
               <w:jc w:val="both"/>
             </w:pPr>
             <w:r>
-              <w:rPr>
-                <w:b/>
-              </w:rPr>
               <w:t>1st Exam: Ch. 1 &amp; 2   (IN PERSON — bring laptop &amp; student ID)</w:t>
             </w:r>
           </w:p>
@@ -5338,6 +5343,7 @@
         <w:tc>
           <w:tcPr>
             <w:tcW w:w="440" w:type="pct"/>
+            <w:shd w:val="clear" w:color="auto" w:fill="auto"/>
             <w:vAlign w:val="center"/>
           </w:tcPr>
           <w:p>
@@ -5350,7 +5356,6 @@
             <w:r>
               <w:rPr>
                 <w:rFonts w:hint="eastAsia"/>
-                <w:b w:val="0"/>
                 <w:sz w:val="22"/>
                 <w:szCs w:val="22"/>
                 <w:lang w:eastAsia="ko-KR"/>
@@ -5362,6 +5367,7 @@
         <w:tc>
           <w:tcPr>
             <w:tcW w:w="850" w:type="pct"/>
+            <w:shd w:val="clear" w:color="auto" w:fill="auto"/>
             <w:vAlign w:val="center"/>
           </w:tcPr>
           <w:p>
@@ -5374,7 +5380,6 @@
             </w:pPr>
             <w:r>
               <w:rPr>
-                <w:b w:val="0"/>
                 <w:sz w:val="22"/>
                 <w:szCs w:val="22"/>
               </w:rPr>
@@ -5382,21 +5387,18 @@
             </w:r>
             <w:r>
               <w:rPr>
-                <w:b w:val="0"/>
-                <w:sz w:val="22"/>
-                <w:szCs w:val="22"/>
-              </w:rPr>
-            </w:r>
-            <w:r>
-              <w:rPr>
-                <w:b w:val="0"/>
-                <w:sz w:val="22"/>
-                <w:szCs w:val="22"/>
-              </w:rPr>
-            </w:r>
-            <w:r>
-              <w:rPr>
-                <w:b w:val="0"/>
+                <w:sz w:val="22"/>
+                <w:szCs w:val="22"/>
+              </w:rPr>
+            </w:r>
+            <w:r>
+              <w:rPr>
+                <w:sz w:val="22"/>
+                <w:szCs w:val="22"/>
+              </w:rPr>
+            </w:r>
+            <w:r>
+              <w:rPr>
                 <w:sz w:val="22"/>
                 <w:szCs w:val="22"/>
               </w:rPr>
@@ -5406,6 +5408,7 @@
         <w:tc>
           <w:tcPr>
             <w:tcW w:w="3710" w:type="pct"/>
+            <w:shd w:val="clear" w:color="auto" w:fill="auto"/>
             <w:vAlign w:val="center"/>
           </w:tcPr>
           <w:p>
@@ -5413,9 +5416,6 @@
               <w:jc w:val="both"/>
             </w:pPr>
             <w:r>
-              <w:rPr>
-                <w:b w:val="0"/>
-              </w:rPr>
               <w:t>Ch. 3 — The Adjusting Process</w:t>
             </w:r>
           </w:p>
@@ -5425,6 +5425,7 @@
         <w:tc>
           <w:tcPr>
             <w:tcW w:w="440" w:type="pct"/>
+            <w:shd w:val="clear" w:color="auto" w:fill="auto"/>
             <w:vAlign w:val="center"/>
           </w:tcPr>
           <w:p>
@@ -5437,7 +5438,6 @@
             <w:r>
               <w:rPr>
                 <w:rFonts w:hint="eastAsia"/>
-                <w:b w:val="0"/>
                 <w:sz w:val="22"/>
                 <w:szCs w:val="22"/>
                 <w:lang w:eastAsia="ko-KR"/>
@@ -5449,6 +5449,7 @@
         <w:tc>
           <w:tcPr>
             <w:tcW w:w="850" w:type="pct"/>
+            <w:shd w:val="clear" w:color="auto" w:fill="auto"/>
             <w:vAlign w:val="center"/>
           </w:tcPr>
           <w:p>
@@ -5461,7 +5462,6 @@
             </w:pPr>
             <w:r>
               <w:rPr>
-                <w:b w:val="0"/>
                 <w:sz w:val="22"/>
                 <w:szCs w:val="22"/>
               </w:rPr>
@@ -5469,21 +5469,18 @@
             </w:r>
             <w:r>
               <w:rPr>
-                <w:b w:val="0"/>
-                <w:sz w:val="22"/>
-                <w:szCs w:val="22"/>
-              </w:rPr>
-            </w:r>
-            <w:r>
-              <w:rPr>
-                <w:b w:val="0"/>
-                <w:sz w:val="22"/>
-                <w:szCs w:val="22"/>
-              </w:rPr>
-            </w:r>
-            <w:r>
-              <w:rPr>
-                <w:b w:val="0"/>
+                <w:sz w:val="22"/>
+                <w:szCs w:val="22"/>
+              </w:rPr>
+            </w:r>
+            <w:r>
+              <w:rPr>
+                <w:sz w:val="22"/>
+                <w:szCs w:val="22"/>
+              </w:rPr>
+            </w:r>
+            <w:r>
+              <w:rPr>
                 <w:sz w:val="22"/>
                 <w:szCs w:val="22"/>
               </w:rPr>
@@ -5493,6 +5490,7 @@
         <w:tc>
           <w:tcPr>
             <w:tcW w:w="3710" w:type="pct"/>
+            <w:shd w:val="clear" w:color="auto" w:fill="auto"/>
             <w:vAlign w:val="center"/>
           </w:tcPr>
           <w:p>
@@ -5500,9 +5498,6 @@
               <w:jc w:val="both"/>
             </w:pPr>
             <w:r>
-              <w:rPr>
-                <w:b w:val="0"/>
-              </w:rPr>
               <w:t>Ch. 3 — The Adjusting Process</w:t>
             </w:r>
           </w:p>
@@ -5512,6 +5507,7 @@
         <w:tc>
           <w:tcPr>
             <w:tcW w:w="440" w:type="pct"/>
+            <w:shd w:val="clear" w:color="auto" w:fill="auto"/>
             <w:vAlign w:val="center"/>
           </w:tcPr>
           <w:p>
@@ -5524,7 +5520,6 @@
             <w:r>
               <w:rPr>
                 <w:rFonts w:hint="eastAsia"/>
-                <w:b w:val="0"/>
                 <w:sz w:val="22"/>
                 <w:szCs w:val="22"/>
                 <w:lang w:eastAsia="ko-KR"/>
@@ -5536,6 +5531,7 @@
         <w:tc>
           <w:tcPr>
             <w:tcW w:w="850" w:type="pct"/>
+            <w:shd w:val="clear" w:color="auto" w:fill="auto"/>
             <w:vAlign w:val="center"/>
           </w:tcPr>
           <w:p>
@@ -5548,7 +5544,6 @@
             </w:pPr>
             <w:r>
               <w:rPr>
-                <w:b w:val="0"/>
                 <w:sz w:val="22"/>
                 <w:szCs w:val="22"/>
               </w:rPr>
@@ -5556,21 +5551,18 @@
             </w:r>
             <w:r>
               <w:rPr>
-                <w:b w:val="0"/>
-                <w:sz w:val="22"/>
-                <w:szCs w:val="22"/>
-              </w:rPr>
-            </w:r>
-            <w:r>
-              <w:rPr>
-                <w:b w:val="0"/>
-                <w:sz w:val="22"/>
-                <w:szCs w:val="22"/>
-              </w:rPr>
-            </w:r>
-            <w:r>
-              <w:rPr>
-                <w:b w:val="0"/>
+                <w:sz w:val="22"/>
+                <w:szCs w:val="22"/>
+              </w:rPr>
+            </w:r>
+            <w:r>
+              <w:rPr>
+                <w:sz w:val="22"/>
+                <w:szCs w:val="22"/>
+              </w:rPr>
+            </w:r>
+            <w:r>
+              <w:rPr>
                 <w:sz w:val="22"/>
                 <w:szCs w:val="22"/>
               </w:rPr>
@@ -5580,6 +5572,7 @@
         <w:tc>
           <w:tcPr>
             <w:tcW w:w="3710" w:type="pct"/>
+            <w:shd w:val="clear" w:color="auto" w:fill="auto"/>
             <w:vAlign w:val="center"/>
           </w:tcPr>
           <w:p>
@@ -5587,9 +5580,6 @@
               <w:jc w:val="both"/>
             </w:pPr>
             <w:r>
-              <w:rPr>
-                <w:b w:val="0"/>
-              </w:rPr>
               <w:t>Ch. 3 — The Adjusting Process</w:t>
             </w:r>
           </w:p>
@@ -5599,6 +5589,7 @@
         <w:tc>
           <w:tcPr>
             <w:tcW w:w="440" w:type="pct"/>
+            <w:shd w:val="clear" w:color="auto" w:fill="auto"/>
             <w:vAlign w:val="center"/>
           </w:tcPr>
           <w:p>
@@ -5611,7 +5602,6 @@
             <w:r>
               <w:rPr>
                 <w:rFonts w:hint="eastAsia"/>
-                <w:b w:val="0"/>
                 <w:sz w:val="22"/>
                 <w:szCs w:val="22"/>
                 <w:lang w:eastAsia="ko-KR"/>
@@ -5623,6 +5613,7 @@
         <w:tc>
           <w:tcPr>
             <w:tcW w:w="850" w:type="pct"/>
+            <w:shd w:val="clear" w:color="auto" w:fill="auto"/>
             <w:vAlign w:val="center"/>
           </w:tcPr>
           <w:p>
@@ -5635,7 +5626,6 @@
             </w:pPr>
             <w:r>
               <w:rPr>
-                <w:b w:val="0"/>
                 <w:sz w:val="22"/>
                 <w:szCs w:val="22"/>
               </w:rPr>
@@ -5643,21 +5633,18 @@
             </w:r>
             <w:r>
               <w:rPr>
-                <w:b w:val="0"/>
-                <w:sz w:val="22"/>
-                <w:szCs w:val="22"/>
-              </w:rPr>
-            </w:r>
-            <w:r>
-              <w:rPr>
-                <w:b w:val="0"/>
-                <w:sz w:val="22"/>
-                <w:szCs w:val="22"/>
-              </w:rPr>
-            </w:r>
-            <w:r>
-              <w:rPr>
-                <w:b w:val="0"/>
+                <w:sz w:val="22"/>
+                <w:szCs w:val="22"/>
+              </w:rPr>
+            </w:r>
+            <w:r>
+              <w:rPr>
+                <w:sz w:val="22"/>
+                <w:szCs w:val="22"/>
+              </w:rPr>
+            </w:r>
+            <w:r>
+              <w:rPr>
                 <w:sz w:val="22"/>
                 <w:szCs w:val="22"/>
               </w:rPr>
@@ -5667,6 +5654,7 @@
         <w:tc>
           <w:tcPr>
             <w:tcW w:w="3710" w:type="pct"/>
+            <w:shd w:val="clear" w:color="auto" w:fill="auto"/>
             <w:vAlign w:val="center"/>
           </w:tcPr>
           <w:p>
@@ -5674,9 +5662,6 @@
               <w:jc w:val="both"/>
             </w:pPr>
             <w:r>
-              <w:rPr>
-                <w:b w:val="0"/>
-              </w:rPr>
               <w:t>Ch. 4 — Completing the Accounting Cycle</w:t>
             </w:r>
           </w:p>
@@ -5686,6 +5671,7 @@
         <w:tc>
           <w:tcPr>
             <w:tcW w:w="440" w:type="pct"/>
+            <w:shd w:val="clear" w:color="auto" w:fill="auto"/>
             <w:vAlign w:val="center"/>
           </w:tcPr>
           <w:p>
@@ -5698,7 +5684,6 @@
             <w:r>
               <w:rPr>
                 <w:rFonts w:hint="eastAsia"/>
-                <w:b w:val="0"/>
                 <w:sz w:val="22"/>
                 <w:szCs w:val="22"/>
                 <w:lang w:eastAsia="ko-KR"/>
@@ -5710,6 +5695,7 @@
         <w:tc>
           <w:tcPr>
             <w:tcW w:w="850" w:type="pct"/>
+            <w:shd w:val="clear" w:color="auto" w:fill="auto"/>
             <w:vAlign w:val="center"/>
           </w:tcPr>
           <w:p>
@@ -5722,7 +5708,6 @@
             </w:pPr>
             <w:r>
               <w:rPr>
-                <w:b w:val="0"/>
                 <w:sz w:val="22"/>
                 <w:szCs w:val="22"/>
               </w:rPr>
@@ -5730,21 +5715,18 @@
             </w:r>
             <w:r>
               <w:rPr>
-                <w:b w:val="0"/>
-                <w:sz w:val="22"/>
-                <w:szCs w:val="22"/>
-              </w:rPr>
-            </w:r>
-            <w:r>
-              <w:rPr>
-                <w:b w:val="0"/>
-                <w:sz w:val="22"/>
-                <w:szCs w:val="22"/>
-              </w:rPr>
-            </w:r>
-            <w:r>
-              <w:rPr>
-                <w:b w:val="0"/>
+                <w:sz w:val="22"/>
+                <w:szCs w:val="22"/>
+              </w:rPr>
+            </w:r>
+            <w:r>
+              <w:rPr>
+                <w:sz w:val="22"/>
+                <w:szCs w:val="22"/>
+              </w:rPr>
+            </w:r>
+            <w:r>
+              <w:rPr>
                 <w:sz w:val="22"/>
                 <w:szCs w:val="22"/>
               </w:rPr>
@@ -5754,6 +5736,7 @@
         <w:tc>
           <w:tcPr>
             <w:tcW w:w="3710" w:type="pct"/>
+            <w:shd w:val="clear" w:color="auto" w:fill="auto"/>
             <w:vAlign w:val="center"/>
           </w:tcPr>
           <w:p>
@@ -5761,9 +5744,6 @@
               <w:jc w:val="both"/>
             </w:pPr>
             <w:r>
-              <w:rPr>
-                <w:b w:val="0"/>
-              </w:rPr>
               <w:t>Ch. 4 — Completing the Accounting Cycle</w:t>
             </w:r>
           </w:p>
@@ -5773,6 +5753,7 @@
         <w:tc>
           <w:tcPr>
             <w:tcW w:w="440" w:type="pct"/>
+            <w:shd w:val="clear" w:color="auto" w:fill="auto"/>
             <w:vAlign w:val="center"/>
           </w:tcPr>
           <w:p>
@@ -5785,7 +5766,6 @@
             <w:r>
               <w:rPr>
                 <w:rFonts w:hint="eastAsia"/>
-                <w:b w:val="0"/>
                 <w:sz w:val="22"/>
                 <w:szCs w:val="22"/>
                 <w:lang w:eastAsia="ko-KR"/>
@@ -5797,6 +5777,7 @@
         <w:tc>
           <w:tcPr>
             <w:tcW w:w="850" w:type="pct"/>
+            <w:shd w:val="clear" w:color="auto" w:fill="auto"/>
             <w:vAlign w:val="center"/>
           </w:tcPr>
           <w:p>
@@ -5809,7 +5790,6 @@
             </w:pPr>
             <w:r>
               <w:rPr>
-                <w:b w:val="0"/>
                 <w:sz w:val="22"/>
                 <w:szCs w:val="22"/>
               </w:rPr>
@@ -5817,21 +5797,18 @@
             </w:r>
             <w:r>
               <w:rPr>
-                <w:b w:val="0"/>
-                <w:sz w:val="22"/>
-                <w:szCs w:val="22"/>
-              </w:rPr>
-            </w:r>
-            <w:r>
-              <w:rPr>
-                <w:b w:val="0"/>
-                <w:sz w:val="22"/>
-                <w:szCs w:val="22"/>
-              </w:rPr>
-            </w:r>
-            <w:r>
-              <w:rPr>
-                <w:b w:val="0"/>
+                <w:sz w:val="22"/>
+                <w:szCs w:val="22"/>
+              </w:rPr>
+            </w:r>
+            <w:r>
+              <w:rPr>
+                <w:sz w:val="22"/>
+                <w:szCs w:val="22"/>
+              </w:rPr>
+            </w:r>
+            <w:r>
+              <w:rPr>
                 <w:sz w:val="22"/>
                 <w:szCs w:val="22"/>
               </w:rPr>
@@ -5841,6 +5818,7 @@
         <w:tc>
           <w:tcPr>
             <w:tcW w:w="3710" w:type="pct"/>
+            <w:shd w:val="clear" w:color="auto" w:fill="auto"/>
             <w:vAlign w:val="center"/>
           </w:tcPr>
           <w:p>
@@ -5848,9 +5826,6 @@
               <w:jc w:val="both"/>
             </w:pPr>
             <w:r>
-              <w:rPr>
-                <w:b w:val="0"/>
-              </w:rPr>
               <w:t>Ch. 3 &amp; 4 Review</w:t>
             </w:r>
           </w:p>
@@ -5860,8 +5835,8 @@
         <w:tc>
           <w:tcPr>
             <w:tcW w:w="440" w:type="pct"/>
-            <w:vAlign w:val="center"/>
-            <w:shd w:val="clear" w:color="auto" w:fill="FFFF00"/>
+            <w:shd w:val="clear" w:color="auto" w:fill="auto"/>
+            <w:vAlign w:val="center"/>
           </w:tcPr>
           <w:p>
             <w:pPr>
@@ -5873,7 +5848,6 @@
             <w:r>
               <w:rPr>
                 <w:rFonts w:hint="eastAsia"/>
-                <w:b/>
                 <w:sz w:val="22"/>
                 <w:szCs w:val="22"/>
                 <w:lang w:eastAsia="ko-KR"/>
@@ -5885,8 +5859,8 @@
         <w:tc>
           <w:tcPr>
             <w:tcW w:w="850" w:type="pct"/>
-            <w:vAlign w:val="center"/>
-            <w:shd w:val="clear" w:color="auto" w:fill="FFFF00"/>
+            <w:shd w:val="clear" w:color="auto" w:fill="auto"/>
+            <w:vAlign w:val="center"/>
           </w:tcPr>
           <w:p>
             <w:pPr>
@@ -5898,7 +5872,6 @@
             </w:pPr>
             <w:r>
               <w:rPr>
-                <w:b/>
                 <w:sz w:val="22"/>
                 <w:szCs w:val="22"/>
               </w:rPr>
@@ -5906,21 +5879,18 @@
             </w:r>
             <w:r>
               <w:rPr>
-                <w:b/>
-                <w:sz w:val="22"/>
-                <w:szCs w:val="22"/>
-              </w:rPr>
-            </w:r>
-            <w:r>
-              <w:rPr>
-                <w:b/>
-                <w:sz w:val="22"/>
-                <w:szCs w:val="22"/>
-              </w:rPr>
-            </w:r>
-            <w:r>
-              <w:rPr>
-                <w:b/>
+                <w:sz w:val="22"/>
+                <w:szCs w:val="22"/>
+              </w:rPr>
+            </w:r>
+            <w:r>
+              <w:rPr>
+                <w:sz w:val="22"/>
+                <w:szCs w:val="22"/>
+              </w:rPr>
+            </w:r>
+            <w:r>
+              <w:rPr>
                 <w:sz w:val="22"/>
                 <w:szCs w:val="22"/>
               </w:rPr>
@@ -5930,17 +5900,14 @@
         <w:tc>
           <w:tcPr>
             <w:tcW w:w="3710" w:type="pct"/>
-            <w:vAlign w:val="center"/>
-            <w:shd w:val="clear" w:color="auto" w:fill="FFFF00"/>
+            <w:shd w:val="clear" w:color="auto" w:fill="auto"/>
+            <w:vAlign w:val="center"/>
           </w:tcPr>
           <w:p>
             <w:pPr>
               <w:jc w:val="both"/>
             </w:pPr>
             <w:r>
-              <w:rPr>
-                <w:b/>
-              </w:rPr>
               <w:t>2nd Exam: Ch. 3 &amp; 4   (IN PERSON — bring laptop &amp; student ID)</w:t>
             </w:r>
           </w:p>
@@ -5950,6 +5917,7 @@
         <w:tc>
           <w:tcPr>
             <w:tcW w:w="440" w:type="pct"/>
+            <w:shd w:val="clear" w:color="auto" w:fill="auto"/>
             <w:vAlign w:val="center"/>
           </w:tcPr>
           <w:p>
@@ -5962,7 +5930,6 @@
             <w:r>
               <w:rPr>
                 <w:rFonts w:hint="eastAsia"/>
-                <w:b w:val="0"/>
                 <w:sz w:val="22"/>
                 <w:szCs w:val="22"/>
                 <w:lang w:eastAsia="ko-KR"/>
@@ -5974,6 +5941,7 @@
         <w:tc>
           <w:tcPr>
             <w:tcW w:w="850" w:type="pct"/>
+            <w:shd w:val="clear" w:color="auto" w:fill="auto"/>
             <w:vAlign w:val="center"/>
           </w:tcPr>
           <w:p>
@@ -5986,7 +5954,6 @@
             </w:pPr>
             <w:r>
               <w:rPr>
-                <w:b w:val="0"/>
                 <w:sz w:val="22"/>
                 <w:szCs w:val="22"/>
               </w:rPr>
@@ -5994,21 +5961,18 @@
             </w:r>
             <w:r>
               <w:rPr>
-                <w:b w:val="0"/>
-                <w:sz w:val="22"/>
-                <w:szCs w:val="22"/>
-              </w:rPr>
-            </w:r>
-            <w:r>
-              <w:rPr>
-                <w:b w:val="0"/>
-                <w:sz w:val="22"/>
-                <w:szCs w:val="22"/>
-              </w:rPr>
-            </w:r>
-            <w:r>
-              <w:rPr>
-                <w:b w:val="0"/>
+                <w:sz w:val="22"/>
+                <w:szCs w:val="22"/>
+              </w:rPr>
+            </w:r>
+            <w:r>
+              <w:rPr>
+                <w:sz w:val="22"/>
+                <w:szCs w:val="22"/>
+              </w:rPr>
+            </w:r>
+            <w:r>
+              <w:rPr>
                 <w:sz w:val="22"/>
                 <w:szCs w:val="22"/>
               </w:rPr>
@@ -6018,6 +5982,7 @@
         <w:tc>
           <w:tcPr>
             <w:tcW w:w="3710" w:type="pct"/>
+            <w:shd w:val="clear" w:color="auto" w:fill="auto"/>
             <w:vAlign w:val="center"/>
           </w:tcPr>
           <w:p>
@@ -6025,9 +5990,6 @@
               <w:jc w:val="both"/>
             </w:pPr>
             <w:r>
-              <w:rPr>
-                <w:b w:val="0"/>
-              </w:rPr>
               <w:t>Ch. 5 — Merchandising Operations</w:t>
             </w:r>
           </w:p>
@@ -6037,6 +5999,7 @@
         <w:tc>
           <w:tcPr>
             <w:tcW w:w="440" w:type="pct"/>
+            <w:shd w:val="clear" w:color="auto" w:fill="auto"/>
             <w:vAlign w:val="center"/>
           </w:tcPr>
           <w:p>
@@ -6049,7 +6012,6 @@
             <w:r>
               <w:rPr>
                 <w:rFonts w:hint="eastAsia"/>
-                <w:b w:val="0"/>
                 <w:sz w:val="22"/>
                 <w:szCs w:val="22"/>
                 <w:lang w:eastAsia="ko-KR"/>
@@ -6061,6 +6023,7 @@
         <w:tc>
           <w:tcPr>
             <w:tcW w:w="850" w:type="pct"/>
+            <w:shd w:val="clear" w:color="auto" w:fill="auto"/>
             <w:vAlign w:val="center"/>
           </w:tcPr>
           <w:p>
@@ -6073,7 +6036,6 @@
             </w:pPr>
             <w:r>
               <w:rPr>
-                <w:b w:val="0"/>
                 <w:sz w:val="22"/>
                 <w:szCs w:val="22"/>
               </w:rPr>
@@ -6081,21 +6043,18 @@
             </w:r>
             <w:r>
               <w:rPr>
-                <w:b w:val="0"/>
-                <w:sz w:val="22"/>
-                <w:szCs w:val="22"/>
-              </w:rPr>
-            </w:r>
-            <w:r>
-              <w:rPr>
-                <w:b w:val="0"/>
-                <w:sz w:val="22"/>
-                <w:szCs w:val="22"/>
-              </w:rPr>
-            </w:r>
-            <w:r>
-              <w:rPr>
-                <w:b w:val="0"/>
+                <w:sz w:val="22"/>
+                <w:szCs w:val="22"/>
+              </w:rPr>
+            </w:r>
+            <w:r>
+              <w:rPr>
+                <w:sz w:val="22"/>
+                <w:szCs w:val="22"/>
+              </w:rPr>
+            </w:r>
+            <w:r>
+              <w:rPr>
                 <w:sz w:val="22"/>
                 <w:szCs w:val="22"/>
               </w:rPr>
@@ -6105,6 +6064,7 @@
         <w:tc>
           <w:tcPr>
             <w:tcW w:w="3710" w:type="pct"/>
+            <w:shd w:val="clear" w:color="auto" w:fill="auto"/>
             <w:vAlign w:val="center"/>
           </w:tcPr>
           <w:p>
@@ -6112,9 +6072,6 @@
               <w:jc w:val="both"/>
             </w:pPr>
             <w:r>
-              <w:rPr>
-                <w:b w:val="0"/>
-              </w:rPr>
               <w:t>Ch. 5 — Merchandising Operations</w:t>
             </w:r>
           </w:p>
@@ -6124,6 +6081,7 @@
         <w:tc>
           <w:tcPr>
             <w:tcW w:w="440" w:type="pct"/>
+            <w:shd w:val="clear" w:color="auto" w:fill="auto"/>
             <w:vAlign w:val="center"/>
           </w:tcPr>
           <w:p>
@@ -6136,7 +6094,6 @@
             <w:r>
               <w:rPr>
                 <w:rFonts w:hint="eastAsia"/>
-                <w:b w:val="0"/>
                 <w:sz w:val="22"/>
                 <w:szCs w:val="22"/>
                 <w:lang w:eastAsia="ko-KR"/>
@@ -6148,6 +6105,7 @@
         <w:tc>
           <w:tcPr>
             <w:tcW w:w="850" w:type="pct"/>
+            <w:shd w:val="clear" w:color="auto" w:fill="auto"/>
             <w:vAlign w:val="center"/>
           </w:tcPr>
           <w:p>
@@ -6160,7 +6118,6 @@
             </w:pPr>
             <w:r>
               <w:rPr>
-                <w:b w:val="0"/>
                 <w:sz w:val="22"/>
                 <w:szCs w:val="22"/>
               </w:rPr>
@@ -6168,21 +6125,18 @@
             </w:r>
             <w:r>
               <w:rPr>
-                <w:b w:val="0"/>
-                <w:sz w:val="22"/>
-                <w:szCs w:val="22"/>
-              </w:rPr>
-            </w:r>
-            <w:r>
-              <w:rPr>
-                <w:b w:val="0"/>
-                <w:sz w:val="22"/>
-                <w:szCs w:val="22"/>
-              </w:rPr>
-            </w:r>
-            <w:r>
-              <w:rPr>
-                <w:b w:val="0"/>
+                <w:sz w:val="22"/>
+                <w:szCs w:val="22"/>
+              </w:rPr>
+            </w:r>
+            <w:r>
+              <w:rPr>
+                <w:sz w:val="22"/>
+                <w:szCs w:val="22"/>
+              </w:rPr>
+            </w:r>
+            <w:r>
+              <w:rPr>
                 <w:sz w:val="22"/>
                 <w:szCs w:val="22"/>
               </w:rPr>
@@ -6192,6 +6146,7 @@
         <w:tc>
           <w:tcPr>
             <w:tcW w:w="3710" w:type="pct"/>
+            <w:shd w:val="clear" w:color="auto" w:fill="auto"/>
             <w:vAlign w:val="center"/>
           </w:tcPr>
           <w:p>
@@ -6199,9 +6154,6 @@
               <w:jc w:val="both"/>
             </w:pPr>
             <w:r>
-              <w:rPr>
-                <w:b w:val="0"/>
-              </w:rPr>
               <w:t>Ch. 6 — Merchandise Inventory   (10/21 — Last day to withdraw with a “W”)</w:t>
             </w:r>
           </w:p>
@@ -6211,6 +6163,7 @@
         <w:tc>
           <w:tcPr>
             <w:tcW w:w="440" w:type="pct"/>
+            <w:shd w:val="clear" w:color="auto" w:fill="auto"/>
             <w:vAlign w:val="center"/>
           </w:tcPr>
           <w:p>
@@ -6223,7 +6176,6 @@
             <w:r>
               <w:rPr>
                 <w:rFonts w:hint="eastAsia"/>
-                <w:b w:val="0"/>
                 <w:sz w:val="22"/>
                 <w:szCs w:val="22"/>
                 <w:lang w:eastAsia="ko-KR"/>
@@ -6235,6 +6187,7 @@
         <w:tc>
           <w:tcPr>
             <w:tcW w:w="850" w:type="pct"/>
+            <w:shd w:val="clear" w:color="auto" w:fill="auto"/>
             <w:vAlign w:val="center"/>
           </w:tcPr>
           <w:p>
@@ -6247,7 +6200,6 @@
             </w:pPr>
             <w:r>
               <w:rPr>
-                <w:b w:val="0"/>
                 <w:sz w:val="22"/>
                 <w:szCs w:val="22"/>
               </w:rPr>
@@ -6255,21 +6207,18 @@
             </w:r>
             <w:r>
               <w:rPr>
-                <w:b w:val="0"/>
-                <w:sz w:val="22"/>
-                <w:szCs w:val="22"/>
-              </w:rPr>
-            </w:r>
-            <w:r>
-              <w:rPr>
-                <w:b w:val="0"/>
-                <w:sz w:val="22"/>
-                <w:szCs w:val="22"/>
-              </w:rPr>
-            </w:r>
-            <w:r>
-              <w:rPr>
-                <w:b w:val="0"/>
+                <w:sz w:val="22"/>
+                <w:szCs w:val="22"/>
+              </w:rPr>
+            </w:r>
+            <w:r>
+              <w:rPr>
+                <w:sz w:val="22"/>
+                <w:szCs w:val="22"/>
+              </w:rPr>
+            </w:r>
+            <w:r>
+              <w:rPr>
                 <w:sz w:val="22"/>
                 <w:szCs w:val="22"/>
               </w:rPr>
@@ -6279,6 +6228,7 @@
         <w:tc>
           <w:tcPr>
             <w:tcW w:w="3710" w:type="pct"/>
+            <w:shd w:val="clear" w:color="auto" w:fill="auto"/>
             <w:vAlign w:val="center"/>
           </w:tcPr>
           <w:p>
@@ -6286,9 +6236,6 @@
               <w:jc w:val="both"/>
             </w:pPr>
             <w:r>
-              <w:rPr>
-                <w:b w:val="0"/>
-              </w:rPr>
               <w:t>Ch. 6 — Merchandise Inventory</w:t>
             </w:r>
           </w:p>
@@ -6298,6 +6245,7 @@
         <w:tc>
           <w:tcPr>
             <w:tcW w:w="440" w:type="pct"/>
+            <w:shd w:val="clear" w:color="auto" w:fill="auto"/>
             <w:vAlign w:val="center"/>
           </w:tcPr>
           <w:p>
@@ -6310,7 +6258,6 @@
             <w:r>
               <w:rPr>
                 <w:rFonts w:hint="eastAsia"/>
-                <w:b w:val="0"/>
                 <w:sz w:val="22"/>
                 <w:szCs w:val="22"/>
                 <w:lang w:eastAsia="ko-KR"/>
@@ -6322,6 +6269,7 @@
         <w:tc>
           <w:tcPr>
             <w:tcW w:w="850" w:type="pct"/>
+            <w:shd w:val="clear" w:color="auto" w:fill="auto"/>
             <w:vAlign w:val="center"/>
           </w:tcPr>
           <w:p>
@@ -6334,7 +6282,6 @@
             </w:pPr>
             <w:r>
               <w:rPr>
-                <w:b w:val="0"/>
                 <w:sz w:val="22"/>
                 <w:szCs w:val="22"/>
               </w:rPr>
@@ -6342,21 +6289,18 @@
             </w:r>
             <w:r>
               <w:rPr>
-                <w:b w:val="0"/>
-                <w:sz w:val="22"/>
-                <w:szCs w:val="22"/>
-              </w:rPr>
-            </w:r>
-            <w:r>
-              <w:rPr>
-                <w:b w:val="0"/>
-                <w:sz w:val="22"/>
-                <w:szCs w:val="22"/>
-              </w:rPr>
-            </w:r>
-            <w:r>
-              <w:rPr>
-                <w:b w:val="0"/>
+                <w:sz w:val="22"/>
+                <w:szCs w:val="22"/>
+              </w:rPr>
+            </w:r>
+            <w:r>
+              <w:rPr>
+                <w:sz w:val="22"/>
+                <w:szCs w:val="22"/>
+              </w:rPr>
+            </w:r>
+            <w:r>
+              <w:rPr>
                 <w:sz w:val="22"/>
                 <w:szCs w:val="22"/>
               </w:rPr>
@@ -6366,6 +6310,7 @@
         <w:tc>
           <w:tcPr>
             <w:tcW w:w="3710" w:type="pct"/>
+            <w:shd w:val="clear" w:color="auto" w:fill="auto"/>
             <w:vAlign w:val="center"/>
           </w:tcPr>
           <w:p>
@@ -6373,9 +6318,6 @@
               <w:jc w:val="both"/>
             </w:pPr>
             <w:r>
-              <w:rPr>
-                <w:b w:val="0"/>
-              </w:rPr>
               <w:t>Ch. 7 — Internal Control and Cash</w:t>
             </w:r>
           </w:p>
@@ -6385,6 +6327,7 @@
         <w:tc>
           <w:tcPr>
             <w:tcW w:w="440" w:type="pct"/>
+            <w:shd w:val="clear" w:color="auto" w:fill="auto"/>
             <w:vAlign w:val="center"/>
           </w:tcPr>
           <w:p>
@@ -6397,7 +6340,6 @@
             <w:r>
               <w:rPr>
                 <w:rFonts w:hint="eastAsia"/>
-                <w:b w:val="0"/>
                 <w:sz w:val="22"/>
                 <w:szCs w:val="22"/>
                 <w:lang w:eastAsia="ko-KR"/>
@@ -6409,6 +6351,7 @@
         <w:tc>
           <w:tcPr>
             <w:tcW w:w="850" w:type="pct"/>
+            <w:shd w:val="clear" w:color="auto" w:fill="auto"/>
             <w:vAlign w:val="center"/>
           </w:tcPr>
           <w:p>
@@ -6421,7 +6364,6 @@
             </w:pPr>
             <w:r>
               <w:rPr>
-                <w:b w:val="0"/>
                 <w:sz w:val="22"/>
                 <w:szCs w:val="22"/>
               </w:rPr>
@@ -6429,21 +6371,18 @@
             </w:r>
             <w:r>
               <w:rPr>
-                <w:b w:val="0"/>
-                <w:sz w:val="22"/>
-                <w:szCs w:val="22"/>
-              </w:rPr>
-            </w:r>
-            <w:r>
-              <w:rPr>
-                <w:b w:val="0"/>
-                <w:sz w:val="22"/>
-                <w:szCs w:val="22"/>
-              </w:rPr>
-            </w:r>
-            <w:r>
-              <w:rPr>
-                <w:b w:val="0"/>
+                <w:sz w:val="22"/>
+                <w:szCs w:val="22"/>
+              </w:rPr>
+            </w:r>
+            <w:r>
+              <w:rPr>
+                <w:sz w:val="22"/>
+                <w:szCs w:val="22"/>
+              </w:rPr>
+            </w:r>
+            <w:r>
+              <w:rPr>
                 <w:sz w:val="22"/>
                 <w:szCs w:val="22"/>
               </w:rPr>
@@ -6453,6 +6392,7 @@
         <w:tc>
           <w:tcPr>
             <w:tcW w:w="3710" w:type="pct"/>
+            <w:shd w:val="clear" w:color="auto" w:fill="auto"/>
             <w:vAlign w:val="center"/>
           </w:tcPr>
           <w:p>
@@ -6460,9 +6400,6 @@
               <w:jc w:val="both"/>
             </w:pPr>
             <w:r>
-              <w:rPr>
-                <w:b w:val="0"/>
-              </w:rPr>
               <w:t>Ch. 8 — Receivables</w:t>
             </w:r>
           </w:p>
@@ -6472,6 +6409,7 @@
         <w:tc>
           <w:tcPr>
             <w:tcW w:w="440" w:type="pct"/>
+            <w:shd w:val="clear" w:color="auto" w:fill="auto"/>
             <w:vAlign w:val="center"/>
           </w:tcPr>
           <w:p>
@@ -6484,7 +6422,6 @@
             <w:r>
               <w:rPr>
                 <w:rFonts w:hint="eastAsia"/>
-                <w:b w:val="0"/>
                 <w:sz w:val="22"/>
                 <w:szCs w:val="22"/>
                 <w:lang w:eastAsia="ko-KR"/>
@@ -6496,6 +6433,7 @@
         <w:tc>
           <w:tcPr>
             <w:tcW w:w="850" w:type="pct"/>
+            <w:shd w:val="clear" w:color="auto" w:fill="auto"/>
             <w:vAlign w:val="center"/>
           </w:tcPr>
           <w:p>
@@ -6508,7 +6446,6 @@
             </w:pPr>
             <w:r>
               <w:rPr>
-                <w:b w:val="0"/>
                 <w:sz w:val="22"/>
                 <w:szCs w:val="22"/>
               </w:rPr>
@@ -6516,21 +6453,18 @@
             </w:r>
             <w:r>
               <w:rPr>
-                <w:b w:val="0"/>
-                <w:sz w:val="22"/>
-                <w:szCs w:val="22"/>
-              </w:rPr>
-            </w:r>
-            <w:r>
-              <w:rPr>
-                <w:b w:val="0"/>
-                <w:sz w:val="22"/>
-                <w:szCs w:val="22"/>
-              </w:rPr>
-            </w:r>
-            <w:r>
-              <w:rPr>
-                <w:b w:val="0"/>
+                <w:sz w:val="22"/>
+                <w:szCs w:val="22"/>
+              </w:rPr>
+            </w:r>
+            <w:r>
+              <w:rPr>
+                <w:sz w:val="22"/>
+                <w:szCs w:val="22"/>
+              </w:rPr>
+            </w:r>
+            <w:r>
+              <w:rPr>
                 <w:sz w:val="22"/>
                 <w:szCs w:val="22"/>
               </w:rPr>
@@ -6540,6 +6474,7 @@
         <w:tc>
           <w:tcPr>
             <w:tcW w:w="3710" w:type="pct"/>
+            <w:shd w:val="clear" w:color="auto" w:fill="auto"/>
             <w:vAlign w:val="center"/>
           </w:tcPr>
           <w:p>
@@ -6547,9 +6482,6 @@
               <w:jc w:val="both"/>
             </w:pPr>
             <w:r>
-              <w:rPr>
-                <w:b w:val="0"/>
-              </w:rPr>
               <w:t>Ch. 8 — Receivables</w:t>
             </w:r>
           </w:p>
@@ -6559,6 +6491,7 @@
         <w:tc>
           <w:tcPr>
             <w:tcW w:w="440" w:type="pct"/>
+            <w:shd w:val="clear" w:color="auto" w:fill="auto"/>
             <w:vAlign w:val="center"/>
           </w:tcPr>
           <w:p>
@@ -6571,7 +6504,6 @@
             <w:r>
               <w:rPr>
                 <w:rFonts w:hint="eastAsia"/>
-                <w:b w:val="0"/>
                 <w:sz w:val="22"/>
                 <w:szCs w:val="22"/>
                 <w:lang w:eastAsia="ko-KR"/>
@@ -6583,6 +6515,7 @@
         <w:tc>
           <w:tcPr>
             <w:tcW w:w="850" w:type="pct"/>
+            <w:shd w:val="clear" w:color="auto" w:fill="auto"/>
             <w:vAlign w:val="center"/>
           </w:tcPr>
           <w:p>
@@ -6595,7 +6528,6 @@
             </w:pPr>
             <w:r>
               <w:rPr>
-                <w:b w:val="0"/>
                 <w:sz w:val="22"/>
                 <w:szCs w:val="22"/>
               </w:rPr>
@@ -6603,21 +6535,18 @@
             </w:r>
             <w:r>
               <w:rPr>
-                <w:b w:val="0"/>
-                <w:sz w:val="22"/>
-                <w:szCs w:val="22"/>
-              </w:rPr>
-            </w:r>
-            <w:r>
-              <w:rPr>
-                <w:b w:val="0"/>
-                <w:sz w:val="22"/>
-                <w:szCs w:val="22"/>
-              </w:rPr>
-            </w:r>
-            <w:r>
-              <w:rPr>
-                <w:b w:val="0"/>
+                <w:sz w:val="22"/>
+                <w:szCs w:val="22"/>
+              </w:rPr>
+            </w:r>
+            <w:r>
+              <w:rPr>
+                <w:sz w:val="22"/>
+                <w:szCs w:val="22"/>
+              </w:rPr>
+            </w:r>
+            <w:r>
+              <w:rPr>
                 <w:sz w:val="22"/>
                 <w:szCs w:val="22"/>
               </w:rPr>
@@ -6627,6 +6556,7 @@
         <w:tc>
           <w:tcPr>
             <w:tcW w:w="3710" w:type="pct"/>
+            <w:shd w:val="clear" w:color="auto" w:fill="auto"/>
             <w:vAlign w:val="center"/>
           </w:tcPr>
           <w:p>
@@ -6634,9 +6564,6 @@
               <w:jc w:val="both"/>
             </w:pPr>
             <w:r>
-              <w:rPr>
-                <w:b w:val="0"/>
-              </w:rPr>
               <w:t>Ch. 5–8 Review</w:t>
             </w:r>
           </w:p>
@@ -6646,8 +6573,8 @@
         <w:tc>
           <w:tcPr>
             <w:tcW w:w="440" w:type="pct"/>
-            <w:vAlign w:val="center"/>
-            <w:shd w:val="clear" w:color="auto" w:fill="FFFF00"/>
+            <w:shd w:val="clear" w:color="auto" w:fill="auto"/>
+            <w:vAlign w:val="center"/>
           </w:tcPr>
           <w:p>
             <w:pPr>
@@ -6659,7 +6586,6 @@
             <w:r>
               <w:rPr>
                 <w:rFonts w:hint="eastAsia"/>
-                <w:b/>
                 <w:sz w:val="22"/>
                 <w:szCs w:val="22"/>
                 <w:lang w:eastAsia="ko-KR"/>
@@ -6671,8 +6597,8 @@
         <w:tc>
           <w:tcPr>
             <w:tcW w:w="850" w:type="pct"/>
-            <w:vAlign w:val="center"/>
-            <w:shd w:val="clear" w:color="auto" w:fill="FFFF00"/>
+            <w:shd w:val="clear" w:color="auto" w:fill="auto"/>
+            <w:vAlign w:val="center"/>
           </w:tcPr>
           <w:p>
             <w:pPr>
@@ -6684,7 +6610,6 @@
             </w:pPr>
             <w:r>
               <w:rPr>
-                <w:b/>
                 <w:sz w:val="22"/>
                 <w:szCs w:val="22"/>
               </w:rPr>
@@ -6692,21 +6617,18 @@
             </w:r>
             <w:r>
               <w:rPr>
-                <w:b/>
-                <w:sz w:val="22"/>
-                <w:szCs w:val="22"/>
-              </w:rPr>
-            </w:r>
-            <w:r>
-              <w:rPr>
-                <w:b/>
-                <w:sz w:val="22"/>
-                <w:szCs w:val="22"/>
-              </w:rPr>
-            </w:r>
-            <w:r>
-              <w:rPr>
-                <w:b/>
+                <w:sz w:val="22"/>
+                <w:szCs w:val="22"/>
+              </w:rPr>
+            </w:r>
+            <w:r>
+              <w:rPr>
+                <w:sz w:val="22"/>
+                <w:szCs w:val="22"/>
+              </w:rPr>
+            </w:r>
+            <w:r>
+              <w:rPr>
                 <w:sz w:val="22"/>
                 <w:szCs w:val="22"/>
               </w:rPr>
@@ -6716,17 +6638,14 @@
         <w:tc>
           <w:tcPr>
             <w:tcW w:w="3710" w:type="pct"/>
-            <w:vAlign w:val="center"/>
-            <w:shd w:val="clear" w:color="auto" w:fill="FFFF00"/>
+            <w:shd w:val="clear" w:color="auto" w:fill="auto"/>
+            <w:vAlign w:val="center"/>
           </w:tcPr>
           <w:p>
             <w:pPr>
               <w:jc w:val="both"/>
             </w:pPr>
             <w:r>
-              <w:rPr>
-                <w:b/>
-              </w:rPr>
               <w:t>3rd Exam: Ch. 5, 6, 7 &amp; 8   (IN PERSON — bring laptop &amp; student ID)</w:t>
             </w:r>
           </w:p>
@@ -6736,6 +6655,7 @@
         <w:tc>
           <w:tcPr>
             <w:tcW w:w="440" w:type="pct"/>
+            <w:shd w:val="clear" w:color="auto" w:fill="auto"/>
             <w:vAlign w:val="center"/>
           </w:tcPr>
           <w:p>
@@ -6748,7 +6668,6 @@
             <w:r>
               <w:rPr>
                 <w:rFonts w:hint="eastAsia"/>
-                <w:b w:val="0"/>
                 <w:sz w:val="22"/>
                 <w:szCs w:val="22"/>
                 <w:lang w:eastAsia="ko-KR"/>
@@ -6760,6 +6679,7 @@
         <w:tc>
           <w:tcPr>
             <w:tcW w:w="850" w:type="pct"/>
+            <w:shd w:val="clear" w:color="auto" w:fill="auto"/>
             <w:vAlign w:val="center"/>
           </w:tcPr>
           <w:p>
@@ -6772,7 +6692,6 @@
             </w:pPr>
             <w:r>
               <w:rPr>
-                <w:b w:val="0"/>
                 <w:sz w:val="22"/>
                 <w:szCs w:val="22"/>
               </w:rPr>
@@ -6780,21 +6699,18 @@
             </w:r>
             <w:r>
               <w:rPr>
-                <w:b w:val="0"/>
-                <w:sz w:val="22"/>
-                <w:szCs w:val="22"/>
-              </w:rPr>
-            </w:r>
-            <w:r>
-              <w:rPr>
-                <w:b w:val="0"/>
-                <w:sz w:val="22"/>
-                <w:szCs w:val="22"/>
-              </w:rPr>
-            </w:r>
-            <w:r>
-              <w:rPr>
-                <w:b w:val="0"/>
+                <w:sz w:val="22"/>
+                <w:szCs w:val="22"/>
+              </w:rPr>
+            </w:r>
+            <w:r>
+              <w:rPr>
+                <w:sz w:val="22"/>
+                <w:szCs w:val="22"/>
+              </w:rPr>
+            </w:r>
+            <w:r>
+              <w:rPr>
                 <w:sz w:val="22"/>
                 <w:szCs w:val="22"/>
               </w:rPr>
@@ -6804,6 +6720,7 @@
         <w:tc>
           <w:tcPr>
             <w:tcW w:w="3710" w:type="pct"/>
+            <w:shd w:val="clear" w:color="auto" w:fill="auto"/>
             <w:vAlign w:val="center"/>
           </w:tcPr>
           <w:p>
@@ -6811,9 +6728,6 @@
               <w:jc w:val="both"/>
             </w:pPr>
             <w:r>
-              <w:rPr>
-                <w:b w:val="0"/>
-              </w:rPr>
               <w:t>Ch. 9 — Plant Assets, Natural Resources, and Intangibles</w:t>
             </w:r>
           </w:p>
@@ -6823,6 +6737,7 @@
         <w:tc>
           <w:tcPr>
             <w:tcW w:w="440" w:type="pct"/>
+            <w:shd w:val="clear" w:color="auto" w:fill="auto"/>
             <w:vAlign w:val="center"/>
           </w:tcPr>
           <w:p>
@@ -6835,7 +6750,6 @@
             <w:r>
               <w:rPr>
                 <w:rFonts w:hint="eastAsia"/>
-                <w:b w:val="0"/>
                 <w:sz w:val="22"/>
                 <w:szCs w:val="22"/>
                 <w:lang w:eastAsia="ko-KR"/>
@@ -6847,6 +6761,7 @@
         <w:tc>
           <w:tcPr>
             <w:tcW w:w="850" w:type="pct"/>
+            <w:shd w:val="clear" w:color="auto" w:fill="auto"/>
             <w:vAlign w:val="center"/>
           </w:tcPr>
           <w:p>
@@ -6859,7 +6774,6 @@
             </w:pPr>
             <w:r>
               <w:rPr>
-                <w:b w:val="0"/>
                 <w:sz w:val="22"/>
                 <w:szCs w:val="22"/>
               </w:rPr>
@@ -6867,21 +6781,18 @@
             </w:r>
             <w:r>
               <w:rPr>
-                <w:b w:val="0"/>
-                <w:sz w:val="22"/>
-                <w:szCs w:val="22"/>
-              </w:rPr>
-            </w:r>
-            <w:r>
-              <w:rPr>
-                <w:b w:val="0"/>
-                <w:sz w:val="22"/>
-                <w:szCs w:val="22"/>
-              </w:rPr>
-            </w:r>
-            <w:r>
-              <w:rPr>
-                <w:b w:val="0"/>
+                <w:sz w:val="22"/>
+                <w:szCs w:val="22"/>
+              </w:rPr>
+            </w:r>
+            <w:r>
+              <w:rPr>
+                <w:sz w:val="22"/>
+                <w:szCs w:val="22"/>
+              </w:rPr>
+            </w:r>
+            <w:r>
+              <w:rPr>
                 <w:sz w:val="22"/>
                 <w:szCs w:val="22"/>
               </w:rPr>
@@ -6891,6 +6802,7 @@
         <w:tc>
           <w:tcPr>
             <w:tcW w:w="3710" w:type="pct"/>
+            <w:shd w:val="clear" w:color="auto" w:fill="auto"/>
             <w:vAlign w:val="center"/>
           </w:tcPr>
           <w:p>
@@ -6898,9 +6810,6 @@
               <w:jc w:val="both"/>
             </w:pPr>
             <w:r>
-              <w:rPr>
-                <w:b w:val="0"/>
-              </w:rPr>
               <w:t>Ch. 11 — Current Liabilities</w:t>
             </w:r>
           </w:p>
@@ -6910,6 +6819,7 @@
         <w:tc>
           <w:tcPr>
             <w:tcW w:w="440" w:type="pct"/>
+            <w:shd w:val="clear" w:color="auto" w:fill="auto"/>
             <w:vAlign w:val="center"/>
           </w:tcPr>
           <w:p>
@@ -6922,7 +6832,6 @@
             <w:r>
               <w:rPr>
                 <w:rFonts w:hint="eastAsia"/>
-                <w:b w:val="0"/>
                 <w:sz w:val="22"/>
                 <w:szCs w:val="22"/>
                 <w:lang w:eastAsia="ko-KR"/>
@@ -6934,6 +6843,7 @@
         <w:tc>
           <w:tcPr>
             <w:tcW w:w="850" w:type="pct"/>
+            <w:shd w:val="clear" w:color="auto" w:fill="auto"/>
             <w:vAlign w:val="center"/>
           </w:tcPr>
           <w:p>
@@ -6946,7 +6856,6 @@
             </w:pPr>
             <w:r>
               <w:rPr>
-                <w:b w:val="0"/>
                 <w:sz w:val="22"/>
                 <w:szCs w:val="22"/>
               </w:rPr>
@@ -6954,21 +6863,18 @@
             </w:r>
             <w:r>
               <w:rPr>
-                <w:b w:val="0"/>
-                <w:sz w:val="22"/>
-                <w:szCs w:val="22"/>
-              </w:rPr>
-            </w:r>
-            <w:r>
-              <w:rPr>
-                <w:b w:val="0"/>
-                <w:sz w:val="22"/>
-                <w:szCs w:val="22"/>
-              </w:rPr>
-            </w:r>
-            <w:r>
-              <w:rPr>
-                <w:b w:val="0"/>
+                <w:sz w:val="22"/>
+                <w:szCs w:val="22"/>
+              </w:rPr>
+            </w:r>
+            <w:r>
+              <w:rPr>
+                <w:sz w:val="22"/>
+                <w:szCs w:val="22"/>
+              </w:rPr>
+            </w:r>
+            <w:r>
+              <w:rPr>
                 <w:sz w:val="22"/>
                 <w:szCs w:val="22"/>
               </w:rPr>
@@ -6978,6 +6884,7 @@
         <w:tc>
           <w:tcPr>
             <w:tcW w:w="3710" w:type="pct"/>
+            <w:shd w:val="clear" w:color="auto" w:fill="auto"/>
             <w:vAlign w:val="center"/>
           </w:tcPr>
           <w:p>
@@ -6985,9 +6892,6 @@
               <w:jc w:val="both"/>
             </w:pPr>
             <w:r>
-              <w:rPr>
-                <w:b w:val="0"/>
-              </w:rPr>
               <w:t>Ch. 12 — Long-Term Liabilities</w:t>
             </w:r>
           </w:p>
@@ -6997,6 +6901,7 @@
         <w:tc>
           <w:tcPr>
             <w:tcW w:w="440" w:type="pct"/>
+            <w:shd w:val="clear" w:color="auto" w:fill="auto"/>
             <w:vAlign w:val="center"/>
           </w:tcPr>
           <w:p>
@@ -7009,7 +6914,6 @@
             <w:r>
               <w:rPr>
                 <w:rFonts w:hint="eastAsia"/>
-                <w:b w:val="0"/>
                 <w:sz w:val="22"/>
                 <w:szCs w:val="22"/>
                 <w:lang w:eastAsia="ko-KR"/>
@@ -7021,6 +6925,7 @@
         <w:tc>
           <w:tcPr>
             <w:tcW w:w="850" w:type="pct"/>
+            <w:shd w:val="clear" w:color="auto" w:fill="auto"/>
             <w:vAlign w:val="center"/>
           </w:tcPr>
           <w:p>
@@ -7033,7 +6938,6 @@
             </w:pPr>
             <w:r>
               <w:rPr>
-                <w:b w:val="0"/>
                 <w:sz w:val="22"/>
                 <w:szCs w:val="22"/>
               </w:rPr>
@@ -7041,21 +6945,18 @@
             </w:r>
             <w:r>
               <w:rPr>
-                <w:b w:val="0"/>
-                <w:sz w:val="22"/>
-                <w:szCs w:val="22"/>
-              </w:rPr>
-            </w:r>
-            <w:r>
-              <w:rPr>
-                <w:b w:val="0"/>
-                <w:sz w:val="22"/>
-                <w:szCs w:val="22"/>
-              </w:rPr>
-            </w:r>
-            <w:r>
-              <w:rPr>
-                <w:b w:val="0"/>
+                <w:sz w:val="22"/>
+                <w:szCs w:val="22"/>
+              </w:rPr>
+            </w:r>
+            <w:r>
+              <w:rPr>
+                <w:sz w:val="22"/>
+                <w:szCs w:val="22"/>
+              </w:rPr>
+            </w:r>
+            <w:r>
+              <w:rPr>
                 <w:sz w:val="22"/>
                 <w:szCs w:val="22"/>
               </w:rPr>
@@ -7065,6 +6966,7 @@
         <w:tc>
           <w:tcPr>
             <w:tcW w:w="3710" w:type="pct"/>
+            <w:shd w:val="clear" w:color="auto" w:fill="auto"/>
             <w:vAlign w:val="center"/>
           </w:tcPr>
           <w:p>
@@ -7072,9 +6974,6 @@
               <w:jc w:val="both"/>
             </w:pPr>
             <w:r>
-              <w:rPr>
-                <w:b w:val="0"/>
-              </w:rPr>
               <w:t>Ch. 13 — Stockholders' Equity; Comprehensive Course Review</w:t>
             </w:r>
           </w:p>
@@ -7084,8 +6983,8 @@
         <w:tc>
           <w:tcPr>
             <w:tcW w:w="440" w:type="pct"/>
-            <w:vAlign w:val="center"/>
-            <w:shd w:val="clear" w:color="auto" w:fill="FFFF00"/>
+            <w:shd w:val="clear" w:color="auto" w:fill="auto"/>
+            <w:vAlign w:val="center"/>
           </w:tcPr>
           <w:p>
             <w:pPr>
@@ -7097,7 +6996,6 @@
             <w:r>
               <w:rPr>
                 <w:rFonts w:hint="eastAsia"/>
-                <w:b/>
                 <w:sz w:val="22"/>
                 <w:szCs w:val="22"/>
                 <w:lang w:eastAsia="ko-KR"/>
@@ -7109,8 +7007,8 @@
         <w:tc>
           <w:tcPr>
             <w:tcW w:w="850" w:type="pct"/>
-            <w:vAlign w:val="center"/>
-            <w:shd w:val="clear" w:color="auto" w:fill="FFFF00"/>
+            <w:shd w:val="clear" w:color="auto" w:fill="auto"/>
+            <w:vAlign w:val="center"/>
           </w:tcPr>
           <w:p>
             <w:pPr>
@@ -7122,7 +7020,6 @@
             </w:pPr>
             <w:r>
               <w:rPr>
-                <w:b/>
                 <w:sz w:val="22"/>
                 <w:szCs w:val="22"/>
               </w:rPr>
@@ -7130,21 +7027,18 @@
             </w:r>
             <w:r>
               <w:rPr>
-                <w:b/>
-                <w:sz w:val="22"/>
-                <w:szCs w:val="22"/>
-              </w:rPr>
-            </w:r>
-            <w:r>
-              <w:rPr>
-                <w:b/>
-                <w:sz w:val="22"/>
-                <w:szCs w:val="22"/>
-              </w:rPr>
-            </w:r>
-            <w:r>
-              <w:rPr>
-                <w:b/>
+                <w:sz w:val="22"/>
+                <w:szCs w:val="22"/>
+              </w:rPr>
+            </w:r>
+            <w:r>
+              <w:rPr>
+                <w:sz w:val="22"/>
+                <w:szCs w:val="22"/>
+              </w:rPr>
+            </w:r>
+            <w:r>
+              <w:rPr>
                 <w:sz w:val="22"/>
                 <w:szCs w:val="22"/>
               </w:rPr>
@@ -7154,17 +7048,14 @@
         <w:tc>
           <w:tcPr>
             <w:tcW w:w="3710" w:type="pct"/>
-            <w:vAlign w:val="center"/>
-            <w:shd w:val="clear" w:color="auto" w:fill="FFFF00"/>
+            <w:shd w:val="clear" w:color="auto" w:fill="auto"/>
+            <w:vAlign w:val="center"/>
           </w:tcPr>
           <w:p>
             <w:pPr>
               <w:jc w:val="both"/>
             </w:pPr>
             <w:r>
-              <w:rPr>
-                <w:b/>
-              </w:rPr>
               <w:t>Comprehensive Final Exam: Ch. 1–9, 11, 12 &amp; 13 (final-exam week)   (IN PERSON — bring laptop &amp; student ID)</w:t>
             </w:r>
           </w:p>
@@ -7183,83 +7074,75 @@
       <w:r>
         <w:rPr>
           <w:rFonts w:ascii="Verdana" w:hAnsi="Verdana"/>
-          <w:b/>
-          <w:i/>
-          <w:sz w:val="22"/>
-          <w:szCs w:val="22"/>
-        </w:rPr>
-      </w:r>
-      <w:r>
-        <w:rPr>
-          <w:rFonts w:ascii="Verdana" w:hAnsi="Verdana"/>
-          <w:sz w:val="22"/>
-          <w:szCs w:val="22"/>
-        </w:rPr>
-      </w:r>
-      <w:r>
-        <w:rPr>
-          <w:rFonts w:ascii="Verdana" w:hAnsi="Verdana"/>
-          <w:b/>
-          <w:color w:val="0070C0"/>
-          <w:sz w:val="22"/>
-          <w:szCs w:val="22"/>
-          <w:u w:val="single"/>
-        </w:rPr>
-      </w:r>
-      <w:r>
-        <w:rPr>
-          <w:rFonts w:ascii="Verdana" w:hAnsi="Verdana"/>
-          <w:color w:val="44546A" w:themeColor="text2"/>
-          <w:sz w:val="22"/>
-          <w:szCs w:val="22"/>
-        </w:rPr>
-      </w:r>
-      <w:r>
-        <w:rPr>
-          <w:rFonts w:ascii="Verdana" w:hAnsi="Verdana"/>
-          <w:sz w:val="22"/>
-          <w:szCs w:val="22"/>
-        </w:rPr>
-      </w:r>
-      <w:r>
-        <w:rPr>
-          <w:rFonts w:ascii="Verdana" w:hAnsi="Verdana"/>
-          <w:sz w:val="22"/>
-          <w:szCs w:val="22"/>
-        </w:rPr>
-      </w:r>
-      <w:r>
-        <w:rPr>
-          <w:rFonts w:ascii="Verdana" w:hAnsi="Verdana"/>
-          <w:sz w:val="22"/>
-          <w:szCs w:val="22"/>
-        </w:rPr>
-      </w:r>
-      <w:r>
-        <w:rPr>
-          <w:rFonts w:ascii="Verdana" w:hAnsi="Verdana"/>
-          <w:b/>
-          <w:color w:val="FF0000"/>
-          <w:sz w:val="22"/>
-          <w:szCs w:val="22"/>
-          <w:u w:val="single"/>
-        </w:rPr>
-      </w:r>
-      <w:r>
-        <w:rPr>
-          <w:rFonts w:ascii="Verdana" w:hAnsi="Verdana"/>
-          <w:sz w:val="22"/>
-          <w:szCs w:val="22"/>
-        </w:rPr>
-      </w:r>
-      <w:r>
-        <w:rPr>
-          <w:rFonts w:ascii="Verdana" w:hAnsi="Verdana"/>
-          <w:b/>
-          <w:color w:val="FF0000"/>
-          <w:sz w:val="22"/>
-          <w:szCs w:val="22"/>
-          <w:u w:val="single"/>
+          <w:sz w:val="22"/>
+          <w:szCs w:val="22"/>
+        </w:rPr>
+      </w:r>
+      <w:r>
+        <w:rPr>
+          <w:rFonts w:ascii="Verdana" w:hAnsi="Verdana"/>
+          <w:sz w:val="22"/>
+          <w:szCs w:val="22"/>
+        </w:rPr>
+      </w:r>
+      <w:r>
+        <w:rPr>
+          <w:rFonts w:ascii="Verdana" w:hAnsi="Verdana"/>
+          <w:color w:val="000000"/>
+          <w:sz w:val="22"/>
+          <w:szCs w:val="22"/>
+        </w:rPr>
+      </w:r>
+      <w:r>
+        <w:rPr>
+          <w:rFonts w:ascii="Verdana" w:hAnsi="Verdana"/>
+          <w:color w:val="000000"/>
+          <w:sz w:val="22"/>
+          <w:szCs w:val="22"/>
+        </w:rPr>
+      </w:r>
+      <w:r>
+        <w:rPr>
+          <w:rFonts w:ascii="Verdana" w:hAnsi="Verdana"/>
+          <w:sz w:val="22"/>
+          <w:szCs w:val="22"/>
+        </w:rPr>
+      </w:r>
+      <w:r>
+        <w:rPr>
+          <w:rFonts w:ascii="Verdana" w:hAnsi="Verdana"/>
+          <w:sz w:val="22"/>
+          <w:szCs w:val="22"/>
+        </w:rPr>
+      </w:r>
+      <w:r>
+        <w:rPr>
+          <w:rFonts w:ascii="Verdana" w:hAnsi="Verdana"/>
+          <w:sz w:val="22"/>
+          <w:szCs w:val="22"/>
+        </w:rPr>
+      </w:r>
+      <w:r>
+        <w:rPr>
+          <w:rFonts w:ascii="Verdana" w:hAnsi="Verdana"/>
+          <w:color w:val="000000"/>
+          <w:sz w:val="22"/>
+          <w:szCs w:val="22"/>
+        </w:rPr>
+      </w:r>
+      <w:r>
+        <w:rPr>
+          <w:rFonts w:ascii="Verdana" w:hAnsi="Verdana"/>
+          <w:sz w:val="22"/>
+          <w:szCs w:val="22"/>
+        </w:rPr>
+      </w:r>
+      <w:r>
+        <w:rPr>
+          <w:rFonts w:ascii="Verdana" w:hAnsi="Verdana"/>
+          <w:color w:val="000000"/>
+          <w:sz w:val="22"/>
+          <w:szCs w:val="22"/>
         </w:rPr>
       </w:r>
       <w:r>
@@ -7272,1091 +7155,321 @@
     </w:p>
     <w:p>
       <w:pPr>
-        <w:rPr>
-          <w:rFonts w:ascii="Verdana" w:hAnsi="Verdana"/>
-          <w:sz w:val="22"/>
-          <w:szCs w:val="22"/>
+        <w:pStyle w:val="Heading11"/>
+        <w:spacing w:after="240" w:line="360" w:lineRule="auto"/>
+        <w:rPr>
+          <w:bCs/>
+          <w:sz w:val="28"/>
+          <w:szCs w:val="28"/>
+          <w:u w:val="single"/>
         </w:rPr>
       </w:pPr>
       <w:r>
         <w:rPr>
-          <w:rFonts w:ascii="Verdana" w:hAnsi="Verdana"/>
-          <w:b/>
-          <w:i/>
-          <w:sz w:val="22"/>
-          <w:szCs w:val="22"/>
-        </w:rPr>
-        <w:t>Important Notes</w:t>
-      </w:r>
-      <w:r>
-        <w:rPr>
-          <w:rFonts w:ascii="Verdana" w:hAnsi="Verdana"/>
-          <w:sz w:val="22"/>
-          <w:szCs w:val="22"/>
-        </w:rPr>
-      </w:r>
-      <w:r>
-        <w:rPr>
-          <w:rFonts w:ascii="Verdana" w:hAnsi="Verdana"/>
-          <w:b/>
-          <w:color w:val="0070C0"/>
-          <w:sz w:val="22"/>
-          <w:szCs w:val="22"/>
+          <w:bCs/>
+          <w:sz w:val="28"/>
+          <w:szCs w:val="28"/>
           <w:u w:val="single"/>
         </w:rPr>
-      </w:r>
-      <w:r>
-        <w:rPr>
-          <w:rFonts w:ascii="Verdana" w:hAnsi="Verdana"/>
-          <w:color w:val="44546A" w:themeColor="text2"/>
-          <w:sz w:val="22"/>
-          <w:szCs w:val="22"/>
-        </w:rPr>
-      </w:r>
-      <w:r>
-        <w:rPr>
-          <w:rFonts w:ascii="Verdana" w:hAnsi="Verdana"/>
-          <w:sz w:val="22"/>
-          <w:szCs w:val="22"/>
-        </w:rPr>
-      </w:r>
-      <w:r>
-        <w:rPr>
-          <w:rFonts w:ascii="Verdana" w:hAnsi="Verdana"/>
-          <w:sz w:val="22"/>
-          <w:szCs w:val="22"/>
-        </w:rPr>
-      </w:r>
-      <w:r>
-        <w:rPr>
-          <w:rFonts w:ascii="Verdana" w:hAnsi="Verdana"/>
-          <w:sz w:val="22"/>
-          <w:szCs w:val="22"/>
-        </w:rPr>
-      </w:r>
-      <w:r>
-        <w:rPr>
-          <w:rFonts w:ascii="Verdana" w:hAnsi="Verdana"/>
-          <w:b/>
-          <w:color w:val="FF0000"/>
-          <w:sz w:val="22"/>
-          <w:szCs w:val="22"/>
+        <w:lastRenderedPageBreak/>
+        <w:t>Important Note</w:t>
+      </w:r>
+      <w:r>
+        <w:rPr>
+          <w:bCs/>
+          <w:sz w:val="28"/>
+          <w:szCs w:val="28"/>
           <w:u w:val="single"/>
         </w:rPr>
-      </w:r>
-      <w:r>
-        <w:rPr>
-          <w:rFonts w:ascii="Verdana" w:hAnsi="Verdana"/>
-          <w:sz w:val="22"/>
-          <w:szCs w:val="22"/>
-        </w:rPr>
-      </w:r>
-      <w:r>
-        <w:rPr>
-          <w:rFonts w:ascii="Verdana" w:hAnsi="Verdana"/>
-          <w:b/>
-          <w:color w:val="FF0000"/>
-          <w:sz w:val="22"/>
-          <w:szCs w:val="22"/>
-          <w:u w:val="single"/>
-        </w:rPr>
-      </w:r>
-      <w:r>
-        <w:rPr>
-          <w:rFonts w:ascii="Verdana" w:hAnsi="Verdana"/>
-          <w:sz w:val="22"/>
-          <w:szCs w:val="22"/>
-        </w:rPr>
+        <w:t>s</w:t>
       </w:r>
     </w:p>
     <w:p>
       <w:pPr>
-        <w:rPr>
-          <w:rFonts w:ascii="Verdana" w:hAnsi="Verdana"/>
+        <w:pStyle w:val="ListParagraph"/>
+        <w:spacing w:line="360" w:lineRule="auto"/>
+        <w:ind w:left="432"/>
+        <w:rPr>
+          <w:b/>
+          <w:bCs/>
           <w:sz w:val="22"/>
           <w:szCs w:val="22"/>
         </w:rPr>
       </w:pPr>
       <w:r>
         <w:rPr>
-          <w:rFonts w:ascii="Verdana" w:hAnsi="Verdana"/>
+          <w:sz w:val="22"/>
+          <w:szCs w:val="22"/>
+        </w:rPr>
+        <w:t xml:space="preserve">1.  The Learning Objectives (L.O.s) for “Describe the Accounting Cycle,” presented in Chapters 2 and 3 of the current edition of the textbook, are not included in the Video Lecture PowerPoint (previous edition PPT) for the same chapters. However, </w:t>
+      </w:r>
+      <w:r>
+        <w:rPr>
           <w:b/>
+          <w:bCs/>
           <w:i/>
-          <w:sz w:val="22"/>
-          <w:szCs w:val="22"/>
-        </w:rPr>
-        <w:t>The Learning Objectives (L.O.s) for “Describe the Accounting Cycle,” presented in Chapters 2 and 3 of the current edition of the textbook, are not included in the Video Lecture PowerPoint (previous edition PPT) for the same chapters. However, this topic is thoroughly covered in the video lectures for Chapters 2, 3, and 4 and is summarized in detail in Chapter 4.</w:t>
-      </w:r>
-      <w:r>
-        <w:rPr>
-          <w:rFonts w:ascii="Verdana" w:hAnsi="Verdana"/>
-          <w:sz w:val="22"/>
-          <w:szCs w:val="22"/>
-        </w:rPr>
-      </w:r>
-      <w:r>
-        <w:rPr>
-          <w:rFonts w:ascii="Verdana" w:hAnsi="Verdana"/>
-          <w:b/>
-          <w:color w:val="0070C0"/>
-          <w:sz w:val="22"/>
-          <w:szCs w:val="22"/>
-          <w:u w:val="single"/>
-        </w:rPr>
-      </w:r>
-      <w:r>
-        <w:rPr>
-          <w:rFonts w:ascii="Verdana" w:hAnsi="Verdana"/>
-          <w:color w:val="44546A" w:themeColor="text2"/>
-          <w:sz w:val="22"/>
-          <w:szCs w:val="22"/>
-        </w:rPr>
-      </w:r>
-      <w:r>
-        <w:rPr>
-          <w:rFonts w:ascii="Verdana" w:hAnsi="Verdana"/>
-          <w:sz w:val="22"/>
-          <w:szCs w:val="22"/>
-        </w:rPr>
-      </w:r>
-      <w:r>
-        <w:rPr>
-          <w:rFonts w:ascii="Verdana" w:hAnsi="Verdana"/>
-          <w:sz w:val="22"/>
-          <w:szCs w:val="22"/>
-        </w:rPr>
-      </w:r>
-      <w:r>
-        <w:rPr>
-          <w:rFonts w:ascii="Verdana" w:hAnsi="Verdana"/>
-          <w:sz w:val="22"/>
-          <w:szCs w:val="22"/>
-        </w:rPr>
-      </w:r>
-      <w:r>
-        <w:rPr>
-          <w:rFonts w:ascii="Verdana" w:hAnsi="Verdana"/>
-          <w:b/>
-          <w:color w:val="FF0000"/>
-          <w:sz w:val="22"/>
-          <w:szCs w:val="22"/>
-          <w:u w:val="single"/>
-        </w:rPr>
-      </w:r>
-      <w:r>
-        <w:rPr>
-          <w:rFonts w:ascii="Verdana" w:hAnsi="Verdana"/>
-          <w:sz w:val="22"/>
-          <w:szCs w:val="22"/>
-        </w:rPr>
-      </w:r>
-      <w:r>
-        <w:rPr>
-          <w:rFonts w:ascii="Verdana" w:hAnsi="Verdana"/>
-          <w:b/>
-          <w:color w:val="FF0000"/>
-          <w:sz w:val="22"/>
-          <w:szCs w:val="22"/>
-          <w:u w:val="single"/>
-        </w:rPr>
-      </w:r>
-      <w:r>
-        <w:rPr>
-          <w:rFonts w:ascii="Verdana" w:hAnsi="Verdana"/>
-          <w:sz w:val="22"/>
-          <w:szCs w:val="22"/>
-        </w:rPr>
+          <w:iCs/>
+          <w:sz w:val="22"/>
+          <w:szCs w:val="22"/>
+        </w:rPr>
+        <w:t>this topic is thoroughly covered in the video lectures for Chapters 2, 3, and 4 and is summarized in detail in Chapter 4.</w:t>
       </w:r>
     </w:p>
     <w:p>
       <w:pPr>
-        <w:rPr>
-          <w:rFonts w:ascii="Verdana" w:hAnsi="Verdana"/>
+        <w:pStyle w:val="ListParagraph"/>
+        <w:spacing w:line="360" w:lineRule="auto"/>
+        <w:ind w:left="432"/>
+        <w:rPr>
           <w:sz w:val="22"/>
           <w:szCs w:val="22"/>
         </w:rPr>
       </w:pPr>
       <w:r>
         <w:rPr>
-          <w:rFonts w:ascii="Verdana" w:hAnsi="Verdana"/>
-          <w:b/>
-          <w:i/>
-          <w:sz w:val="22"/>
-          <w:szCs w:val="22"/>
-        </w:rPr>
-        <w:t>In the Video Lecture PowerPoint (previous edition PPT), Chapter 3’s Learning Objective 3 (L.O.3) — “Explain the purpose of and journalize and post adjusting entries” — is not divided as it is in the current edition. The current edition separates this into:</w:t>
-      </w:r>
-      <w:r>
-        <w:rPr>
-          <w:rFonts w:ascii="Verdana" w:hAnsi="Verdana"/>
-          <w:sz w:val="22"/>
-          <w:szCs w:val="22"/>
-        </w:rPr>
-      </w:r>
-      <w:r>
-        <w:rPr>
-          <w:rFonts w:ascii="Verdana" w:hAnsi="Verdana"/>
-          <w:b/>
-          <w:color w:val="0070C0"/>
-          <w:sz w:val="22"/>
-          <w:szCs w:val="22"/>
-          <w:u w:val="single"/>
-        </w:rPr>
-      </w:r>
-      <w:r>
-        <w:rPr>
-          <w:rFonts w:ascii="Verdana" w:hAnsi="Verdana"/>
-          <w:color w:val="44546A" w:themeColor="text2"/>
-          <w:sz w:val="22"/>
-          <w:szCs w:val="22"/>
-        </w:rPr>
-      </w:r>
-      <w:r>
-        <w:rPr>
-          <w:rFonts w:ascii="Verdana" w:hAnsi="Verdana"/>
-          <w:sz w:val="22"/>
-          <w:szCs w:val="22"/>
-        </w:rPr>
-      </w:r>
-      <w:r>
-        <w:rPr>
-          <w:rFonts w:ascii="Verdana" w:hAnsi="Verdana"/>
-          <w:sz w:val="22"/>
-          <w:szCs w:val="22"/>
-        </w:rPr>
-      </w:r>
-      <w:r>
-        <w:rPr>
-          <w:rFonts w:ascii="Verdana" w:hAnsi="Verdana"/>
-          <w:sz w:val="22"/>
-          <w:szCs w:val="22"/>
-        </w:rPr>
-      </w:r>
-      <w:r>
-        <w:rPr>
-          <w:rFonts w:ascii="Verdana" w:hAnsi="Verdana"/>
-          <w:b/>
-          <w:color w:val="FF0000"/>
-          <w:sz w:val="22"/>
-          <w:szCs w:val="22"/>
-          <w:u w:val="single"/>
-        </w:rPr>
-      </w:r>
-      <w:r>
-        <w:rPr>
-          <w:rFonts w:ascii="Verdana" w:hAnsi="Verdana"/>
-          <w:sz w:val="22"/>
-          <w:szCs w:val="22"/>
-        </w:rPr>
-      </w:r>
-      <w:r>
-        <w:rPr>
-          <w:rFonts w:ascii="Verdana" w:hAnsi="Verdana"/>
-          <w:b/>
-          <w:color w:val="FF0000"/>
-          <w:sz w:val="22"/>
-          <w:szCs w:val="22"/>
-          <w:u w:val="single"/>
-        </w:rPr>
-      </w:r>
-      <w:r>
-        <w:rPr>
-          <w:rFonts w:ascii="Verdana" w:hAnsi="Verdana"/>
-          <w:sz w:val="22"/>
-          <w:szCs w:val="22"/>
-        </w:rPr>
+          <w:sz w:val="22"/>
+          <w:szCs w:val="22"/>
+        </w:rPr>
+        <w:t xml:space="preserve">2.  In the </w:t>
+      </w:r>
+      <w:r>
+        <w:rPr>
+          <w:sz w:val="22"/>
+          <w:szCs w:val="22"/>
+        </w:rPr>
+        <w:t>Video Lecture PowerPoint (previous edition PPT)</w:t>
+      </w:r>
+      <w:r>
+        <w:rPr>
+          <w:sz w:val="22"/>
+          <w:szCs w:val="22"/>
+        </w:rPr>
+        <w:t>, Chapter 3’s Learning Objective 3 (L.O.3) — “Explain the purpose of and journalize and post adjusting entries” — is not divided as it is in the current edition. The current edition separates this into:</w:t>
       </w:r>
     </w:p>
     <w:p>
       <w:pPr>
-        <w:rPr>
-          <w:rFonts w:ascii="Verdana" w:hAnsi="Verdana"/>
+        <w:pStyle w:val="ListParagraph"/>
+        <w:spacing w:line="360" w:lineRule="auto"/>
+        <w:ind w:left="864"/>
+        <w:rPr>
           <w:sz w:val="22"/>
           <w:szCs w:val="22"/>
         </w:rPr>
       </w:pPr>
       <w:r>
         <w:rPr>
-          <w:rFonts w:ascii="Verdana" w:hAnsi="Verdana"/>
-          <w:b/>
-          <w:i/>
-          <w:sz w:val="22"/>
-          <w:szCs w:val="22"/>
-        </w:rPr>
-        <w:t>L.O.3: “Explain the purpose of and journalize and post adjusting entries for deferrals,” and</w:t>
-      </w:r>
-      <w:r>
-        <w:rPr>
-          <w:rFonts w:ascii="Verdana" w:hAnsi="Verdana"/>
-          <w:sz w:val="22"/>
-          <w:szCs w:val="22"/>
-        </w:rPr>
-      </w:r>
-      <w:r>
-        <w:rPr>
-          <w:rFonts w:ascii="Verdana" w:hAnsi="Verdana"/>
-          <w:b/>
-          <w:color w:val="0070C0"/>
-          <w:sz w:val="22"/>
-          <w:szCs w:val="22"/>
-          <w:u w:val="single"/>
-        </w:rPr>
-      </w:r>
-      <w:r>
-        <w:rPr>
-          <w:rFonts w:ascii="Verdana" w:hAnsi="Verdana"/>
-          <w:color w:val="44546A" w:themeColor="text2"/>
-          <w:sz w:val="22"/>
-          <w:szCs w:val="22"/>
-        </w:rPr>
-      </w:r>
-      <w:r>
-        <w:rPr>
-          <w:rFonts w:ascii="Verdana" w:hAnsi="Verdana"/>
-          <w:sz w:val="22"/>
-          <w:szCs w:val="22"/>
-        </w:rPr>
-      </w:r>
-      <w:r>
-        <w:rPr>
-          <w:rFonts w:ascii="Verdana" w:hAnsi="Verdana"/>
-          <w:sz w:val="22"/>
-          <w:szCs w:val="22"/>
-        </w:rPr>
-      </w:r>
-      <w:r>
-        <w:rPr>
-          <w:rFonts w:ascii="Verdana" w:hAnsi="Verdana"/>
-          <w:sz w:val="22"/>
-          <w:szCs w:val="22"/>
-        </w:rPr>
-      </w:r>
-      <w:r>
-        <w:rPr>
-          <w:rFonts w:ascii="Verdana" w:hAnsi="Verdana"/>
-          <w:b/>
-          <w:color w:val="FF0000"/>
-          <w:sz w:val="22"/>
-          <w:szCs w:val="22"/>
-          <w:u w:val="single"/>
-        </w:rPr>
-      </w:r>
-      <w:r>
-        <w:rPr>
-          <w:rFonts w:ascii="Verdana" w:hAnsi="Verdana"/>
-          <w:sz w:val="22"/>
-          <w:szCs w:val="22"/>
-        </w:rPr>
-      </w:r>
-      <w:r>
-        <w:rPr>
-          <w:rFonts w:ascii="Verdana" w:hAnsi="Verdana"/>
-          <w:b/>
-          <w:color w:val="FF0000"/>
-          <w:sz w:val="22"/>
-          <w:szCs w:val="22"/>
-          <w:u w:val="single"/>
-        </w:rPr>
-      </w:r>
-      <w:r>
-        <w:rPr>
-          <w:rFonts w:ascii="Verdana" w:hAnsi="Verdana"/>
-          <w:sz w:val="22"/>
-          <w:szCs w:val="22"/>
-        </w:rPr>
+          <w:sz w:val="22"/>
+          <w:szCs w:val="22"/>
+        </w:rPr>
+        <w:t xml:space="preserve">–  L.O.3: “Explain the purpose of and journalize and post adjusting entries for deferrals,” </w:t>
+      </w:r>
+      <w:r>
+        <w:rPr>
+          <w:rFonts w:eastAsiaTheme="minorEastAsia" w:hint="eastAsia"/>
+          <w:sz w:val="22"/>
+          <w:szCs w:val="22"/>
+          <w:lang w:eastAsia="ko-KR"/>
+        </w:rPr>
+        <w:t>and</w:t>
       </w:r>
     </w:p>
     <w:p>
       <w:pPr>
-        <w:rPr>
-          <w:rFonts w:ascii="Verdana" w:hAnsi="Verdana"/>
+        <w:pStyle w:val="ListParagraph"/>
+        <w:spacing w:line="360" w:lineRule="auto"/>
+        <w:ind w:left="864"/>
+        <w:rPr>
           <w:sz w:val="22"/>
           <w:szCs w:val="22"/>
         </w:rPr>
       </w:pPr>
       <w:r>
         <w:rPr>
-          <w:rFonts w:ascii="Verdana" w:hAnsi="Verdana"/>
-          <w:b/>
-          <w:i/>
-          <w:sz w:val="22"/>
-          <w:szCs w:val="22"/>
-        </w:rPr>
-        <w:t>L.O.4: “Explain the purpose of and journalize and post adjusting entries for accruals.”</w:t>
-      </w:r>
-      <w:r>
-        <w:rPr>
-          <w:rFonts w:ascii="Verdana" w:hAnsi="Verdana"/>
-          <w:sz w:val="22"/>
-          <w:szCs w:val="22"/>
-        </w:rPr>
-      </w:r>
-      <w:r>
-        <w:rPr>
-          <w:rFonts w:ascii="Verdana" w:hAnsi="Verdana"/>
-          <w:b/>
-          <w:color w:val="0070C0"/>
-          <w:sz w:val="22"/>
-          <w:szCs w:val="22"/>
-          <w:u w:val="single"/>
-        </w:rPr>
-      </w:r>
-      <w:r>
-        <w:rPr>
-          <w:rFonts w:ascii="Verdana" w:hAnsi="Verdana"/>
-          <w:color w:val="44546A" w:themeColor="text2"/>
-          <w:sz w:val="22"/>
-          <w:szCs w:val="22"/>
-        </w:rPr>
-      </w:r>
-      <w:r>
-        <w:rPr>
-          <w:rFonts w:ascii="Verdana" w:hAnsi="Verdana"/>
-          <w:sz w:val="22"/>
-          <w:szCs w:val="22"/>
-        </w:rPr>
-      </w:r>
-      <w:r>
-        <w:rPr>
-          <w:rFonts w:ascii="Verdana" w:hAnsi="Verdana"/>
-          <w:sz w:val="22"/>
-          <w:szCs w:val="22"/>
-        </w:rPr>
-      </w:r>
-      <w:r>
-        <w:rPr>
-          <w:rFonts w:ascii="Verdana" w:hAnsi="Verdana"/>
-          <w:sz w:val="22"/>
-          <w:szCs w:val="22"/>
-        </w:rPr>
-      </w:r>
-      <w:r>
-        <w:rPr>
-          <w:rFonts w:ascii="Verdana" w:hAnsi="Verdana"/>
-          <w:b/>
-          <w:color w:val="FF0000"/>
-          <w:sz w:val="22"/>
-          <w:szCs w:val="22"/>
-          <w:u w:val="single"/>
-        </w:rPr>
-      </w:r>
-      <w:r>
-        <w:rPr>
-          <w:rFonts w:ascii="Verdana" w:hAnsi="Verdana"/>
-          <w:sz w:val="22"/>
-          <w:szCs w:val="22"/>
-        </w:rPr>
-      </w:r>
-      <w:r>
-        <w:rPr>
-          <w:rFonts w:ascii="Verdana" w:hAnsi="Verdana"/>
-          <w:b/>
-          <w:color w:val="FF0000"/>
-          <w:sz w:val="22"/>
-          <w:szCs w:val="22"/>
-          <w:u w:val="single"/>
-        </w:rPr>
-      </w:r>
-      <w:r>
-        <w:rPr>
-          <w:rFonts w:ascii="Verdana" w:hAnsi="Verdana"/>
-          <w:sz w:val="22"/>
-          <w:szCs w:val="22"/>
-        </w:rPr>
+          <w:sz w:val="22"/>
+          <w:szCs w:val="22"/>
+        </w:rPr>
+        <w:t>–  L.O.4: “Explain the purpose of and journalize and post adjusting entries for accruals.”</w:t>
       </w:r>
     </w:p>
     <w:p>
       <w:pPr>
-        <w:rPr>
-          <w:rFonts w:ascii="Verdana" w:hAnsi="Verdana"/>
+        <w:pStyle w:val="ListParagraph"/>
+        <w:spacing w:line="360" w:lineRule="auto"/>
+        <w:ind w:left="432"/>
+        <w:rPr>
+          <w:b/>
+          <w:bCs/>
+          <w:i/>
+          <w:iCs/>
           <w:sz w:val="22"/>
           <w:szCs w:val="22"/>
         </w:rPr>
       </w:pPr>
       <w:r>
         <w:rPr>
-          <w:rFonts w:ascii="Verdana" w:hAnsi="Verdana"/>
           <w:b/>
+          <w:bCs/>
           <w:i/>
+          <w:iCs/>
           <w:sz w:val="22"/>
           <w:szCs w:val="22"/>
         </w:rPr>
         <w:t>While this distinction is not present in the previous edition, the content remains consistent and is fully addressed in the corresponding video lecture.</w:t>
-      </w:r>
-      <w:r>
-        <w:rPr>
-          <w:rFonts w:ascii="Verdana" w:hAnsi="Verdana"/>
-          <w:sz w:val="22"/>
-          <w:szCs w:val="22"/>
-        </w:rPr>
-      </w:r>
-      <w:r>
-        <w:rPr>
-          <w:rFonts w:ascii="Verdana" w:hAnsi="Verdana"/>
-          <w:b/>
-          <w:color w:val="0070C0"/>
-          <w:sz w:val="22"/>
-          <w:szCs w:val="22"/>
-          <w:u w:val="single"/>
-        </w:rPr>
-      </w:r>
-      <w:r>
-        <w:rPr>
-          <w:rFonts w:ascii="Verdana" w:hAnsi="Verdana"/>
-          <w:color w:val="44546A" w:themeColor="text2"/>
-          <w:sz w:val="22"/>
-          <w:szCs w:val="22"/>
-        </w:rPr>
-      </w:r>
-      <w:r>
-        <w:rPr>
-          <w:rFonts w:ascii="Verdana" w:hAnsi="Verdana"/>
-          <w:sz w:val="22"/>
-          <w:szCs w:val="22"/>
-        </w:rPr>
-      </w:r>
-      <w:r>
-        <w:rPr>
-          <w:rFonts w:ascii="Verdana" w:hAnsi="Verdana"/>
-          <w:sz w:val="22"/>
-          <w:szCs w:val="22"/>
-        </w:rPr>
-      </w:r>
-      <w:r>
-        <w:rPr>
-          <w:rFonts w:ascii="Verdana" w:hAnsi="Verdana"/>
-          <w:sz w:val="22"/>
-          <w:szCs w:val="22"/>
-        </w:rPr>
-      </w:r>
-      <w:r>
-        <w:rPr>
-          <w:rFonts w:ascii="Verdana" w:hAnsi="Verdana"/>
-          <w:b/>
-          <w:color w:val="FF0000"/>
-          <w:sz w:val="22"/>
-          <w:szCs w:val="22"/>
-          <w:u w:val="single"/>
-        </w:rPr>
-      </w:r>
-      <w:r>
-        <w:rPr>
-          <w:rFonts w:ascii="Verdana" w:hAnsi="Verdana"/>
-          <w:sz w:val="22"/>
-          <w:szCs w:val="22"/>
-        </w:rPr>
-      </w:r>
-      <w:r>
-        <w:rPr>
-          <w:rFonts w:ascii="Verdana" w:hAnsi="Verdana"/>
-          <w:b/>
-          <w:color w:val="FF0000"/>
-          <w:sz w:val="22"/>
-          <w:szCs w:val="22"/>
-          <w:u w:val="single"/>
-        </w:rPr>
-      </w:r>
-      <w:r>
-        <w:rPr>
-          <w:rFonts w:ascii="Verdana" w:hAnsi="Verdana"/>
-          <w:sz w:val="22"/>
-          <w:szCs w:val="22"/>
-        </w:rPr>
       </w:r>
     </w:p>
     <w:p>
       <w:pPr>
-        <w:rPr>
-          <w:rFonts w:ascii="Verdana" w:hAnsi="Verdana"/>
+        <w:pStyle w:val="ListParagraph"/>
+        <w:spacing w:line="360" w:lineRule="auto"/>
+        <w:ind w:left="432"/>
+        <w:rPr>
           <w:sz w:val="22"/>
           <w:szCs w:val="22"/>
         </w:rPr>
       </w:pPr>
       <w:r>
         <w:rPr>
-          <w:rFonts w:ascii="Verdana" w:hAnsi="Verdana"/>
-          <w:b/>
-          <w:i/>
-          <w:sz w:val="22"/>
-          <w:szCs w:val="22"/>
-        </w:rPr>
-        <w:t>In the Video Lecture PowerPoint (previous edition PPT), Chapter 8’s Learning Objective 3 (L.O.3) — “Apply the allowance method for uncollectibles and estimate bad debts expense based on the percent-of-sales, percent-of-receivables, and aging-of-receivables methods” — is also not divided as in the current edition. The current edition separates this into:</w:t>
-      </w:r>
-      <w:r>
-        <w:rPr>
-          <w:rFonts w:ascii="Verdana" w:hAnsi="Verdana"/>
-          <w:sz w:val="22"/>
-          <w:szCs w:val="22"/>
-        </w:rPr>
-      </w:r>
-      <w:r>
-        <w:rPr>
-          <w:rFonts w:ascii="Verdana" w:hAnsi="Verdana"/>
-          <w:b/>
-          <w:color w:val="0070C0"/>
-          <w:sz w:val="22"/>
-          <w:szCs w:val="22"/>
-          <w:u w:val="single"/>
-        </w:rPr>
-      </w:r>
-      <w:r>
-        <w:rPr>
-          <w:rFonts w:ascii="Verdana" w:hAnsi="Verdana"/>
-          <w:color w:val="44546A" w:themeColor="text2"/>
-          <w:sz w:val="22"/>
-          <w:szCs w:val="22"/>
-        </w:rPr>
-      </w:r>
-      <w:r>
-        <w:rPr>
-          <w:rFonts w:ascii="Verdana" w:hAnsi="Verdana"/>
-          <w:sz w:val="22"/>
-          <w:szCs w:val="22"/>
-        </w:rPr>
-      </w:r>
-      <w:r>
-        <w:rPr>
-          <w:rFonts w:ascii="Verdana" w:hAnsi="Verdana"/>
-          <w:sz w:val="22"/>
-          <w:szCs w:val="22"/>
-        </w:rPr>
-      </w:r>
-      <w:r>
-        <w:rPr>
-          <w:rFonts w:ascii="Verdana" w:hAnsi="Verdana"/>
-          <w:sz w:val="22"/>
-          <w:szCs w:val="22"/>
-        </w:rPr>
-      </w:r>
-      <w:r>
-        <w:rPr>
-          <w:rFonts w:ascii="Verdana" w:hAnsi="Verdana"/>
-          <w:b/>
-          <w:color w:val="FF0000"/>
-          <w:sz w:val="22"/>
-          <w:szCs w:val="22"/>
-          <w:u w:val="single"/>
-        </w:rPr>
-      </w:r>
-      <w:r>
-        <w:rPr>
-          <w:rFonts w:ascii="Verdana" w:hAnsi="Verdana"/>
-          <w:sz w:val="22"/>
-          <w:szCs w:val="22"/>
-        </w:rPr>
-      </w:r>
-      <w:r>
-        <w:rPr>
-          <w:rFonts w:ascii="Verdana" w:hAnsi="Verdana"/>
-          <w:b/>
-          <w:color w:val="FF0000"/>
-          <w:sz w:val="22"/>
-          <w:szCs w:val="22"/>
-          <w:u w:val="single"/>
-        </w:rPr>
-      </w:r>
-      <w:r>
-        <w:rPr>
-          <w:rFonts w:ascii="Verdana" w:hAnsi="Verdana"/>
-          <w:sz w:val="22"/>
-          <w:szCs w:val="22"/>
-        </w:rPr>
+          <w:sz w:val="22"/>
+          <w:szCs w:val="22"/>
+        </w:rPr>
+        <w:t xml:space="preserve">3.  In the </w:t>
+      </w:r>
+      <w:r>
+        <w:rPr>
+          <w:sz w:val="22"/>
+          <w:szCs w:val="22"/>
+        </w:rPr>
+        <w:t>Video Lecture PowerPoint (previous edition PPT)</w:t>
+      </w:r>
+      <w:r>
+        <w:rPr>
+          <w:sz w:val="22"/>
+          <w:szCs w:val="22"/>
+        </w:rPr>
+        <w:t xml:space="preserve">, Chapter 8’s Learning Objective 3 (L.O.3) — “Apply the allowance method for </w:t>
+      </w:r>
+      <w:proofErr w:type="spellStart"/>
+      <w:r>
+        <w:rPr>
+          <w:sz w:val="22"/>
+          <w:szCs w:val="22"/>
+        </w:rPr>
+        <w:t>uncollectibles</w:t>
+      </w:r>
+      <w:proofErr w:type="spellEnd"/>
+      <w:r>
+        <w:rPr>
+          <w:sz w:val="22"/>
+          <w:szCs w:val="22"/>
+        </w:rPr>
+        <w:t xml:space="preserve"> and estimate bad debts expense based on the percent-of-sales, percent-of-receivables, and aging-of-receivables methods” — is also not divided as in the current edition. The current edition separates this into:</w:t>
       </w:r>
     </w:p>
     <w:p>
       <w:pPr>
-        <w:rPr>
-          <w:rFonts w:ascii="Verdana" w:hAnsi="Verdana"/>
+        <w:pStyle w:val="ListParagraph"/>
+        <w:spacing w:line="360" w:lineRule="auto"/>
+        <w:ind w:left="864"/>
+        <w:rPr>
           <w:sz w:val="22"/>
           <w:szCs w:val="22"/>
         </w:rPr>
       </w:pPr>
       <w:r>
         <w:rPr>
-          <w:rFonts w:ascii="Verdana" w:hAnsi="Verdana"/>
-          <w:b/>
-          <w:i/>
-          <w:sz w:val="22"/>
-          <w:szCs w:val="22"/>
-        </w:rPr>
-        <w:t>L.O.3: “Record transactions using the allowance method for uncollectibles,” and</w:t>
-      </w:r>
-      <w:r>
-        <w:rPr>
-          <w:rFonts w:ascii="Verdana" w:hAnsi="Verdana"/>
-          <w:sz w:val="22"/>
-          <w:szCs w:val="22"/>
-        </w:rPr>
-      </w:r>
-      <w:r>
-        <w:rPr>
-          <w:rFonts w:ascii="Verdana" w:hAnsi="Verdana"/>
-          <w:b/>
-          <w:color w:val="0070C0"/>
-          <w:sz w:val="22"/>
-          <w:szCs w:val="22"/>
-          <w:u w:val="single"/>
-        </w:rPr>
-      </w:r>
-      <w:r>
-        <w:rPr>
-          <w:rFonts w:ascii="Verdana" w:hAnsi="Verdana"/>
-          <w:color w:val="44546A" w:themeColor="text2"/>
-          <w:sz w:val="22"/>
-          <w:szCs w:val="22"/>
-        </w:rPr>
-      </w:r>
-      <w:r>
-        <w:rPr>
-          <w:rFonts w:ascii="Verdana" w:hAnsi="Verdana"/>
-          <w:sz w:val="22"/>
-          <w:szCs w:val="22"/>
-        </w:rPr>
-      </w:r>
-      <w:r>
-        <w:rPr>
-          <w:rFonts w:ascii="Verdana" w:hAnsi="Verdana"/>
-          <w:sz w:val="22"/>
-          <w:szCs w:val="22"/>
-        </w:rPr>
-      </w:r>
-      <w:r>
-        <w:rPr>
-          <w:rFonts w:ascii="Verdana" w:hAnsi="Verdana"/>
-          <w:sz w:val="22"/>
-          <w:szCs w:val="22"/>
-        </w:rPr>
-      </w:r>
-      <w:r>
-        <w:rPr>
-          <w:rFonts w:ascii="Verdana" w:hAnsi="Verdana"/>
-          <w:b/>
-          <w:color w:val="FF0000"/>
-          <w:sz w:val="22"/>
-          <w:szCs w:val="22"/>
-          <w:u w:val="single"/>
-        </w:rPr>
-      </w:r>
-      <w:r>
-        <w:rPr>
-          <w:rFonts w:ascii="Verdana" w:hAnsi="Verdana"/>
-          <w:sz w:val="22"/>
-          <w:szCs w:val="22"/>
-        </w:rPr>
-      </w:r>
-      <w:r>
-        <w:rPr>
-          <w:rFonts w:ascii="Verdana" w:hAnsi="Verdana"/>
-          <w:b/>
-          <w:color w:val="FF0000"/>
-          <w:sz w:val="22"/>
-          <w:szCs w:val="22"/>
-          <w:u w:val="single"/>
-        </w:rPr>
-      </w:r>
-      <w:r>
-        <w:rPr>
-          <w:rFonts w:ascii="Verdana" w:hAnsi="Verdana"/>
-          <w:sz w:val="22"/>
-          <w:szCs w:val="22"/>
-        </w:rPr>
+          <w:sz w:val="22"/>
+          <w:szCs w:val="22"/>
+        </w:rPr>
+        <w:t xml:space="preserve">–  L.O.3: “Record transactions using the allowance method for </w:t>
+      </w:r>
+      <w:proofErr w:type="spellStart"/>
+      <w:r>
+        <w:rPr>
+          <w:sz w:val="22"/>
+          <w:szCs w:val="22"/>
+        </w:rPr>
+        <w:t>uncollectibles</w:t>
+      </w:r>
+      <w:proofErr w:type="spellEnd"/>
+      <w:r>
+        <w:rPr>
+          <w:sz w:val="22"/>
+          <w:szCs w:val="22"/>
+        </w:rPr>
+        <w:t xml:space="preserve">,” </w:t>
+      </w:r>
+      <w:r>
+        <w:rPr>
+          <w:rFonts w:eastAsiaTheme="minorEastAsia" w:hint="eastAsia"/>
+          <w:sz w:val="22"/>
+          <w:szCs w:val="22"/>
+          <w:lang w:eastAsia="ko-KR"/>
+        </w:rPr>
+        <w:t>and</w:t>
       </w:r>
     </w:p>
     <w:p>
       <w:pPr>
-        <w:rPr>
-          <w:rFonts w:ascii="Verdana" w:hAnsi="Verdana"/>
+        <w:pStyle w:val="ListParagraph"/>
+        <w:spacing w:line="360" w:lineRule="auto"/>
+        <w:ind w:left="864"/>
+        <w:rPr>
           <w:sz w:val="22"/>
           <w:szCs w:val="22"/>
         </w:rPr>
       </w:pPr>
       <w:r>
         <w:rPr>
-          <w:rFonts w:ascii="Verdana" w:hAnsi="Verdana"/>
-          <w:b/>
-          <w:i/>
-          <w:sz w:val="22"/>
-          <w:szCs w:val="22"/>
-        </w:rPr>
-        <w:t>L.O.4: “Estimate bad debts expense based on the percent-of-sales, percent-of-receivables, and aging-of-receivables methods.”</w:t>
-      </w:r>
-      <w:r>
-        <w:rPr>
-          <w:rFonts w:ascii="Verdana" w:hAnsi="Verdana"/>
-          <w:sz w:val="22"/>
-          <w:szCs w:val="22"/>
-        </w:rPr>
-      </w:r>
-      <w:r>
-        <w:rPr>
-          <w:rFonts w:ascii="Verdana" w:hAnsi="Verdana"/>
-          <w:b/>
-          <w:color w:val="0070C0"/>
-          <w:sz w:val="22"/>
-          <w:szCs w:val="22"/>
-          <w:u w:val="single"/>
-        </w:rPr>
-      </w:r>
-      <w:r>
-        <w:rPr>
-          <w:rFonts w:ascii="Verdana" w:hAnsi="Verdana"/>
-          <w:color w:val="44546A" w:themeColor="text2"/>
-          <w:sz w:val="22"/>
-          <w:szCs w:val="22"/>
-        </w:rPr>
-      </w:r>
-      <w:r>
-        <w:rPr>
-          <w:rFonts w:ascii="Verdana" w:hAnsi="Verdana"/>
-          <w:sz w:val="22"/>
-          <w:szCs w:val="22"/>
-        </w:rPr>
-      </w:r>
-      <w:r>
-        <w:rPr>
-          <w:rFonts w:ascii="Verdana" w:hAnsi="Verdana"/>
-          <w:sz w:val="22"/>
-          <w:szCs w:val="22"/>
-        </w:rPr>
-      </w:r>
-      <w:r>
-        <w:rPr>
-          <w:rFonts w:ascii="Verdana" w:hAnsi="Verdana"/>
-          <w:sz w:val="22"/>
-          <w:szCs w:val="22"/>
-        </w:rPr>
-      </w:r>
-      <w:r>
-        <w:rPr>
-          <w:rFonts w:ascii="Verdana" w:hAnsi="Verdana"/>
-          <w:b/>
-          <w:color w:val="FF0000"/>
-          <w:sz w:val="22"/>
-          <w:szCs w:val="22"/>
-          <w:u w:val="single"/>
-        </w:rPr>
-      </w:r>
-      <w:r>
-        <w:rPr>
-          <w:rFonts w:ascii="Verdana" w:hAnsi="Verdana"/>
-          <w:sz w:val="22"/>
-          <w:szCs w:val="22"/>
-        </w:rPr>
-      </w:r>
-      <w:r>
-        <w:rPr>
-          <w:rFonts w:ascii="Verdana" w:hAnsi="Verdana"/>
-          <w:b/>
-          <w:color w:val="FF0000"/>
-          <w:sz w:val="22"/>
-          <w:szCs w:val="22"/>
-          <w:u w:val="single"/>
-        </w:rPr>
-      </w:r>
-      <w:r>
-        <w:rPr>
-          <w:rFonts w:ascii="Verdana" w:hAnsi="Verdana"/>
-          <w:sz w:val="22"/>
-          <w:szCs w:val="22"/>
-        </w:rPr>
+          <w:sz w:val="22"/>
+          <w:szCs w:val="22"/>
+        </w:rPr>
+        <w:t>–  L.O.4: “Estimate bad debts expense based on the percent-of-sales, percent-of-receivables, and aging-of-receivables methods.”</w:t>
       </w:r>
     </w:p>
     <w:p>
       <w:pPr>
-        <w:rPr>
-          <w:rFonts w:ascii="Verdana" w:hAnsi="Verdana"/>
+        <w:pStyle w:val="ListParagraph"/>
+        <w:spacing w:line="360" w:lineRule="auto"/>
+        <w:ind w:left="432"/>
+        <w:rPr>
+          <w:b/>
+          <w:bCs/>
+          <w:i/>
+          <w:iCs/>
           <w:sz w:val="22"/>
           <w:szCs w:val="22"/>
         </w:rPr>
       </w:pPr>
       <w:r>
         <w:rPr>
-          <w:rFonts w:ascii="Verdana" w:hAnsi="Verdana"/>
           <w:b/>
+          <w:bCs/>
           <w:i/>
+          <w:iCs/>
           <w:sz w:val="22"/>
           <w:szCs w:val="22"/>
         </w:rPr>
         <w:t>Again, while the format differs, the full explanation is included in the video lecture.</w:t>
-      </w:r>
-      <w:r>
-        <w:rPr>
-          <w:rFonts w:ascii="Verdana" w:hAnsi="Verdana"/>
-          <w:sz w:val="22"/>
-          <w:szCs w:val="22"/>
-        </w:rPr>
-      </w:r>
-      <w:r>
-        <w:rPr>
-          <w:rFonts w:ascii="Verdana" w:hAnsi="Verdana"/>
-          <w:b/>
-          <w:color w:val="0070C0"/>
-          <w:sz w:val="22"/>
-          <w:szCs w:val="22"/>
-          <w:u w:val="single"/>
-        </w:rPr>
-      </w:r>
-      <w:r>
-        <w:rPr>
-          <w:rFonts w:ascii="Verdana" w:hAnsi="Verdana"/>
-          <w:color w:val="44546A" w:themeColor="text2"/>
-          <w:sz w:val="22"/>
-          <w:szCs w:val="22"/>
-        </w:rPr>
-      </w:r>
-      <w:r>
-        <w:rPr>
-          <w:rFonts w:ascii="Verdana" w:hAnsi="Verdana"/>
-          <w:sz w:val="22"/>
-          <w:szCs w:val="22"/>
-        </w:rPr>
-      </w:r>
-      <w:r>
-        <w:rPr>
-          <w:rFonts w:ascii="Verdana" w:hAnsi="Verdana"/>
-          <w:sz w:val="22"/>
-          <w:szCs w:val="22"/>
-        </w:rPr>
-      </w:r>
-      <w:r>
-        <w:rPr>
-          <w:rFonts w:ascii="Verdana" w:hAnsi="Verdana"/>
-          <w:sz w:val="22"/>
-          <w:szCs w:val="22"/>
-        </w:rPr>
-      </w:r>
-      <w:r>
-        <w:rPr>
-          <w:rFonts w:ascii="Verdana" w:hAnsi="Verdana"/>
-          <w:b/>
-          <w:color w:val="FF0000"/>
-          <w:sz w:val="22"/>
-          <w:szCs w:val="22"/>
-          <w:u w:val="single"/>
-        </w:rPr>
-      </w:r>
-      <w:r>
-        <w:rPr>
-          <w:rFonts w:ascii="Verdana" w:hAnsi="Verdana"/>
-          <w:sz w:val="22"/>
-          <w:szCs w:val="22"/>
-        </w:rPr>
-      </w:r>
-      <w:r>
-        <w:rPr>
-          <w:rFonts w:ascii="Verdana" w:hAnsi="Verdana"/>
-          <w:b/>
-          <w:color w:val="FF0000"/>
-          <w:sz w:val="22"/>
-          <w:szCs w:val="22"/>
-          <w:u w:val="single"/>
-        </w:rPr>
-      </w:r>
-      <w:r>
-        <w:rPr>
-          <w:rFonts w:ascii="Verdana" w:hAnsi="Verdana"/>
-          <w:sz w:val="22"/>
-          <w:szCs w:val="22"/>
-        </w:rPr>
       </w:r>
     </w:p>
     <w:p>
       <w:pPr>
-        <w:rPr>
-          <w:rFonts w:ascii="Verdana" w:hAnsi="Verdana"/>
+        <w:spacing w:line="360" w:lineRule="auto"/>
+        <w:ind w:left="432"/>
+        <w:rPr>
           <w:sz w:val="22"/>
           <w:szCs w:val="22"/>
         </w:rPr>
       </w:pPr>
       <w:r>
         <w:rPr>
-          <w:rFonts w:ascii="Verdana" w:hAnsi="Verdana"/>
           <w:b/>
-          <w:i/>
+          <w:bCs/>
           <w:sz w:val="22"/>
           <w:szCs w:val="22"/>
         </w:rPr>
         <w:t>To reduce confusion this semester, only the current edition PPTs are posted. The previous edition PPTs are not uploaded separately, but the corresponding content can be found in the video lectures. If you would like access to the previous edition PPTs for reference, please contact the instructor.</w:t>
-      </w:r>
-      <w:r>
-        <w:rPr>
-          <w:rFonts w:ascii="Verdana" w:hAnsi="Verdana"/>
-          <w:sz w:val="22"/>
-          <w:szCs w:val="22"/>
-        </w:rPr>
-      </w:r>
-      <w:r>
-        <w:rPr>
-          <w:rFonts w:ascii="Verdana" w:hAnsi="Verdana"/>
-          <w:b/>
-          <w:color w:val="0070C0"/>
-          <w:sz w:val="22"/>
-          <w:szCs w:val="22"/>
-          <w:u w:val="single"/>
-        </w:rPr>
-      </w:r>
-      <w:r>
-        <w:rPr>
-          <w:rFonts w:ascii="Verdana" w:hAnsi="Verdana"/>
-          <w:color w:val="44546A" w:themeColor="text2"/>
-          <w:sz w:val="22"/>
-          <w:szCs w:val="22"/>
-        </w:rPr>
-      </w:r>
-      <w:r>
-        <w:rPr>
-          <w:rFonts w:ascii="Verdana" w:hAnsi="Verdana"/>
-          <w:sz w:val="22"/>
-          <w:szCs w:val="22"/>
-        </w:rPr>
-      </w:r>
-      <w:r>
-        <w:rPr>
-          <w:rFonts w:ascii="Verdana" w:hAnsi="Verdana"/>
-          <w:sz w:val="22"/>
-          <w:szCs w:val="22"/>
-        </w:rPr>
-      </w:r>
-      <w:r>
-        <w:rPr>
-          <w:rFonts w:ascii="Verdana" w:hAnsi="Verdana"/>
-          <w:sz w:val="22"/>
-          <w:szCs w:val="22"/>
-        </w:rPr>
-      </w:r>
-      <w:r>
-        <w:rPr>
-          <w:rFonts w:ascii="Verdana" w:hAnsi="Verdana"/>
-          <w:b/>
-          <w:color w:val="FF0000"/>
-          <w:sz w:val="22"/>
-          <w:szCs w:val="22"/>
-          <w:u w:val="single"/>
-        </w:rPr>
-      </w:r>
-      <w:r>
-        <w:rPr>
-          <w:rFonts w:ascii="Verdana" w:hAnsi="Verdana"/>
-          <w:sz w:val="22"/>
-          <w:szCs w:val="22"/>
-        </w:rPr>
-      </w:r>
-      <w:r>
-        <w:rPr>
-          <w:rFonts w:ascii="Verdana" w:hAnsi="Verdana"/>
-          <w:b/>
-          <w:color w:val="FF0000"/>
-          <w:sz w:val="22"/>
-          <w:szCs w:val="22"/>
-          <w:u w:val="single"/>
-        </w:rPr>
-      </w:r>
-      <w:r>
-        <w:rPr>
-          <w:rFonts w:ascii="Verdana" w:hAnsi="Verdana"/>
-          <w:sz w:val="22"/>
-          <w:szCs w:val="22"/>
-        </w:rPr>
       </w:r>
     </w:p>
     <w:sectPr>

--- a/2026fall/ACCT2101_Fall2026 Course Schedule.docx
+++ b/2026fall/ACCT2101_Fall2026 Course Schedule.docx
@@ -2234,7 +2234,7 @@
           <w:tcPr>
             <w:tcW w:w="840" w:type="dxa"/>
             <w:vAlign w:val="center"/>
-            <w:shd w:val="clear" w:color="auto" w:fill="FFFF00"/>
+            <w:shd w:val="clear" w:color="auto" w:fill="92D050"/>
           </w:tcPr>
           <w:p>
             <w:pPr>
@@ -2266,7 +2266,7 @@
           <w:tcPr>
             <w:tcW w:w="1440" w:type="dxa"/>
             <w:vAlign w:val="center"/>
-            <w:shd w:val="clear" w:color="auto" w:fill="FFFF00"/>
+            <w:shd w:val="clear" w:color="auto" w:fill="92D050"/>
           </w:tcPr>
           <w:p>
             <w:pPr>
@@ -2298,7 +2298,7 @@
             <w:tcW w:w="4840" w:type="dxa"/>
             <w:gridSpan w:val="4"/>
             <w:vAlign w:val="center"/>
-            <w:shd w:val="clear" w:color="auto" w:fill="FFFF00"/>
+            <w:shd w:val="clear" w:color="auto" w:fill="92D050"/>
           </w:tcPr>
           <w:p>
             <w:pPr>
@@ -3276,7 +3276,7 @@
           <w:tcPr>
             <w:tcW w:w="840" w:type="dxa"/>
             <w:vAlign w:val="center"/>
-            <w:shd w:val="clear" w:color="auto" w:fill="FFFF00"/>
+            <w:shd w:val="clear" w:color="auto" w:fill="FFC000"/>
           </w:tcPr>
           <w:p>
             <w:pPr>
@@ -3308,7 +3308,7 @@
           <w:tcPr>
             <w:tcW w:w="1440" w:type="dxa"/>
             <w:vAlign w:val="center"/>
-            <w:shd w:val="clear" w:color="auto" w:fill="FFFF00"/>
+            <w:shd w:val="clear" w:color="auto" w:fill="FFC000"/>
           </w:tcPr>
           <w:p>
             <w:pPr>
@@ -3340,7 +3340,7 @@
             <w:tcW w:w="4840" w:type="dxa"/>
             <w:gridSpan w:val="4"/>
             <w:vAlign w:val="center"/>
-            <w:shd w:val="clear" w:color="auto" w:fill="FFFF00"/>
+            <w:shd w:val="clear" w:color="auto" w:fill="FFC000"/>
           </w:tcPr>
           <w:p>
             <w:pPr>
@@ -4316,7 +4316,7 @@
           <w:tcPr>
             <w:tcW w:w="840" w:type="dxa"/>
             <w:vAlign w:val="center"/>
-            <w:shd w:val="clear" w:color="auto" w:fill="FFFF00"/>
+            <w:shd w:val="clear" w:color="auto" w:fill="00B0F0"/>
           </w:tcPr>
           <w:p>
             <w:pPr>
@@ -4348,7 +4348,7 @@
           <w:tcPr>
             <w:tcW w:w="1440" w:type="dxa"/>
             <w:vAlign w:val="center"/>
-            <w:shd w:val="clear" w:color="auto" w:fill="FFFF00"/>
+            <w:shd w:val="clear" w:color="auto" w:fill="00B0F0"/>
           </w:tcPr>
           <w:p>
             <w:pPr>
@@ -4380,7 +4380,7 @@
             <w:tcW w:w="4840" w:type="dxa"/>
             <w:gridSpan w:val="4"/>
             <w:vAlign w:val="center"/>
-            <w:shd w:val="clear" w:color="auto" w:fill="FFFF00"/>
+            <w:shd w:val="clear" w:color="auto" w:fill="00B0F0"/>
           </w:tcPr>
           <w:p>
             <w:pPr>
@@ -4678,7 +4678,14 @@
               <w:jc w:val="both"/>
             </w:pPr>
             <w:r>
-              <w:t>Course Orientation &amp; Syllabus; Ch. 1 — Accounting and the Business Environment   (IN PERSON)</w:t>
+              <w:t>Course Orientation &amp; Syllabus; Ch. 1 — Accounting and the Business Environment</w:t>
+            </w:r>
+            <w:r>
+              <w:rPr>
+                <w:b/>
+                <w:color w:val="0070C0"/>
+              </w:rPr>
+              <w:t xml:space="preserve">   (IN PERSON)</w:t>
             </w:r>
           </w:p>
         </w:tc>
@@ -4926,6 +4933,13 @@
             <w:r>
               <w:t>Ch. 2 — Recording Business Transactions</w:t>
             </w:r>
+            <w:r>
+              <w:rPr>
+                <w:b/>
+                <w:color w:val="C00000"/>
+              </w:rPr>
+              <w:t xml:space="preserve">   (Ch. 1 Assignment &amp; Quiz#1 due 08/30)</w:t>
+            </w:r>
           </w:p>
         </w:tc>
       </w:tr>
@@ -5110,6 +5124,8 @@
             <w:r>
               <w:rPr>
                 <w:rFonts w:hint="eastAsia"/>
+                <w:b/>
+                <w:color w:val="3333FF"/>
                 <w:sz w:val="22"/>
                 <w:szCs w:val="22"/>
                 <w:lang w:eastAsia="ko-KR"/>
@@ -5134,6 +5150,8 @@
             </w:pPr>
             <w:r>
               <w:rPr>
+                <w:b/>
+                <w:color w:val="3333FF"/>
                 <w:sz w:val="22"/>
                 <w:szCs w:val="22"/>
               </w:rPr>
@@ -5170,6 +5188,10 @@
               <w:jc w:val="both"/>
             </w:pPr>
             <w:r>
+              <w:rPr>
+                <w:b/>
+                <w:color w:val="3333FF"/>
+              </w:rPr>
               <w:t>Tuesday follows a Monday schedule — T/Th classes do not meet</w:t>
             </w:r>
           </w:p>
@@ -5254,6 +5276,13 @@
             <w:r>
               <w:t>Ch. 1 &amp; 2 Review (Ch1-2 Practice Test)</w:t>
             </w:r>
+            <w:r>
+              <w:rPr>
+                <w:b/>
+                <w:color w:val="C00000"/>
+              </w:rPr>
+              <w:t xml:space="preserve">   (Ch. 2 Assignment &amp; Quiz#2 due 09/13)</w:t>
+            </w:r>
           </w:p>
         </w:tc>
       </w:tr>
@@ -5334,7 +5363,14 @@
               <w:jc w:val="both"/>
             </w:pPr>
             <w:r>
-              <w:t>1st Exam: Ch. 1 &amp; 2   (IN PERSON — bring laptop &amp; student ID)</w:t>
+              <w:t>1st Exam: Ch. 1 &amp; 2</w:t>
+            </w:r>
+            <w:r>
+              <w:rPr>
+                <w:b/>
+                <w:color w:val="0070C0"/>
+              </w:rPr>
+              <w:t xml:space="preserve">   (IN PERSON — bring laptop &amp; student ID)</w:t>
             </w:r>
           </w:p>
         </w:tc>
@@ -5582,6 +5618,13 @@
             <w:r>
               <w:t>Ch. 3 — The Adjusting Process</w:t>
             </w:r>
+            <w:r>
+              <w:rPr>
+                <w:b/>
+                <w:color w:val="C00000"/>
+              </w:rPr>
+              <w:t xml:space="preserve">   (Ch. 3 Assignment &amp; Quiz#3 due 09/27)</w:t>
+            </w:r>
           </w:p>
         </w:tc>
       </w:tr>
@@ -5746,6 +5789,13 @@
             <w:r>
               <w:t>Ch. 4 — Completing the Accounting Cycle</w:t>
             </w:r>
+            <w:r>
+              <w:rPr>
+                <w:b/>
+                <w:color w:val="C00000"/>
+              </w:rPr>
+              <w:t xml:space="preserve">   (Ch. 4 Assignment &amp; Quiz#4 due 10/04)</w:t>
+            </w:r>
           </w:p>
         </w:tc>
       </w:tr>
@@ -5908,7 +5958,14 @@
               <w:jc w:val="both"/>
             </w:pPr>
             <w:r>
-              <w:t>2nd Exam: Ch. 3 &amp; 4   (IN PERSON — bring laptop &amp; student ID)</w:t>
+              <w:t>2nd Exam: Ch. 3 &amp; 4</w:t>
+            </w:r>
+            <w:r>
+              <w:rPr>
+                <w:b/>
+                <w:color w:val="0070C0"/>
+              </w:rPr>
+              <w:t xml:space="preserve">   (IN PERSON — bring laptop &amp; student ID)</w:t>
             </w:r>
           </w:p>
         </w:tc>
@@ -6074,6 +6131,13 @@
             <w:r>
               <w:t>Ch. 5 — Merchandising Operations</w:t>
             </w:r>
+            <w:r>
+              <w:rPr>
+                <w:b/>
+                <w:color w:val="C00000"/>
+              </w:rPr>
+              <w:t xml:space="preserve">   (Ch. 5 Assignment &amp; Quiz#5 due 10/18)</w:t>
+            </w:r>
           </w:p>
         </w:tc>
       </w:tr>
@@ -6154,7 +6218,14 @@
               <w:jc w:val="both"/>
             </w:pPr>
             <w:r>
-              <w:t>Ch. 6 — Merchandise Inventory   (10/21 — Last day to withdraw with a “W”)</w:t>
+              <w:t>Ch. 6 — Merchandise Inventory</w:t>
+            </w:r>
+            <w:r>
+              <w:rPr>
+                <w:b/>
+                <w:color w:val="00B050"/>
+              </w:rPr>
+              <w:t xml:space="preserve">   (10/21 — Last day to withdraw with a “W”)</w:t>
             </w:r>
           </w:p>
         </w:tc>
@@ -6238,6 +6309,13 @@
             <w:r>
               <w:t>Ch. 6 — Merchandise Inventory</w:t>
             </w:r>
+            <w:r>
+              <w:rPr>
+                <w:b/>
+                <w:color w:val="C00000"/>
+              </w:rPr>
+              <w:t xml:space="preserve">   (Ch. 6 Assignment &amp; Quiz#6 due 10/25)</w:t>
+            </w:r>
           </w:p>
         </w:tc>
       </w:tr>
@@ -6402,6 +6480,13 @@
             <w:r>
               <w:t>Ch. 8 — Receivables</w:t>
             </w:r>
+            <w:r>
+              <w:rPr>
+                <w:b/>
+                <w:color w:val="C00000"/>
+              </w:rPr>
+              <w:t xml:space="preserve">   (Ch. 7 Assignment &amp; Quiz#7 due 11/01)</w:t>
+            </w:r>
           </w:p>
         </w:tc>
       </w:tr>
@@ -6566,6 +6651,13 @@
             <w:r>
               <w:t>Ch. 5–8 Review</w:t>
             </w:r>
+            <w:r>
+              <w:rPr>
+                <w:b/>
+                <w:color w:val="C00000"/>
+              </w:rPr>
+              <w:t xml:space="preserve">   (Ch. 8 Assignment &amp; Quiz#8 due 11/08)</w:t>
+            </w:r>
           </w:p>
         </w:tc>
       </w:tr>
@@ -6646,7 +6738,14 @@
               <w:jc w:val="both"/>
             </w:pPr>
             <w:r>
-              <w:t>3rd Exam: Ch. 5, 6, 7 &amp; 8   (IN PERSON — bring laptop &amp; student ID)</w:t>
+              <w:t>3rd Exam: Ch. 5, 6, 7 &amp; 8</w:t>
+            </w:r>
+            <w:r>
+              <w:rPr>
+                <w:b/>
+                <w:color w:val="0070C0"/>
+              </w:rPr>
+              <w:t xml:space="preserve">   (IN PERSON — bring laptop &amp; student ID)</w:t>
             </w:r>
           </w:p>
         </w:tc>
@@ -6730,6 +6829,13 @@
             <w:r>
               <w:t>Ch. 9 — Plant Assets, Natural Resources, and Intangibles</w:t>
             </w:r>
+            <w:r>
+              <w:rPr>
+                <w:b/>
+                <w:color w:val="C00000"/>
+              </w:rPr>
+              <w:t xml:space="preserve">   (Ch. 9 Assignment &amp; Quiz#9 due 11/15)</w:t>
+            </w:r>
           </w:p>
         </w:tc>
       </w:tr>
@@ -6894,6 +7000,13 @@
             <w:r>
               <w:t>Ch. 12 — Long-Term Liabilities</w:t>
             </w:r>
+            <w:r>
+              <w:rPr>
+                <w:b/>
+                <w:color w:val="C00000"/>
+              </w:rPr>
+              <w:t xml:space="preserve">   (Ch. 11 Assignment &amp; Quiz#10 due 11/22)</w:t>
+            </w:r>
           </w:p>
         </w:tc>
       </w:tr>
@@ -6976,6 +7089,13 @@
             <w:r>
               <w:t>Ch. 13 — Stockholders' Equity; Comprehensive Course Review</w:t>
             </w:r>
+            <w:r>
+              <w:rPr>
+                <w:b/>
+                <w:color w:val="C00000"/>
+              </w:rPr>
+              <w:t xml:space="preserve">   (Ch. 12 Assignment &amp; Quiz#11 due 11/29; Ch. 13 Assignment &amp; Quiz#12 due 11/29)</w:t>
+            </w:r>
           </w:p>
         </w:tc>
       </w:tr>
@@ -7056,7 +7176,14 @@
               <w:jc w:val="both"/>
             </w:pPr>
             <w:r>
-              <w:t>Comprehensive Final Exam: Ch. 1–9, 11, 12 &amp; 13 (final-exam week)   (IN PERSON — bring laptop &amp; student ID)</w:t>
+              <w:t>Comprehensive Final Exam: Ch. 1–9, 11, 12 &amp; 13 (final-exam week)</w:t>
+            </w:r>
+            <w:r>
+              <w:rPr>
+                <w:b/>
+                <w:color w:val="0070C0"/>
+              </w:rPr>
+              <w:t xml:space="preserve">   (IN PERSON — bring laptop &amp; student ID)</w:t>
             </w:r>
           </w:p>
         </w:tc>
@@ -7188,7 +7315,6 @@
       <w:pPr>
         <w:pStyle w:val="ListParagraph"/>
         <w:spacing w:line="360" w:lineRule="auto"/>
-        <w:ind w:left="432"/>
         <w:rPr>
           <w:b/>
           <w:bCs/>
@@ -7219,7 +7345,6 @@
       <w:pPr>
         <w:pStyle w:val="ListParagraph"/>
         <w:spacing w:line="360" w:lineRule="auto"/>
-        <w:ind w:left="432"/>
         <w:rPr>
           <w:sz w:val="22"/>
           <w:szCs w:val="22"/>
@@ -7251,7 +7376,7 @@
       <w:pPr>
         <w:pStyle w:val="ListParagraph"/>
         <w:spacing w:line="360" w:lineRule="auto"/>
-        <w:ind w:left="864"/>
+        <w:ind w:left="1440"/>
         <w:rPr>
           <w:sz w:val="22"/>
           <w:szCs w:val="22"/>
@@ -7278,7 +7403,7 @@
       <w:pPr>
         <w:pStyle w:val="ListParagraph"/>
         <w:spacing w:line="360" w:lineRule="auto"/>
-        <w:ind w:left="864"/>
+        <w:ind w:left="1440"/>
         <w:rPr>
           <w:sz w:val="22"/>
           <w:szCs w:val="22"/>
@@ -7296,7 +7421,6 @@
       <w:pPr>
         <w:pStyle w:val="ListParagraph"/>
         <w:spacing w:line="360" w:lineRule="auto"/>
-        <w:ind w:left="432"/>
         <w:rPr>
           <w:b/>
           <w:bCs/>
@@ -7322,7 +7446,6 @@
       <w:pPr>
         <w:pStyle w:val="ListParagraph"/>
         <w:spacing w:line="360" w:lineRule="auto"/>
-        <w:ind w:left="432"/>
         <w:rPr>
           <w:sz w:val="22"/>
           <w:szCs w:val="22"/>
@@ -7370,7 +7493,7 @@
       <w:pPr>
         <w:pStyle w:val="ListParagraph"/>
         <w:spacing w:line="360" w:lineRule="auto"/>
-        <w:ind w:left="864"/>
+        <w:ind w:left="1440"/>
         <w:rPr>
           <w:sz w:val="22"/>
           <w:szCs w:val="22"/>
@@ -7413,7 +7536,7 @@
       <w:pPr>
         <w:pStyle w:val="ListParagraph"/>
         <w:spacing w:line="360" w:lineRule="auto"/>
-        <w:ind w:left="864"/>
+        <w:ind w:left="1440"/>
         <w:rPr>
           <w:sz w:val="22"/>
           <w:szCs w:val="22"/>
@@ -7431,7 +7554,6 @@
       <w:pPr>
         <w:pStyle w:val="ListParagraph"/>
         <w:spacing w:line="360" w:lineRule="auto"/>
-        <w:ind w:left="432"/>
         <w:rPr>
           <w:b/>
           <w:bCs/>
@@ -7456,7 +7578,6 @@
     <w:p>
       <w:pPr>
         <w:spacing w:line="360" w:lineRule="auto"/>
-        <w:ind w:left="432"/>
         <w:rPr>
           <w:sz w:val="22"/>
           <w:szCs w:val="22"/>
@@ -8358,6 +8479,29 @@
       <w:szCs w:val="28"/>
     </w:rPr>
   </w:style>
+  <w:style w:type="paragraph" w:customStyle="1" w:styleId="Heading11">
+    <w:name w:val="Heading 11"/>
+    <w:basedOn w:val="Normal"/>
+    <w:pPr>
+      <w:spacing w:before="240" w:after="120"/>
+      <w:outlineLvl w:val="0"/>
+    </w:pPr>
+    <w:rPr>
+      <w:b/>
+      <w:sz w:val="32"/>
+    </w:rPr>
+  </w:style>
+  <w:style w:type="paragraph" w:styleId="ListParagraph">
+    <w:name w:val="List Paragraph"/>
+    <w:basedOn w:val="Normal"/>
+    <w:uiPriority w:val="34"/>
+    <w:qFormat/>
+    <w:rsid w:val="001B4EA4"/>
+    <w:pPr>
+      <w:ind w:left="720"/>
+      <w:contextualSpacing/>
+    </w:pPr>
+  </w:style>
 </w:styles>
 </file>
 
